--- a/docs/Руководство_оператора_стенда_AIM.docx
+++ b/docs/Руководство_оператора_стенда_AIM.docx
@@ -6,13 +6,18 @@
       <w:pPr>
         <w:jc w:val="center"/>
         <w:rPr>
-          <w:lang w:val="ru-RU"/>
-        </w:rPr>
-      </w:pPr>
-      <w:r>
-        <w:rPr>
+          <w:rFonts w:cs="Times New Roman"/>
+          <w:sz w:val="28"/>
+          <w:szCs w:val="28"/>
+          <w:lang w:val="ru-RU"/>
+        </w:rPr>
+      </w:pPr>
+      <w:r>
+        <w:rPr>
+          <w:rFonts w:cs="Times New Roman"/>
           <w:b/>
-          <w:sz w:val="36"/>
+          <w:sz w:val="28"/>
+          <w:szCs w:val="28"/>
           <w:lang w:val="ru-RU"/>
         </w:rPr>
         <w:t>РУКОВОДСТВО ОПЕРАТОРА</w:t>
@@ -22,21 +27,28 @@
       <w:pPr>
         <w:jc w:val="center"/>
         <w:rPr>
-          <w:lang w:val="ru-RU"/>
-        </w:rPr>
-      </w:pPr>
-      <w:r>
-        <w:rPr>
+          <w:rFonts w:cs="Times New Roman"/>
+          <w:sz w:val="28"/>
+          <w:szCs w:val="28"/>
+          <w:lang w:val="ru-RU"/>
+        </w:rPr>
+      </w:pPr>
+      <w:r>
+        <w:rPr>
+          <w:rFonts w:cs="Times New Roman"/>
           <w:b/>
-          <w:sz w:val="32"/>
+          <w:sz w:val="28"/>
+          <w:szCs w:val="28"/>
           <w:lang w:val="ru-RU"/>
         </w:rPr>
         <w:t xml:space="preserve">Стенд тестирования и калибровки модулей </w:t>
       </w:r>
       <w:r>
         <w:rPr>
+          <w:rFonts w:cs="Times New Roman"/>
           <w:b/>
-          <w:sz w:val="32"/>
+          <w:sz w:val="28"/>
+          <w:szCs w:val="28"/>
         </w:rPr>
         <w:t>AIM</w:t>
       </w:r>
@@ -64,29 +76,51 @@
       <w:pPr>
         <w:jc w:val="both"/>
         <w:rPr>
-          <w:lang w:val="ru-RU"/>
-        </w:rPr>
-      </w:pPr>
-      <w:r>
-        <w:rPr>
+          <w:rFonts w:cs="Times New Roman"/>
+          <w:sz w:val="28"/>
+          <w:szCs w:val="28"/>
+          <w:lang w:val="ru-RU"/>
+        </w:rPr>
+      </w:pPr>
+      <w:r>
+        <w:rPr>
+          <w:rFonts w:cs="Times New Roman"/>
+          <w:sz w:val="28"/>
+          <w:szCs w:val="28"/>
           <w:lang w:val="ru-RU"/>
         </w:rPr>
         <w:t xml:space="preserve">Стенд предназначен для автоматизированного тестирования и калибровки модулей аналогового ввода семейства </w:t>
       </w:r>
       <w:r>
+        <w:rPr>
+          <w:rFonts w:cs="Times New Roman"/>
+          <w:sz w:val="28"/>
+          <w:szCs w:val="28"/>
+        </w:rPr>
         <w:t>AIM</w:t>
       </w:r>
       <w:r>
         <w:rPr>
+          <w:rFonts w:cs="Times New Roman"/>
+          <w:sz w:val="28"/>
+          <w:szCs w:val="28"/>
           <w:lang w:val="ru-RU"/>
         </w:rPr>
         <w:t xml:space="preserve">. Программное обеспечение обеспечивает идентификацию установленного модуля, чтение и проверку информации из </w:t>
       </w:r>
       <w:r>
+        <w:rPr>
+          <w:rFonts w:cs="Times New Roman"/>
+          <w:sz w:val="28"/>
+          <w:szCs w:val="28"/>
+        </w:rPr>
         <w:t>EEPROM</w:t>
       </w:r>
       <w:r>
         <w:rPr>
+          <w:rFonts w:cs="Times New Roman"/>
+          <w:sz w:val="28"/>
+          <w:szCs w:val="28"/>
           <w:lang w:val="ru-RU"/>
         </w:rPr>
         <w:t>, контроль калибровочных коэффициентов, функциональное тестирование и выполнение калибровки.</w:t>
@@ -96,11 +130,17 @@
       <w:pPr>
         <w:jc w:val="both"/>
         <w:rPr>
-          <w:lang w:val="ru-RU"/>
-        </w:rPr>
-      </w:pPr>
-      <w:r>
-        <w:rPr>
+          <w:rFonts w:cs="Times New Roman"/>
+          <w:sz w:val="28"/>
+          <w:szCs w:val="28"/>
+          <w:lang w:val="ru-RU"/>
+        </w:rPr>
+      </w:pPr>
+      <w:r>
+        <w:rPr>
+          <w:rFonts w:cs="Times New Roman"/>
+          <w:sz w:val="28"/>
+          <w:szCs w:val="28"/>
           <w:lang w:val="ru-RU"/>
         </w:rPr>
         <w:t>Работа оператора выполняется через консольный интерфейс. На каждом этапе программа выводит на экран инструкции, текущие действия и результаты проверок.</w:t>
@@ -133,26 +173,43 @@
         <w:ind w:left="0" w:firstLine="851"/>
         <w:jc w:val="both"/>
         <w:rPr>
-          <w:lang w:val="ru-RU"/>
-        </w:rPr>
-      </w:pPr>
-      <w:r>
-        <w:rPr>
+          <w:rFonts w:cs="Times New Roman"/>
+          <w:sz w:val="28"/>
+          <w:szCs w:val="28"/>
+          <w:lang w:val="ru-RU"/>
+        </w:rPr>
+      </w:pPr>
+      <w:r>
+        <w:rPr>
+          <w:rFonts w:cs="Times New Roman"/>
+          <w:sz w:val="28"/>
+          <w:szCs w:val="28"/>
           <w:lang w:val="ru-RU"/>
         </w:rPr>
         <w:t xml:space="preserve">блок </w:t>
       </w:r>
       <w:r>
+        <w:rPr>
+          <w:rFonts w:cs="Times New Roman"/>
+          <w:sz w:val="28"/>
+          <w:szCs w:val="28"/>
+        </w:rPr>
         <w:t>CTD</w:t>
       </w:r>
       <w:r>
         <w:rPr>
+          <w:rFonts w:cs="Times New Roman"/>
+          <w:sz w:val="28"/>
+          <w:szCs w:val="28"/>
           <w:lang w:val="ru-RU"/>
         </w:rPr>
         <w:t>-1620</w:t>
       </w:r>
       <w:r>
         <w:rPr>
+          <w:rFonts w:cs="Times New Roman"/>
+          <w:sz w:val="28"/>
+          <w:szCs w:val="28"/>
           <w:lang w:val="ru-RU"/>
         </w:rPr>
         <w:t xml:space="preserve">, </w:t>
@@ -168,16 +225,27 @@
         <w:ind w:left="0" w:firstLine="851"/>
         <w:jc w:val="both"/>
         <w:rPr>
-          <w:lang w:val="ru-RU"/>
-        </w:rPr>
-      </w:pPr>
-      <w:r>
-        <w:rPr>
+          <w:rFonts w:cs="Times New Roman"/>
+          <w:sz w:val="28"/>
+          <w:szCs w:val="28"/>
+          <w:lang w:val="ru-RU"/>
+        </w:rPr>
+      </w:pPr>
+      <w:r>
+        <w:rPr>
+          <w:rFonts w:cs="Times New Roman"/>
+          <w:sz w:val="28"/>
+          <w:szCs w:val="28"/>
           <w:lang w:val="ru-RU"/>
         </w:rPr>
         <w:t xml:space="preserve">модуль </w:t>
       </w:r>
       <w:r>
+        <w:rPr>
+          <w:rFonts w:cs="Times New Roman"/>
+          <w:sz w:val="28"/>
+          <w:szCs w:val="28"/>
+        </w:rPr>
         <w:t>AIM-XXX,</w:t>
       </w:r>
     </w:p>
@@ -190,21 +258,46 @@
         </w:tabs>
         <w:ind w:left="0" w:firstLine="851"/>
         <w:jc w:val="both"/>
+        <w:rPr>
+          <w:rFonts w:cs="Times New Roman"/>
+          <w:sz w:val="28"/>
+          <w:szCs w:val="28"/>
+        </w:rPr>
       </w:pPr>
       <w:proofErr w:type="spellStart"/>
       <w:r>
+        <w:rPr>
+          <w:rFonts w:cs="Times New Roman"/>
+          <w:sz w:val="28"/>
+          <w:szCs w:val="28"/>
+        </w:rPr>
         <w:t>цифровой</w:t>
       </w:r>
       <w:proofErr w:type="spellEnd"/>
       <w:r>
+        <w:rPr>
+          <w:rFonts w:cs="Times New Roman"/>
+          <w:sz w:val="28"/>
+          <w:szCs w:val="28"/>
+        </w:rPr>
         <w:t xml:space="preserve"> </w:t>
       </w:r>
       <w:proofErr w:type="spellStart"/>
       <w:r>
+        <w:rPr>
+          <w:rFonts w:cs="Times New Roman"/>
+          <w:sz w:val="28"/>
+          <w:szCs w:val="28"/>
+        </w:rPr>
         <w:t>мультиметр</w:t>
       </w:r>
       <w:proofErr w:type="spellEnd"/>
       <w:r>
+        <w:rPr>
+          <w:rFonts w:cs="Times New Roman"/>
+          <w:sz w:val="28"/>
+          <w:szCs w:val="28"/>
+        </w:rPr>
         <w:t>,</w:t>
       </w:r>
     </w:p>
@@ -217,21 +310,46 @@
         </w:tabs>
         <w:ind w:left="0" w:firstLine="851"/>
         <w:jc w:val="both"/>
+        <w:rPr>
+          <w:rFonts w:cs="Times New Roman"/>
+          <w:sz w:val="28"/>
+          <w:szCs w:val="28"/>
+        </w:rPr>
       </w:pPr>
       <w:proofErr w:type="spellStart"/>
       <w:r>
+        <w:rPr>
+          <w:rFonts w:cs="Times New Roman"/>
+          <w:sz w:val="28"/>
+          <w:szCs w:val="28"/>
+        </w:rPr>
         <w:t>генератор</w:t>
       </w:r>
       <w:proofErr w:type="spellEnd"/>
       <w:r>
+        <w:rPr>
+          <w:rFonts w:cs="Times New Roman"/>
+          <w:sz w:val="28"/>
+          <w:szCs w:val="28"/>
+        </w:rPr>
         <w:t xml:space="preserve"> </w:t>
       </w:r>
       <w:proofErr w:type="spellStart"/>
       <w:r>
+        <w:rPr>
+          <w:rFonts w:cs="Times New Roman"/>
+          <w:sz w:val="28"/>
+          <w:szCs w:val="28"/>
+        </w:rPr>
         <w:t>сигналов</w:t>
       </w:r>
       <w:proofErr w:type="spellEnd"/>
       <w:r>
+        <w:rPr>
+          <w:rFonts w:cs="Times New Roman"/>
+          <w:sz w:val="28"/>
+          <w:szCs w:val="28"/>
+        </w:rPr>
         <w:t>,</w:t>
       </w:r>
     </w:p>
@@ -244,18 +362,34 @@
         </w:tabs>
         <w:ind w:left="0" w:firstLine="851"/>
         <w:jc w:val="both"/>
-      </w:pPr>
-      <w:r>
-        <w:rPr>
+        <w:rPr>
+          <w:rFonts w:cs="Times New Roman"/>
+          <w:sz w:val="28"/>
+          <w:szCs w:val="28"/>
+        </w:rPr>
+      </w:pPr>
+      <w:r>
+        <w:rPr>
+          <w:rFonts w:cs="Times New Roman"/>
+          <w:sz w:val="28"/>
+          <w:szCs w:val="28"/>
           <w:lang w:val="ru-RU"/>
         </w:rPr>
         <w:t>блок питания 24</w:t>
       </w:r>
       <w:r>
+        <w:rPr>
+          <w:rFonts w:cs="Times New Roman"/>
+          <w:sz w:val="28"/>
+          <w:szCs w:val="28"/>
+        </w:rPr>
         <w:t xml:space="preserve"> </w:t>
       </w:r>
       <w:r>
         <w:rPr>
+          <w:rFonts w:cs="Times New Roman"/>
+          <w:sz w:val="28"/>
+          <w:szCs w:val="28"/>
           <w:lang w:val="ru-RU"/>
         </w:rPr>
         <w:t>вольта 3 ампера,</w:t>
@@ -271,17 +405,26 @@
         <w:ind w:left="0" w:firstLine="851"/>
         <w:jc w:val="both"/>
         <w:rPr>
-          <w:lang w:val="ru-RU"/>
-        </w:rPr>
-      </w:pPr>
-      <w:r>
-        <w:rPr>
+          <w:rFonts w:cs="Times New Roman"/>
+          <w:sz w:val="28"/>
+          <w:szCs w:val="28"/>
+          <w:lang w:val="ru-RU"/>
+        </w:rPr>
+      </w:pPr>
+      <w:r>
+        <w:rPr>
+          <w:rFonts w:cs="Times New Roman"/>
+          <w:sz w:val="28"/>
+          <w:szCs w:val="28"/>
           <w:lang w:val="ru-RU"/>
         </w:rPr>
         <w:t>персональный компьютер с установленным программным обеспечением стенда</w:t>
       </w:r>
       <w:r>
         <w:rPr>
+          <w:rFonts w:cs="Times New Roman"/>
+          <w:sz w:val="28"/>
+          <w:szCs w:val="28"/>
           <w:lang w:val="ru-RU"/>
         </w:rPr>
         <w:t>,</w:t>
@@ -297,32 +440,43 @@
         <w:ind w:left="0" w:firstLine="851"/>
         <w:jc w:val="both"/>
         <w:rPr>
-          <w:lang w:val="ru-RU"/>
-        </w:rPr>
-      </w:pPr>
-      <w:r>
-        <w:rPr>
-          <w:lang w:val="ru-RU"/>
-        </w:rPr>
-        <w:t xml:space="preserve"> </w:t>
-      </w:r>
-      <w:r>
-        <w:rPr>
+          <w:rFonts w:cs="Times New Roman"/>
+          <w:sz w:val="28"/>
+          <w:szCs w:val="28"/>
+          <w:lang w:val="ru-RU"/>
+        </w:rPr>
+      </w:pPr>
+      <w:r>
+        <w:rPr>
+          <w:rFonts w:cs="Times New Roman"/>
+          <w:sz w:val="28"/>
+          <w:szCs w:val="28"/>
           <w:lang w:val="ru-RU"/>
         </w:rPr>
         <w:t xml:space="preserve">соединительные кабели </w:t>
       </w:r>
       <w:r>
         <w:rPr>
+          <w:rFonts w:cs="Times New Roman"/>
+          <w:sz w:val="28"/>
+          <w:szCs w:val="28"/>
           <w:lang w:val="ru-RU"/>
         </w:rPr>
         <w:t>для буферных выходов (</w:t>
       </w:r>
       <w:r>
+        <w:rPr>
+          <w:rFonts w:cs="Times New Roman"/>
+          <w:sz w:val="28"/>
+          <w:szCs w:val="28"/>
+        </w:rPr>
         <w:t>AUX</w:t>
       </w:r>
       <w:r>
         <w:rPr>
+          <w:rFonts w:cs="Times New Roman"/>
+          <w:sz w:val="28"/>
+          <w:szCs w:val="28"/>
           <w:lang w:val="ru-RU"/>
         </w:rPr>
         <w:t>),</w:t>
@@ -338,29 +492,28 @@
         <w:ind w:left="0" w:firstLine="851"/>
         <w:jc w:val="both"/>
         <w:rPr>
-          <w:lang w:val="ru-RU"/>
-        </w:rPr>
-      </w:pPr>
-      <w:r>
+          <w:rFonts w:cs="Times New Roman"/>
+          <w:sz w:val="28"/>
+          <w:szCs w:val="28"/>
+          <w:lang w:val="ru-RU"/>
+        </w:rPr>
+      </w:pPr>
+      <w:r>
+        <w:rPr>
+          <w:rFonts w:cs="Times New Roman"/>
+          <w:sz w:val="28"/>
+          <w:szCs w:val="28"/>
+        </w:rPr>
         <w:t>USB</w:t>
       </w:r>
       <w:r>
         <w:rPr>
-          <w:lang w:val="ru-RU"/>
-        </w:rPr>
-        <w:t xml:space="preserve"> </w:t>
-      </w:r>
-      <w:r>
-        <w:rPr>
-          <w:lang w:val="ru-RU"/>
-        </w:rPr>
-        <w:t xml:space="preserve">камера для </w:t>
-      </w:r>
-      <w:r>
-        <w:rPr>
-          <w:lang w:val="ru-RU"/>
-        </w:rPr>
-        <w:t>считывание маркировки.</w:t>
+          <w:rFonts w:cs="Times New Roman"/>
+          <w:sz w:val="28"/>
+          <w:szCs w:val="28"/>
+          <w:lang w:val="ru-RU"/>
+        </w:rPr>
+        <w:t xml:space="preserve"> камера для считывание маркировки.</w:t>
       </w:r>
     </w:p>
     <w:p>
@@ -407,70 +560,13 @@
     </w:p>
     <w:p>
       <w:pPr>
-        <w:pStyle w:val="1"/>
-        <w:jc w:val="center"/>
-        <w:rPr>
-          <w:rFonts w:ascii="Times New Roman" w:hAnsi="Times New Roman" w:cs="Times New Roman"/>
-          <w:color w:val="000000" w:themeColor="text1"/>
-          <w:lang w:val="ru-RU"/>
-        </w:rPr>
-      </w:pPr>
-      <w:r>
-        <w:rPr>
-          <w:rFonts w:ascii="Times New Roman" w:hAnsi="Times New Roman" w:cs="Times New Roman"/>
-          <w:noProof/>
-          <w:color w:val="000000" w:themeColor="text1"/>
-        </w:rPr>
-        <w:drawing>
-          <wp:inline distT="0" distB="0" distL="0" distR="0" wp14:anchorId="4C558220" wp14:editId="75E639A1">
-            <wp:extent cx="4495262" cy="2626030"/>
-            <wp:effectExtent l="0" t="0" r="635" b="3175"/>
-            <wp:docPr id="1006390788" name="Рисунок 1"/>
-            <wp:cNvGraphicFramePr>
-              <a:graphicFrameLocks xmlns:a="http://schemas.openxmlformats.org/drawingml/2006/main" noChangeAspect="1"/>
-            </wp:cNvGraphicFramePr>
-            <a:graphic xmlns:a="http://schemas.openxmlformats.org/drawingml/2006/main">
-              <a:graphicData uri="http://schemas.openxmlformats.org/drawingml/2006/picture">
-                <pic:pic xmlns:pic="http://schemas.openxmlformats.org/drawingml/2006/picture">
-                  <pic:nvPicPr>
-                    <pic:cNvPr id="1006390788" name="Рисунок 1006390788"/>
-                    <pic:cNvPicPr/>
-                  </pic:nvPicPr>
-                  <pic:blipFill>
-                    <a:blip r:embed="rId6"/>
-                    <a:stretch>
-                      <a:fillRect/>
-                    </a:stretch>
-                  </pic:blipFill>
-                  <pic:spPr>
-                    <a:xfrm>
-                      <a:off x="0" y="0"/>
-                      <a:ext cx="4524364" cy="2643031"/>
-                    </a:xfrm>
-                    <a:prstGeom prst="rect">
-                      <a:avLst/>
-                    </a:prstGeom>
-                  </pic:spPr>
-                </pic:pic>
-              </a:graphicData>
-            </a:graphic>
-          </wp:inline>
-        </w:drawing>
-      </w:r>
-    </w:p>
-    <w:p>
-      <w:pPr>
-        <w:jc w:val="center"/>
-        <w:rPr>
-          <w:lang w:val="ru-RU"/>
-        </w:rPr>
-      </w:pPr>
-      <w:r>
-        <w:rPr>
-          <w:lang w:val="ru-RU"/>
-        </w:rPr>
-        <w:t>Рисунок 1 – Подключение стенда</w:t>
-      </w:r>
+        <w:rPr>
+          <w:rFonts w:cs="Times New Roman"/>
+          <w:sz w:val="28"/>
+          <w:szCs w:val="28"/>
+          <w:lang w:val="ru-RU"/>
+        </w:rPr>
+      </w:pPr>
     </w:p>
     <w:p>
       <w:pPr>
@@ -482,15 +578,38 @@
         <w:ind w:left="567" w:firstLine="142"/>
         <w:jc w:val="both"/>
         <w:rPr>
-          <w:lang w:val="ru-RU"/>
-        </w:rPr>
-      </w:pPr>
-      <w:r>
-        <w:rPr>
-          <w:lang w:val="ru-RU"/>
-        </w:rPr>
-        <w:lastRenderedPageBreak/>
-        <w:t>Убедиться, что оборудование стенда подключено в соответствии со схемой подключения.</w:t>
+          <w:rFonts w:cs="Times New Roman"/>
+          <w:sz w:val="28"/>
+          <w:szCs w:val="28"/>
+          <w:lang w:val="ru-RU"/>
+        </w:rPr>
+      </w:pPr>
+      <w:r>
+        <w:rPr>
+          <w:rFonts w:cs="Times New Roman"/>
+          <w:sz w:val="28"/>
+          <w:szCs w:val="28"/>
+          <w:lang w:val="ru-RU"/>
+        </w:rPr>
+        <w:t>Убедиться, что оборудование стенда подключено в соответствии со схемой подключения</w:t>
+      </w:r>
+      <w:r>
+        <w:rPr>
+          <w:rFonts w:cs="Times New Roman"/>
+          <w:sz w:val="28"/>
+          <w:szCs w:val="28"/>
+          <w:lang w:val="ru-RU"/>
+        </w:rPr>
+        <w:t xml:space="preserve"> указанной на рисунке 1</w:t>
+      </w:r>
+      <w:r>
+        <w:rPr>
+          <w:rFonts w:cs="Times New Roman"/>
+          <w:sz w:val="28"/>
+          <w:szCs w:val="28"/>
+          <w:lang w:val="ru-RU"/>
+        </w:rPr>
+        <w:t>.</w:t>
       </w:r>
     </w:p>
     <w:p>
@@ -503,23 +622,35 @@
         <w:ind w:left="567" w:firstLine="142"/>
         <w:jc w:val="both"/>
         <w:rPr>
-          <w:lang w:val="ru-RU"/>
-        </w:rPr>
-      </w:pPr>
-      <w:r>
-        <w:rPr>
+          <w:rFonts w:cs="Times New Roman"/>
+          <w:sz w:val="28"/>
+          <w:szCs w:val="28"/>
+          <w:lang w:val="ru-RU"/>
+        </w:rPr>
+      </w:pPr>
+      <w:r>
+        <w:rPr>
+          <w:rFonts w:cs="Times New Roman"/>
+          <w:sz w:val="28"/>
+          <w:szCs w:val="28"/>
           <w:lang w:val="ru-RU"/>
         </w:rPr>
         <w:t>Включить мультимет</w:t>
       </w:r>
       <w:r>
         <w:rPr>
+          <w:rFonts w:cs="Times New Roman"/>
+          <w:sz w:val="28"/>
+          <w:szCs w:val="28"/>
           <w:lang w:val="ru-RU"/>
         </w:rPr>
         <w:t>р</w:t>
       </w:r>
       <w:r>
         <w:rPr>
+          <w:rFonts w:cs="Times New Roman"/>
+          <w:sz w:val="28"/>
+          <w:szCs w:val="28"/>
           <w:lang w:val="ru-RU"/>
         </w:rPr>
         <w:t>, генератор и персональный компьютер.</w:t>
@@ -535,11 +666,17 @@
         <w:ind w:left="567" w:firstLine="142"/>
         <w:jc w:val="both"/>
         <w:rPr>
-          <w:lang w:val="ru-RU"/>
-        </w:rPr>
-      </w:pPr>
-      <w:r>
-        <w:rPr>
+          <w:rFonts w:cs="Times New Roman"/>
+          <w:sz w:val="28"/>
+          <w:szCs w:val="28"/>
+          <w:lang w:val="ru-RU"/>
+        </w:rPr>
+      </w:pPr>
+      <w:r>
+        <w:rPr>
+          <w:rFonts w:cs="Times New Roman"/>
+          <w:sz w:val="28"/>
+          <w:szCs w:val="28"/>
           <w:lang w:val="ru-RU"/>
         </w:rPr>
         <w:t>Убедиться, что интерфейсные кабели подключены и оборудование доступно программе.</w:t>
@@ -555,37 +692,37 @@
         <w:ind w:left="567" w:firstLine="142"/>
         <w:jc w:val="both"/>
         <w:rPr>
-          <w:lang w:val="ru-RU"/>
-        </w:rPr>
-      </w:pPr>
-      <w:r>
-        <w:rPr>
-          <w:lang w:val="ru-RU"/>
-        </w:rPr>
-        <w:t xml:space="preserve">Запустить программу стенда кликнув два раза на иконку с названием </w:t>
-      </w:r>
-      <w:r>
-        <w:t>start</w:t>
-      </w:r>
-      <w:r>
-        <w:rPr>
-          <w:lang w:val="ru-RU"/>
-        </w:rPr>
-        <w:t>_</w:t>
-      </w:r>
-      <w:proofErr w:type="spellStart"/>
-      <w:r>
-        <w:t>calib</w:t>
-      </w:r>
-      <w:proofErr w:type="spellEnd"/>
-      <w:r>
-        <w:rPr>
-          <w:lang w:val="ru-RU"/>
-        </w:rPr>
-        <w:t>.</w:t>
-      </w:r>
-      <w:r>
-        <w:t>bat</w:t>
+          <w:rFonts w:cs="Times New Roman"/>
+          <w:sz w:val="28"/>
+          <w:szCs w:val="28"/>
+          <w:lang w:val="ru-RU"/>
+        </w:rPr>
+      </w:pPr>
+      <w:r>
+        <w:rPr>
+          <w:rFonts w:cs="Times New Roman"/>
+          <w:sz w:val="28"/>
+          <w:szCs w:val="28"/>
+          <w:lang w:val="ru-RU"/>
+        </w:rPr>
+        <w:t xml:space="preserve">Перейти в папку </w:t>
+      </w:r>
+      <w:r>
+        <w:rPr>
+          <w:rFonts w:cs="Times New Roman"/>
+          <w:sz w:val="28"/>
+          <w:szCs w:val="28"/>
+        </w:rPr>
+        <w:t>AIM</w:t>
+      </w:r>
+      <w:r>
+        <w:rPr>
+          <w:rFonts w:cs="Times New Roman"/>
+          <w:sz w:val="28"/>
+          <w:szCs w:val="28"/>
+          <w:lang w:val="ru-RU"/>
+        </w:rPr>
+        <w:t xml:space="preserve"> на рабочем столе.</w:t>
       </w:r>
     </w:p>
     <w:p>
@@ -598,38 +735,65 @@
         <w:ind w:left="567" w:firstLine="142"/>
         <w:jc w:val="both"/>
         <w:rPr>
-          <w:lang w:val="ru-RU"/>
-        </w:rPr>
-      </w:pPr>
-      <w:r>
-        <w:rPr>
-          <w:lang w:val="ru-RU"/>
-        </w:rPr>
-        <w:t xml:space="preserve">Просканировать модуль </w:t>
-      </w:r>
-      <w:r>
-        <w:t>AIM</w:t>
-      </w:r>
-      <w:r>
-        <w:rPr>
-          <w:lang w:val="ru-RU"/>
-        </w:rPr>
-        <w:t>-</w:t>
-      </w:r>
-      <w:r>
-        <w:t>XXX</w:t>
-      </w:r>
-      <w:r>
-        <w:rPr>
-          <w:lang w:val="ru-RU"/>
-        </w:rPr>
-        <w:t xml:space="preserve"> </w:t>
-      </w:r>
-      <w:r>
-        <w:rPr>
-          <w:lang w:val="ru-RU"/>
-        </w:rPr>
-        <w:t>или вручную ввести данные в программу.</w:t>
+          <w:rFonts w:cs="Times New Roman"/>
+          <w:sz w:val="28"/>
+          <w:szCs w:val="28"/>
+          <w:lang w:val="ru-RU"/>
+        </w:rPr>
+      </w:pPr>
+      <w:r>
+        <w:rPr>
+          <w:rFonts w:cs="Times New Roman"/>
+          <w:sz w:val="28"/>
+          <w:szCs w:val="28"/>
+          <w:lang w:val="ru-RU"/>
+        </w:rPr>
+        <w:lastRenderedPageBreak/>
+        <w:t xml:space="preserve">Запустить программу стенда кликнув два раза на иконку с названием </w:t>
+      </w:r>
+      <w:r>
+        <w:rPr>
+          <w:rFonts w:cs="Times New Roman"/>
+          <w:sz w:val="28"/>
+          <w:szCs w:val="28"/>
+        </w:rPr>
+        <w:t>start</w:t>
+      </w:r>
+      <w:r>
+        <w:rPr>
+          <w:rFonts w:cs="Times New Roman"/>
+          <w:sz w:val="28"/>
+          <w:szCs w:val="28"/>
+          <w:lang w:val="ru-RU"/>
+        </w:rPr>
+        <w:t>_</w:t>
+      </w:r>
+      <w:proofErr w:type="spellStart"/>
+      <w:r>
+        <w:rPr>
+          <w:rFonts w:cs="Times New Roman"/>
+          <w:sz w:val="28"/>
+          <w:szCs w:val="28"/>
+        </w:rPr>
+        <w:t>calib</w:t>
+      </w:r>
+      <w:proofErr w:type="spellEnd"/>
+      <w:r>
+        <w:rPr>
+          <w:rFonts w:cs="Times New Roman"/>
+          <w:sz w:val="28"/>
+          <w:szCs w:val="28"/>
+          <w:lang w:val="ru-RU"/>
+        </w:rPr>
+        <w:t>.</w:t>
+      </w:r>
+      <w:r>
+        <w:rPr>
+          <w:rFonts w:cs="Times New Roman"/>
+          <w:sz w:val="28"/>
+          <w:szCs w:val="28"/>
+        </w:rPr>
+        <w:t>bat</w:t>
       </w:r>
     </w:p>
     <w:p>
@@ -642,29 +806,54 @@
         <w:ind w:left="567" w:firstLine="142"/>
         <w:jc w:val="both"/>
         <w:rPr>
-          <w:lang w:val="ru-RU"/>
-        </w:rPr>
-      </w:pPr>
-      <w:r>
-        <w:rPr>
-          <w:lang w:val="ru-RU"/>
-        </w:rPr>
-        <w:t xml:space="preserve">Включить блок питания, </w:t>
-      </w:r>
-      <w:r>
-        <w:t>CTD</w:t>
-      </w:r>
-      <w:r>
-        <w:rPr>
-          <w:lang w:val="ru-RU"/>
-        </w:rPr>
-        <w:t>-1620</w:t>
-      </w:r>
-      <w:r>
-        <w:rPr>
-          <w:lang w:val="ru-RU"/>
-        </w:rPr>
-        <w:t xml:space="preserve"> запустится автоматически.</w:t>
+          <w:rFonts w:cs="Times New Roman"/>
+          <w:sz w:val="28"/>
+          <w:szCs w:val="28"/>
+          <w:lang w:val="ru-RU"/>
+        </w:rPr>
+      </w:pPr>
+      <w:r>
+        <w:rPr>
+          <w:rFonts w:cs="Times New Roman"/>
+          <w:sz w:val="28"/>
+          <w:szCs w:val="28"/>
+          <w:lang w:val="ru-RU"/>
+        </w:rPr>
+        <w:t xml:space="preserve">Просканировать модуль </w:t>
+      </w:r>
+      <w:r>
+        <w:rPr>
+          <w:rFonts w:cs="Times New Roman"/>
+          <w:sz w:val="28"/>
+          <w:szCs w:val="28"/>
+        </w:rPr>
+        <w:t>AIM</w:t>
+      </w:r>
+      <w:r>
+        <w:rPr>
+          <w:rFonts w:cs="Times New Roman"/>
+          <w:sz w:val="28"/>
+          <w:szCs w:val="28"/>
+          <w:lang w:val="ru-RU"/>
+        </w:rPr>
+        <w:t>-</w:t>
+      </w:r>
+      <w:r>
+        <w:rPr>
+          <w:rFonts w:cs="Times New Roman"/>
+          <w:sz w:val="28"/>
+          <w:szCs w:val="28"/>
+        </w:rPr>
+        <w:t>XXX</w:t>
+      </w:r>
+      <w:r>
+        <w:rPr>
+          <w:rFonts w:cs="Times New Roman"/>
+          <w:sz w:val="28"/>
+          <w:szCs w:val="28"/>
+          <w:lang w:val="ru-RU"/>
+        </w:rPr>
+        <w:t xml:space="preserve"> или вручную ввести данные в программу.</w:t>
       </w:r>
     </w:p>
     <w:p>
@@ -677,18 +866,274 @@
         <w:ind w:left="567" w:firstLine="142"/>
         <w:jc w:val="both"/>
         <w:rPr>
-          <w:lang w:val="ru-RU"/>
-        </w:rPr>
-      </w:pPr>
-      <w:r>
-        <w:rPr>
-          <w:lang w:val="ru-RU"/>
-        </w:rPr>
-        <w:t>Не устанавливать и не извлекать модуль во время выполнения измерения или калибровки.</w:t>
+          <w:rFonts w:cs="Times New Roman"/>
+          <w:sz w:val="28"/>
+          <w:szCs w:val="28"/>
+          <w:lang w:val="ru-RU"/>
+        </w:rPr>
+      </w:pPr>
+      <w:r>
+        <w:rPr>
+          <w:rFonts w:cs="Times New Roman"/>
+          <w:sz w:val="28"/>
+          <w:szCs w:val="28"/>
+          <w:lang w:val="ru-RU"/>
+        </w:rPr>
+        <w:t xml:space="preserve">Вставить модуль </w:t>
+      </w:r>
+      <w:r>
+        <w:rPr>
+          <w:rFonts w:cs="Times New Roman"/>
+          <w:sz w:val="28"/>
+          <w:szCs w:val="28"/>
+        </w:rPr>
+        <w:t>AIM</w:t>
+      </w:r>
+      <w:r>
+        <w:rPr>
+          <w:rFonts w:cs="Times New Roman"/>
+          <w:sz w:val="28"/>
+          <w:szCs w:val="28"/>
+          <w:lang w:val="ru-RU"/>
+        </w:rPr>
+        <w:t xml:space="preserve"> в </w:t>
+      </w:r>
+      <w:r>
+        <w:rPr>
+          <w:rFonts w:cs="Times New Roman"/>
+          <w:sz w:val="28"/>
+          <w:szCs w:val="28"/>
+        </w:rPr>
+        <w:t>CTD</w:t>
+      </w:r>
+      <w:r>
+        <w:rPr>
+          <w:rFonts w:cs="Times New Roman"/>
+          <w:sz w:val="28"/>
+          <w:szCs w:val="28"/>
+          <w:lang w:val="ru-RU"/>
+        </w:rPr>
+        <w:t>-1620.</w:t>
       </w:r>
     </w:p>
     <w:p>
       <w:pPr>
+        <w:pStyle w:val="a"/>
+        <w:tabs>
+          <w:tab w:val="clear" w:pos="360"/>
+          <w:tab w:val="num" w:pos="0"/>
+        </w:tabs>
+        <w:ind w:left="567" w:firstLine="142"/>
+        <w:jc w:val="both"/>
+        <w:rPr>
+          <w:rFonts w:cs="Times New Roman"/>
+          <w:sz w:val="28"/>
+          <w:szCs w:val="28"/>
+          <w:lang w:val="ru-RU"/>
+        </w:rPr>
+      </w:pPr>
+      <w:r>
+        <w:rPr>
+          <w:rFonts w:cs="Times New Roman"/>
+          <w:sz w:val="28"/>
+          <w:szCs w:val="28"/>
+          <w:lang w:val="ru-RU"/>
+        </w:rPr>
+        <w:t>Включить блок питания,</w:t>
+      </w:r>
+      <w:r>
+        <w:rPr>
+          <w:rFonts w:cs="Times New Roman"/>
+          <w:sz w:val="28"/>
+          <w:szCs w:val="28"/>
+          <w:lang w:val="ru-RU"/>
+        </w:rPr>
+        <w:t xml:space="preserve"> подождать, пока не загорятся зеленые светодиоды на</w:t>
+      </w:r>
+      <w:r>
+        <w:rPr>
+          <w:rFonts w:cs="Times New Roman"/>
+          <w:sz w:val="28"/>
+          <w:szCs w:val="28"/>
+          <w:lang w:val="ru-RU"/>
+        </w:rPr>
+        <w:t xml:space="preserve"> </w:t>
+      </w:r>
+      <w:r>
+        <w:rPr>
+          <w:rFonts w:cs="Times New Roman"/>
+          <w:sz w:val="28"/>
+          <w:szCs w:val="28"/>
+        </w:rPr>
+        <w:t>CTD</w:t>
+      </w:r>
+      <w:r>
+        <w:rPr>
+          <w:rFonts w:cs="Times New Roman"/>
+          <w:sz w:val="28"/>
+          <w:szCs w:val="28"/>
+          <w:lang w:val="ru-RU"/>
+        </w:rPr>
+        <w:t>-162</w:t>
+      </w:r>
+      <w:r>
+        <w:rPr>
+          <w:rFonts w:cs="Times New Roman"/>
+          <w:sz w:val="28"/>
+          <w:szCs w:val="28"/>
+          <w:lang w:val="ru-RU"/>
+        </w:rPr>
+        <w:t>0</w:t>
+      </w:r>
+      <w:r>
+        <w:rPr>
+          <w:rFonts w:cs="Times New Roman"/>
+          <w:sz w:val="28"/>
+          <w:szCs w:val="28"/>
+          <w:lang w:val="ru-RU"/>
+        </w:rPr>
+        <w:t>.</w:t>
+      </w:r>
+    </w:p>
+    <w:p>
+      <w:pPr>
+        <w:pStyle w:val="a"/>
+        <w:tabs>
+          <w:tab w:val="clear" w:pos="360"/>
+          <w:tab w:val="num" w:pos="0"/>
+        </w:tabs>
+        <w:ind w:left="567" w:firstLine="142"/>
+        <w:jc w:val="both"/>
+        <w:rPr>
+          <w:rFonts w:cs="Times New Roman"/>
+          <w:sz w:val="28"/>
+          <w:szCs w:val="28"/>
+          <w:lang w:val="ru-RU"/>
+        </w:rPr>
+      </w:pPr>
+      <w:r>
+        <w:rPr>
+          <w:rFonts w:cs="Times New Roman"/>
+          <w:sz w:val="28"/>
+          <w:szCs w:val="28"/>
+          <w:lang w:val="ru-RU"/>
+        </w:rPr>
+        <w:t>Не устанавливать и не извлекать модуль во время выполнения измерения или калибровки.</w:t>
+      </w:r>
+    </w:p>
+    <w:p>
+      <w:pPr>
+        <w:pStyle w:val="1"/>
+        <w:jc w:val="center"/>
+        <w:rPr>
+          <w:rFonts w:ascii="Times New Roman" w:hAnsi="Times New Roman" w:cs="Times New Roman"/>
+          <w:color w:val="000000" w:themeColor="text1"/>
+          <w:lang w:val="ru-RU"/>
+        </w:rPr>
+      </w:pPr>
+      <w:r>
+        <w:rPr>
+          <w:rFonts w:ascii="Times New Roman" w:hAnsi="Times New Roman" w:cs="Times New Roman"/>
+          <w:noProof/>
+        </w:rPr>
+        <w:drawing>
+          <wp:inline distT="0" distB="0" distL="0" distR="0" wp14:anchorId="2E6E7B30" wp14:editId="5F78AD3D">
+            <wp:extent cx="4773783" cy="2611315"/>
+            <wp:effectExtent l="0" t="0" r="1905" b="5080"/>
+            <wp:docPr id="4" name="Рисунок 1"/>
+            <wp:cNvGraphicFramePr>
+              <a:graphicFrameLocks xmlns:a="http://schemas.openxmlformats.org/drawingml/2006/main"/>
+            </wp:cNvGraphicFramePr>
+            <a:graphic xmlns:a="http://schemas.openxmlformats.org/drawingml/2006/main">
+              <a:graphicData uri="http://schemas.openxmlformats.org/drawingml/2006/picture">
+                <pic:pic xmlns:pic="http://schemas.openxmlformats.org/drawingml/2006/picture">
+                  <pic:nvPicPr>
+                    <pic:cNvPr id="0" name="Picture 4"/>
+                    <pic:cNvPicPr>
+                      <a:picLocks/>
+                    </pic:cNvPicPr>
+                  </pic:nvPicPr>
+                  <pic:blipFill>
+                    <a:blip r:embed="rId6">
+                      <a:extLst>
+                        <a:ext uri="{28A0092B-C50C-407E-A947-70E740481C1C}">
+                          <a14:useLocalDpi xmlns:a14="http://schemas.microsoft.com/office/drawing/2010/main" val="0"/>
+                        </a:ext>
+                      </a:extLst>
+                    </a:blip>
+                    <a:srcRect/>
+                    <a:stretch>
+                      <a:fillRect/>
+                    </a:stretch>
+                  </pic:blipFill>
+                  <pic:spPr bwMode="auto">
+                    <a:xfrm>
+                      <a:off x="0" y="0"/>
+                      <a:ext cx="4773783" cy="2611315"/>
+                    </a:xfrm>
+                    <a:prstGeom prst="rect">
+                      <a:avLst/>
+                    </a:prstGeom>
+                    <a:noFill/>
+                    <a:ln>
+                      <a:noFill/>
+                    </a:ln>
+                  </pic:spPr>
+                </pic:pic>
+              </a:graphicData>
+            </a:graphic>
+          </wp:inline>
+        </w:drawing>
+      </w:r>
+    </w:p>
+    <w:p>
+      <w:pPr>
+        <w:jc w:val="center"/>
+        <w:rPr>
+          <w:rFonts w:cs="Times New Roman"/>
+          <w:sz w:val="28"/>
+          <w:szCs w:val="28"/>
+          <w:lang w:val="ru-RU"/>
+        </w:rPr>
+      </w:pPr>
+      <w:r>
+        <w:rPr>
+          <w:rFonts w:cs="Times New Roman"/>
+          <w:sz w:val="28"/>
+          <w:szCs w:val="28"/>
+          <w:lang w:val="ru-RU"/>
+        </w:rPr>
+        <w:t>Рисунок 1 – Подключение стенда для</w:t>
+      </w:r>
+      <w:r>
+        <w:rPr>
+          <w:rFonts w:cs="Times New Roman"/>
+          <w:sz w:val="28"/>
+          <w:szCs w:val="28"/>
+          <w:lang w:val="ru-RU"/>
+        </w:rPr>
+        <w:t xml:space="preserve"> прошивки, калибровки и тестирования</w:t>
+      </w:r>
+      <w:r>
+        <w:rPr>
+          <w:rFonts w:cs="Times New Roman"/>
+          <w:sz w:val="28"/>
+          <w:szCs w:val="28"/>
+          <w:lang w:val="ru-RU"/>
+        </w:rPr>
+        <w:t xml:space="preserve"> </w:t>
+      </w:r>
+      <w:r>
+        <w:rPr>
+          <w:rFonts w:cs="Times New Roman"/>
+          <w:sz w:val="28"/>
+          <w:szCs w:val="28"/>
+        </w:rPr>
+        <w:t>AIM</w:t>
+      </w:r>
+    </w:p>
+    <w:p>
+      <w:pPr>
         <w:pStyle w:val="1"/>
         <w:jc w:val="both"/>
         <w:rPr>
@@ -720,6 +1165,8 @@
         <w:rPr>
           <w:rFonts w:ascii="Times New Roman" w:hAnsi="Times New Roman" w:cs="Times New Roman"/>
           <w:color w:val="000000" w:themeColor="text1"/>
+          <w:sz w:val="28"/>
+          <w:szCs w:val="28"/>
           <w:lang w:val="ru-RU"/>
         </w:rPr>
       </w:pPr>
@@ -727,6 +1174,8 @@
         <w:rPr>
           <w:rFonts w:ascii="Times New Roman" w:hAnsi="Times New Roman" w:cs="Times New Roman"/>
           <w:color w:val="000000" w:themeColor="text1"/>
+          <w:sz w:val="28"/>
+          <w:szCs w:val="28"/>
           <w:lang w:val="ru-RU"/>
         </w:rPr>
         <w:t>4.1. Считывание маркировки</w:t>
@@ -738,13 +1187,17 @@
         <w:rPr>
           <w:rFonts w:cs="Times New Roman"/>
           <w:color w:val="000000" w:themeColor="text1"/>
-          <w:lang w:val="ru-RU"/>
-        </w:rPr>
-      </w:pPr>
-      <w:r>
-        <w:rPr>
-          <w:rFonts w:cs="Times New Roman"/>
-          <w:color w:val="000000" w:themeColor="text1"/>
+          <w:sz w:val="28"/>
+          <w:szCs w:val="28"/>
+          <w:lang w:val="ru-RU"/>
+        </w:rPr>
+      </w:pPr>
+      <w:r>
+        <w:rPr>
+          <w:rFonts w:cs="Times New Roman"/>
+          <w:color w:val="000000" w:themeColor="text1"/>
+          <w:sz w:val="28"/>
+          <w:szCs w:val="28"/>
           <w:lang w:val="ru-RU"/>
         </w:rPr>
         <w:t xml:space="preserve">После запуска программа выводит блок «Чтение данных с наклейки». Необходимо считать маркировку проверяемого модуля. При невозможности автоматического считывания выбрать ручной ввод и последовательно ввести </w:t>
@@ -753,6 +1206,8 @@
         <w:rPr>
           <w:rFonts w:cs="Times New Roman"/>
           <w:color w:val="000000" w:themeColor="text1"/>
+          <w:sz w:val="28"/>
+          <w:szCs w:val="28"/>
         </w:rPr>
         <w:t>NAME</w:t>
       </w:r>
@@ -760,6 +1215,8 @@
         <w:rPr>
           <w:rFonts w:cs="Times New Roman"/>
           <w:color w:val="000000" w:themeColor="text1"/>
+          <w:sz w:val="28"/>
+          <w:szCs w:val="28"/>
           <w:lang w:val="ru-RU"/>
         </w:rPr>
         <w:t xml:space="preserve">, </w:t>
@@ -768,6 +1225,8 @@
         <w:rPr>
           <w:rFonts w:cs="Times New Roman"/>
           <w:color w:val="000000" w:themeColor="text1"/>
+          <w:sz w:val="28"/>
+          <w:szCs w:val="28"/>
         </w:rPr>
         <w:t>DNP</w:t>
       </w:r>
@@ -775,6 +1234,8 @@
         <w:rPr>
           <w:rFonts w:cs="Times New Roman"/>
           <w:color w:val="000000" w:themeColor="text1"/>
+          <w:sz w:val="28"/>
+          <w:szCs w:val="28"/>
           <w:lang w:val="ru-RU"/>
         </w:rPr>
         <w:t xml:space="preserve"> и серийный номер </w:t>
@@ -783,6 +1244,8 @@
         <w:rPr>
           <w:rFonts w:cs="Times New Roman"/>
           <w:color w:val="000000" w:themeColor="text1"/>
+          <w:sz w:val="28"/>
+          <w:szCs w:val="28"/>
         </w:rPr>
         <w:t>SN</w:t>
       </w:r>
@@ -790,6 +1253,8 @@
         <w:rPr>
           <w:rFonts w:cs="Times New Roman"/>
           <w:color w:val="000000" w:themeColor="text1"/>
+          <w:sz w:val="28"/>
+          <w:szCs w:val="28"/>
           <w:lang w:val="ru-RU"/>
         </w:rPr>
         <w:t>.</w:t>
@@ -801,13 +1266,17 @@
         <w:rPr>
           <w:rFonts w:cs="Times New Roman"/>
           <w:color w:val="000000" w:themeColor="text1"/>
-          <w:lang w:val="ru-RU"/>
-        </w:rPr>
-      </w:pPr>
-      <w:r>
-        <w:rPr>
-          <w:rFonts w:cs="Times New Roman"/>
-          <w:color w:val="000000" w:themeColor="text1"/>
+          <w:sz w:val="28"/>
+          <w:szCs w:val="28"/>
+          <w:lang w:val="ru-RU"/>
+        </w:rPr>
+      </w:pPr>
+      <w:r>
+        <w:rPr>
+          <w:rFonts w:cs="Times New Roman"/>
+          <w:color w:val="000000" w:themeColor="text1"/>
+          <w:sz w:val="28"/>
+          <w:szCs w:val="28"/>
           <w:lang w:val="ru-RU"/>
         </w:rPr>
         <w:t>Перед продолжением необходимо проверить правильность введённых данных. Обозначение модуля должно соответствовать установленной плате.</w:t>
@@ -820,6 +1289,8 @@
         <w:rPr>
           <w:rFonts w:ascii="Times New Roman" w:hAnsi="Times New Roman" w:cs="Times New Roman"/>
           <w:color w:val="000000" w:themeColor="text1"/>
+          <w:sz w:val="28"/>
+          <w:szCs w:val="28"/>
           <w:lang w:val="ru-RU"/>
         </w:rPr>
       </w:pPr>
@@ -827,8 +1298,11 @@
         <w:rPr>
           <w:rFonts w:ascii="Times New Roman" w:hAnsi="Times New Roman" w:cs="Times New Roman"/>
           <w:color w:val="000000" w:themeColor="text1"/>
-          <w:lang w:val="ru-RU"/>
-        </w:rPr>
+          <w:sz w:val="28"/>
+          <w:szCs w:val="28"/>
+          <w:lang w:val="ru-RU"/>
+        </w:rPr>
+        <w:lastRenderedPageBreak/>
         <w:t>4.2. Установка и подключение платы</w:t>
       </w:r>
     </w:p>
@@ -838,13 +1312,17 @@
         <w:rPr>
           <w:rFonts w:cs="Times New Roman"/>
           <w:color w:val="000000" w:themeColor="text1"/>
-          <w:lang w:val="ru-RU"/>
-        </w:rPr>
-      </w:pPr>
-      <w:r>
-        <w:rPr>
-          <w:rFonts w:cs="Times New Roman"/>
-          <w:color w:val="000000" w:themeColor="text1"/>
+          <w:sz w:val="28"/>
+          <w:szCs w:val="28"/>
+          <w:lang w:val="ru-RU"/>
+        </w:rPr>
+      </w:pPr>
+      <w:r>
+        <w:rPr>
+          <w:rFonts w:cs="Times New Roman"/>
+          <w:color w:val="000000" w:themeColor="text1"/>
+          <w:sz w:val="28"/>
+          <w:szCs w:val="28"/>
           <w:lang w:val="ru-RU"/>
         </w:rPr>
         <w:t xml:space="preserve">После считывания маркировки программа предлагает установить плату и подключить </w:t>
@@ -853,6 +1331,8 @@
         <w:rPr>
           <w:rFonts w:cs="Times New Roman"/>
           <w:color w:val="000000" w:themeColor="text1"/>
+          <w:sz w:val="28"/>
+          <w:szCs w:val="28"/>
         </w:rPr>
         <w:t>AUX</w:t>
       </w:r>
@@ -860,6 +1340,8 @@
         <w:rPr>
           <w:rFonts w:cs="Times New Roman"/>
           <w:color w:val="000000" w:themeColor="text1"/>
+          <w:sz w:val="28"/>
+          <w:szCs w:val="28"/>
           <w:lang w:val="ru-RU"/>
         </w:rPr>
         <w:t xml:space="preserve"> (провод для буферных выходов платы)</w:t>
@@ -868,6 +1350,8 @@
         <w:rPr>
           <w:rFonts w:cs="Times New Roman"/>
           <w:color w:val="000000" w:themeColor="text1"/>
+          <w:sz w:val="28"/>
+          <w:szCs w:val="28"/>
           <w:lang w:val="ru-RU"/>
         </w:rPr>
         <w:t xml:space="preserve">. Оператор должен выполнить указанные действия и только после этого нажать </w:t>
@@ -876,6 +1360,8 @@
         <w:rPr>
           <w:rFonts w:cs="Times New Roman"/>
           <w:color w:val="000000" w:themeColor="text1"/>
+          <w:sz w:val="28"/>
+          <w:szCs w:val="28"/>
         </w:rPr>
         <w:t>Enter</w:t>
       </w:r>
@@ -883,6 +1369,8 @@
         <w:rPr>
           <w:rFonts w:cs="Times New Roman"/>
           <w:color w:val="000000" w:themeColor="text1"/>
+          <w:sz w:val="28"/>
+          <w:szCs w:val="28"/>
           <w:lang w:val="ru-RU"/>
         </w:rPr>
         <w:t>.</w:t>
@@ -894,13 +1382,17 @@
         <w:rPr>
           <w:rFonts w:cs="Times New Roman"/>
           <w:color w:val="000000" w:themeColor="text1"/>
-          <w:lang w:val="ru-RU"/>
-        </w:rPr>
-      </w:pPr>
-      <w:r>
-        <w:rPr>
-          <w:rFonts w:cs="Times New Roman"/>
-          <w:color w:val="000000" w:themeColor="text1"/>
+          <w:sz w:val="28"/>
+          <w:szCs w:val="28"/>
+          <w:lang w:val="ru-RU"/>
+        </w:rPr>
+      </w:pPr>
+      <w:r>
+        <w:rPr>
+          <w:rFonts w:cs="Times New Roman"/>
+          <w:color w:val="000000" w:themeColor="text1"/>
+          <w:sz w:val="28"/>
+          <w:szCs w:val="28"/>
           <w:lang w:val="ru-RU"/>
         </w:rPr>
         <w:t xml:space="preserve">После подтверждения программа устанавливает соединение с </w:t>
@@ -909,6 +1401,8 @@
         <w:rPr>
           <w:rFonts w:cs="Times New Roman"/>
           <w:color w:val="000000" w:themeColor="text1"/>
+          <w:sz w:val="28"/>
+          <w:szCs w:val="28"/>
         </w:rPr>
         <w:t>CTD</w:t>
       </w:r>
@@ -916,6 +1410,8 @@
         <w:rPr>
           <w:rFonts w:cs="Times New Roman"/>
           <w:color w:val="000000" w:themeColor="text1"/>
+          <w:sz w:val="28"/>
+          <w:szCs w:val="28"/>
           <w:lang w:val="ru-RU"/>
         </w:rPr>
         <w:t xml:space="preserve">-1620 и переходит к чтению информации из </w:t>
@@ -924,6 +1420,8 @@
         <w:rPr>
           <w:rFonts w:cs="Times New Roman"/>
           <w:color w:val="000000" w:themeColor="text1"/>
+          <w:sz w:val="28"/>
+          <w:szCs w:val="28"/>
         </w:rPr>
         <w:t>EEPROM</w:t>
       </w:r>
@@ -931,6 +1429,8 @@
         <w:rPr>
           <w:rFonts w:cs="Times New Roman"/>
           <w:color w:val="000000" w:themeColor="text1"/>
+          <w:sz w:val="28"/>
+          <w:szCs w:val="28"/>
           <w:lang w:val="ru-RU"/>
         </w:rPr>
         <w:t>.</w:t>
@@ -961,13 +1461,17 @@
         <w:rPr>
           <w:rFonts w:cs="Times New Roman"/>
           <w:color w:val="000000" w:themeColor="text1"/>
-          <w:lang w:val="ru-RU"/>
-        </w:rPr>
-      </w:pPr>
-      <w:r>
-        <w:rPr>
-          <w:rFonts w:cs="Times New Roman"/>
-          <w:color w:val="000000" w:themeColor="text1"/>
+          <w:sz w:val="28"/>
+          <w:szCs w:val="28"/>
+          <w:lang w:val="ru-RU"/>
+        </w:rPr>
+      </w:pPr>
+      <w:r>
+        <w:rPr>
+          <w:rFonts w:cs="Times New Roman"/>
+          <w:color w:val="000000" w:themeColor="text1"/>
+          <w:sz w:val="28"/>
+          <w:szCs w:val="28"/>
           <w:lang w:val="ru-RU"/>
         </w:rPr>
         <w:t xml:space="preserve">Программа считывает данные из </w:t>
@@ -976,6 +1480,8 @@
         <w:rPr>
           <w:rFonts w:cs="Times New Roman"/>
           <w:color w:val="000000" w:themeColor="text1"/>
+          <w:sz w:val="28"/>
+          <w:szCs w:val="28"/>
         </w:rPr>
         <w:t>EEPROM</w:t>
       </w:r>
@@ -983,6 +1489,8 @@
         <w:rPr>
           <w:rFonts w:cs="Times New Roman"/>
           <w:color w:val="000000" w:themeColor="text1"/>
+          <w:sz w:val="28"/>
+          <w:szCs w:val="28"/>
           <w:lang w:val="ru-RU"/>
         </w:rPr>
         <w:t xml:space="preserve"> установленной платы и сравнивает их с данными, полученными с маркировки. При успешном совпадении работа продолжается автоматически.</w:t>
@@ -994,13 +1502,17 @@
         <w:rPr>
           <w:rFonts w:cs="Times New Roman"/>
           <w:color w:val="000000" w:themeColor="text1"/>
-          <w:lang w:val="ru-RU"/>
-        </w:rPr>
-      </w:pPr>
-      <w:r>
-        <w:rPr>
-          <w:rFonts w:cs="Times New Roman"/>
-          <w:color w:val="000000" w:themeColor="text1"/>
+          <w:sz w:val="28"/>
+          <w:szCs w:val="28"/>
+          <w:lang w:val="ru-RU"/>
+        </w:rPr>
+      </w:pPr>
+      <w:r>
+        <w:rPr>
+          <w:rFonts w:cs="Times New Roman"/>
+          <w:color w:val="000000" w:themeColor="text1"/>
+          <w:sz w:val="28"/>
+          <w:szCs w:val="28"/>
           <w:lang w:val="ru-RU"/>
         </w:rPr>
         <w:t>На первом запуске стенда для серии модулей загружается тестовая конфигурация и фиксируется аппаратная конфигурация. При последующей замене платы программа контролирует соответствие типа нового модуля типу, с которым была начата текущая серия работ.</w:t>
@@ -1012,13 +1524,17 @@
         <w:rPr>
           <w:rFonts w:cs="Times New Roman"/>
           <w:color w:val="000000" w:themeColor="text1"/>
-          <w:lang w:val="ru-RU"/>
-        </w:rPr>
-      </w:pPr>
-      <w:r>
-        <w:rPr>
-          <w:rFonts w:cs="Times New Roman"/>
-          <w:color w:val="000000" w:themeColor="text1"/>
+          <w:sz w:val="28"/>
+          <w:szCs w:val="28"/>
+          <w:lang w:val="ru-RU"/>
+        </w:rPr>
+      </w:pPr>
+      <w:r>
+        <w:rPr>
+          <w:rFonts w:cs="Times New Roman"/>
+          <w:color w:val="000000" w:themeColor="text1"/>
+          <w:sz w:val="28"/>
+          <w:szCs w:val="28"/>
           <w:lang w:val="ru-RU"/>
         </w:rPr>
         <w:t xml:space="preserve">После подготовки на экран выводятся основные характеристики: тип модуля, серийный номер, число каналов, тип входа, диапазон напряжения, </w:t>
@@ -1027,6 +1543,8 @@
         <w:rPr>
           <w:rFonts w:cs="Times New Roman"/>
           <w:color w:val="000000" w:themeColor="text1"/>
+          <w:sz w:val="28"/>
+          <w:szCs w:val="28"/>
         </w:rPr>
         <w:t>DNP</w:t>
       </w:r>
@@ -1034,6 +1552,8 @@
         <w:rPr>
           <w:rFonts w:cs="Times New Roman"/>
           <w:color w:val="000000" w:themeColor="text1"/>
+          <w:sz w:val="28"/>
+          <w:szCs w:val="28"/>
           <w:lang w:val="ru-RU"/>
         </w:rPr>
         <w:t xml:space="preserve"> и дата.</w:t>
@@ -1055,7 +1575,6 @@
           <w:color w:val="000000" w:themeColor="text1"/>
           <w:lang w:val="ru-RU"/>
         </w:rPr>
-        <w:lastRenderedPageBreak/>
         <w:t>6. Проверка калибровочных коэффициентов</w:t>
       </w:r>
     </w:p>
@@ -1065,13 +1584,17 @@
         <w:rPr>
           <w:rFonts w:cs="Times New Roman"/>
           <w:color w:val="000000" w:themeColor="text1"/>
-          <w:lang w:val="ru-RU"/>
-        </w:rPr>
-      </w:pPr>
-      <w:r>
-        <w:rPr>
-          <w:rFonts w:cs="Times New Roman"/>
-          <w:color w:val="000000" w:themeColor="text1"/>
+          <w:sz w:val="28"/>
+          <w:szCs w:val="28"/>
+          <w:lang w:val="ru-RU"/>
+        </w:rPr>
+      </w:pPr>
+      <w:r>
+        <w:rPr>
+          <w:rFonts w:cs="Times New Roman"/>
+          <w:color w:val="000000" w:themeColor="text1"/>
+          <w:sz w:val="28"/>
+          <w:szCs w:val="28"/>
           <w:lang w:val="ru-RU"/>
         </w:rPr>
         <w:t xml:space="preserve">После подготовки модуля программа считывает калибровочные коэффициенты из </w:t>
@@ -1080,6 +1603,8 @@
         <w:rPr>
           <w:rFonts w:cs="Times New Roman"/>
           <w:color w:val="000000" w:themeColor="text1"/>
+          <w:sz w:val="28"/>
+          <w:szCs w:val="28"/>
         </w:rPr>
         <w:t>EEPROM</w:t>
       </w:r>
@@ -1087,6 +1612,8 @@
         <w:rPr>
           <w:rFonts w:cs="Times New Roman"/>
           <w:color w:val="000000" w:themeColor="text1"/>
+          <w:sz w:val="28"/>
+          <w:szCs w:val="28"/>
           <w:lang w:val="ru-RU"/>
         </w:rPr>
         <w:t xml:space="preserve">. Для каждого канала выводятся коэффициент </w:t>
@@ -1095,6 +1622,8 @@
         <w:rPr>
           <w:rFonts w:cs="Times New Roman"/>
           <w:color w:val="000000" w:themeColor="text1"/>
+          <w:sz w:val="28"/>
+          <w:szCs w:val="28"/>
         </w:rPr>
         <w:t>Gain</w:t>
       </w:r>
@@ -1102,6 +1631,8 @@
         <w:rPr>
           <w:rFonts w:cs="Times New Roman"/>
           <w:color w:val="000000" w:themeColor="text1"/>
+          <w:sz w:val="28"/>
+          <w:szCs w:val="28"/>
           <w:lang w:val="ru-RU"/>
         </w:rPr>
         <w:t xml:space="preserve">, </w:t>
@@ -1110,6 +1641,8 @@
         <w:rPr>
           <w:rFonts w:cs="Times New Roman"/>
           <w:color w:val="000000" w:themeColor="text1"/>
+          <w:sz w:val="28"/>
+          <w:szCs w:val="28"/>
         </w:rPr>
         <w:t>Offset</w:t>
       </w:r>
@@ -1117,6 +1650,8 @@
         <w:rPr>
           <w:rFonts w:cs="Times New Roman"/>
           <w:color w:val="000000" w:themeColor="text1"/>
+          <w:sz w:val="28"/>
+          <w:szCs w:val="28"/>
           <w:lang w:val="ru-RU"/>
         </w:rPr>
         <w:t xml:space="preserve"> и результат проверки.</w:t>
@@ -1147,6 +1682,8 @@
               <w:rPr>
                 <w:rFonts w:cs="Times New Roman"/>
                 <w:color w:val="000000" w:themeColor="text1"/>
+                <w:sz w:val="28"/>
+                <w:szCs w:val="28"/>
               </w:rPr>
             </w:pPr>
             <w:proofErr w:type="spellStart"/>
@@ -1154,6 +1691,8 @@
               <w:rPr>
                 <w:rFonts w:cs="Times New Roman"/>
                 <w:color w:val="000000" w:themeColor="text1"/>
+                <w:sz w:val="28"/>
+                <w:szCs w:val="28"/>
               </w:rPr>
               <w:t>Результат</w:t>
             </w:r>
@@ -1170,12 +1709,16 @@
               <w:rPr>
                 <w:rFonts w:cs="Times New Roman"/>
                 <w:color w:val="000000" w:themeColor="text1"/>
+                <w:sz w:val="28"/>
+                <w:szCs w:val="28"/>
               </w:rPr>
             </w:pPr>
             <w:r>
               <w:rPr>
                 <w:rFonts w:cs="Times New Roman"/>
                 <w:color w:val="000000" w:themeColor="text1"/>
+                <w:sz w:val="28"/>
+                <w:szCs w:val="28"/>
               </w:rPr>
               <w:t>Действие оператора</w:t>
             </w:r>
@@ -1196,12 +1739,16 @@
               <w:rPr>
                 <w:rFonts w:cs="Times New Roman"/>
                 <w:color w:val="000000" w:themeColor="text1"/>
+                <w:sz w:val="28"/>
+                <w:szCs w:val="28"/>
               </w:rPr>
             </w:pPr>
             <w:r>
               <w:rPr>
                 <w:rFonts w:cs="Times New Roman"/>
                 <w:color w:val="000000" w:themeColor="text1"/>
+                <w:sz w:val="28"/>
+                <w:szCs w:val="28"/>
               </w:rPr>
               <w:t>OK / УСПЕШНО</w:t>
             </w:r>
@@ -1217,6 +1764,8 @@
               <w:rPr>
                 <w:rFonts w:cs="Times New Roman"/>
                 <w:color w:val="000000" w:themeColor="text1"/>
+                <w:sz w:val="28"/>
+                <w:szCs w:val="28"/>
                 <w:lang w:val="ru-RU"/>
               </w:rPr>
             </w:pPr>
@@ -1224,6 +1773,8 @@
               <w:rPr>
                 <w:rFonts w:cs="Times New Roman"/>
                 <w:color w:val="000000" w:themeColor="text1"/>
+                <w:sz w:val="28"/>
+                <w:szCs w:val="28"/>
                 <w:lang w:val="ru-RU"/>
               </w:rPr>
               <w:t>Калибровочные коэффициенты находятся в допустимых пределах. Можно перейти к меню работы.</w:t>
@@ -1232,6 +1783,8 @@
               <w:rPr>
                 <w:rFonts w:cs="Times New Roman"/>
                 <w:color w:val="000000" w:themeColor="text1"/>
+                <w:sz w:val="28"/>
+                <w:szCs w:val="28"/>
                 <w:lang w:val="ru-RU"/>
               </w:rPr>
               <w:t xml:space="preserve"> Для коэффициента </w:t>
@@ -1240,6 +1793,8 @@
               <w:rPr>
                 <w:rFonts w:cs="Times New Roman"/>
                 <w:color w:val="000000" w:themeColor="text1"/>
+                <w:sz w:val="28"/>
+                <w:szCs w:val="28"/>
               </w:rPr>
               <w:t>Gain</w:t>
             </w:r>
@@ -1247,17 +1802,11 @@
               <w:rPr>
                 <w:rFonts w:cs="Times New Roman"/>
                 <w:color w:val="000000" w:themeColor="text1"/>
+                <w:sz w:val="28"/>
+                <w:szCs w:val="28"/>
                 <w:lang w:val="ru-RU"/>
               </w:rPr>
-              <w:t xml:space="preserve"> </w:t>
-            </w:r>
-            <w:r>
-              <w:rPr>
-                <w:rFonts w:cs="Times New Roman"/>
-                <w:color w:val="000000" w:themeColor="text1"/>
-                <w:lang w:val="ru-RU"/>
-              </w:rPr>
-              <w:t xml:space="preserve">значение не должно быть более 1,1 или менее 0,9. </w:t>
+              <w:t xml:space="preserve"> значение не должно быть более 1,1 или менее 0,9. </w:t>
             </w:r>
           </w:p>
         </w:tc>
@@ -1276,12 +1825,16 @@
               <w:rPr>
                 <w:rFonts w:cs="Times New Roman"/>
                 <w:color w:val="000000" w:themeColor="text1"/>
+                <w:sz w:val="28"/>
+                <w:szCs w:val="28"/>
               </w:rPr>
             </w:pPr>
             <w:r>
               <w:rPr>
                 <w:rFonts w:cs="Times New Roman"/>
                 <w:color w:val="000000" w:themeColor="text1"/>
+                <w:sz w:val="28"/>
+                <w:szCs w:val="28"/>
               </w:rPr>
               <w:t>FAILED / НЕУСПЕШНО</w:t>
             </w:r>
@@ -1297,6 +1850,8 @@
               <w:rPr>
                 <w:rFonts w:cs="Times New Roman"/>
                 <w:color w:val="000000" w:themeColor="text1"/>
+                <w:sz w:val="28"/>
+                <w:szCs w:val="28"/>
                 <w:lang w:val="ru-RU"/>
               </w:rPr>
             </w:pPr>
@@ -1304,49 +1859,11 @@
               <w:rPr>
                 <w:rFonts w:cs="Times New Roman"/>
                 <w:color w:val="000000" w:themeColor="text1"/>
+                <w:sz w:val="28"/>
+                <w:szCs w:val="28"/>
                 <w:lang w:val="ru-RU"/>
               </w:rPr>
-              <w:t>Сразу переходит</w:t>
-            </w:r>
-            <w:r>
-              <w:rPr>
-                <w:rFonts w:cs="Times New Roman"/>
-                <w:color w:val="000000" w:themeColor="text1"/>
-                <w:lang w:val="ru-RU"/>
-              </w:rPr>
-              <w:t xml:space="preserve"> к меню работы</w:t>
-            </w:r>
-            <w:r>
-              <w:rPr>
-                <w:rFonts w:cs="Times New Roman"/>
-                <w:color w:val="000000" w:themeColor="text1"/>
-                <w:lang w:val="ru-RU"/>
-              </w:rPr>
-              <w:t xml:space="preserve">. </w:t>
-            </w:r>
-            <w:r>
-              <w:rPr>
-                <w:rFonts w:cs="Times New Roman"/>
-                <w:color w:val="000000" w:themeColor="text1"/>
-                <w:lang w:val="ru-RU"/>
-              </w:rPr>
-              <w:t>При необходимости выполнить калибровку</w:t>
-            </w:r>
-            <w:r>
-              <w:rPr>
-                <w:rFonts w:cs="Times New Roman"/>
-                <w:color w:val="000000" w:themeColor="text1"/>
-                <w:lang w:val="ru-RU"/>
-              </w:rPr>
-              <w:t xml:space="preserve"> и тестирование</w:t>
-            </w:r>
-            <w:r>
-              <w:rPr>
-                <w:rFonts w:cs="Times New Roman"/>
-                <w:color w:val="000000" w:themeColor="text1"/>
-                <w:lang w:val="ru-RU"/>
-              </w:rPr>
-              <w:t>.</w:t>
+              <w:t>Сразу переходит к меню работы. При необходимости выполнить калибровку и тестирование.</w:t>
             </w:r>
           </w:p>
         </w:tc>
@@ -1365,6 +1882,8 @@
               <w:rPr>
                 <w:rFonts w:cs="Times New Roman"/>
                 <w:color w:val="000000" w:themeColor="text1"/>
+                <w:sz w:val="28"/>
+                <w:szCs w:val="28"/>
               </w:rPr>
             </w:pPr>
             <w:proofErr w:type="spellStart"/>
@@ -1372,6 +1891,8 @@
               <w:rPr>
                 <w:rFonts w:cs="Times New Roman"/>
                 <w:color w:val="000000" w:themeColor="text1"/>
+                <w:sz w:val="28"/>
+                <w:szCs w:val="28"/>
               </w:rPr>
               <w:t>Калибровка</w:t>
             </w:r>
@@ -1380,6 +1901,8 @@
               <w:rPr>
                 <w:rFonts w:cs="Times New Roman"/>
                 <w:color w:val="000000" w:themeColor="text1"/>
+                <w:sz w:val="28"/>
+                <w:szCs w:val="28"/>
               </w:rPr>
               <w:t xml:space="preserve"> </w:t>
             </w:r>
@@ -1388,6 +1911,8 @@
               <w:rPr>
                 <w:rFonts w:cs="Times New Roman"/>
                 <w:color w:val="000000" w:themeColor="text1"/>
+                <w:sz w:val="28"/>
+                <w:szCs w:val="28"/>
               </w:rPr>
               <w:t>отсутствует</w:t>
             </w:r>
@@ -1404,6 +1929,8 @@
               <w:rPr>
                 <w:rFonts w:cs="Times New Roman"/>
                 <w:color w:val="000000" w:themeColor="text1"/>
+                <w:sz w:val="28"/>
+                <w:szCs w:val="28"/>
                 <w:lang w:val="ru-RU"/>
               </w:rPr>
             </w:pPr>
@@ -1411,6 +1938,8 @@
               <w:rPr>
                 <w:rFonts w:cs="Times New Roman"/>
                 <w:color w:val="000000" w:themeColor="text1"/>
+                <w:sz w:val="28"/>
+                <w:szCs w:val="28"/>
                 <w:lang w:val="ru-RU"/>
               </w:rPr>
               <w:t xml:space="preserve">Программа выполняет предусмотренный алгоритм калибровки, после успешной калибровки </w:t>
@@ -1419,14 +1948,29 @@
               <w:rPr>
                 <w:rFonts w:cs="Times New Roman"/>
                 <w:color w:val="000000" w:themeColor="text1"/>
+                <w:sz w:val="28"/>
+                <w:szCs w:val="28"/>
                 <w:lang w:val="ru-RU"/>
               </w:rPr>
-              <w:t xml:space="preserve">будет произведено автоматическое </w:t>
+              <w:t xml:space="preserve">будет произведено </w:t>
             </w:r>
             <w:r>
               <w:rPr>
                 <w:rFonts w:cs="Times New Roman"/>
                 <w:color w:val="000000" w:themeColor="text1"/>
+                <w:sz w:val="28"/>
+                <w:szCs w:val="28"/>
+                <w:lang w:val="ru-RU"/>
+              </w:rPr>
+              <w:lastRenderedPageBreak/>
+              <w:t xml:space="preserve">автоматическое </w:t>
+            </w:r>
+            <w:r>
+              <w:rPr>
+                <w:rFonts w:cs="Times New Roman"/>
+                <w:color w:val="000000" w:themeColor="text1"/>
+                <w:sz w:val="28"/>
+                <w:szCs w:val="28"/>
                 <w:lang w:val="ru-RU"/>
               </w:rPr>
               <w:t>тестирование.</w:t>
@@ -1451,6 +1995,7 @@
           <w:color w:val="000000" w:themeColor="text1"/>
           <w:lang w:val="ru-RU"/>
         </w:rPr>
+        <w:lastRenderedPageBreak/>
         <w:t>7. Главное меню</w:t>
       </w:r>
     </w:p>
@@ -1460,13 +2005,17 @@
         <w:rPr>
           <w:rFonts w:cs="Times New Roman"/>
           <w:color w:val="000000" w:themeColor="text1"/>
-          <w:lang w:val="ru-RU"/>
-        </w:rPr>
-      </w:pPr>
-      <w:r>
-        <w:rPr>
-          <w:rFonts w:cs="Times New Roman"/>
-          <w:color w:val="000000" w:themeColor="text1"/>
+          <w:sz w:val="28"/>
+          <w:szCs w:val="28"/>
+          <w:lang w:val="ru-RU"/>
+        </w:rPr>
+      </w:pPr>
+      <w:r>
+        <w:rPr>
+          <w:rFonts w:cs="Times New Roman"/>
+          <w:color w:val="000000" w:themeColor="text1"/>
+          <w:sz w:val="28"/>
+          <w:szCs w:val="28"/>
           <w:lang w:val="ru-RU"/>
         </w:rPr>
         <w:t>После подготовки модуля оператору доступны следующие действия:</w:t>
@@ -1498,6 +2047,8 @@
               <w:rPr>
                 <w:rFonts w:cs="Times New Roman"/>
                 <w:color w:val="000000" w:themeColor="text1"/>
+                <w:sz w:val="28"/>
+                <w:szCs w:val="28"/>
               </w:rPr>
             </w:pPr>
             <w:proofErr w:type="spellStart"/>
@@ -1505,6 +2056,8 @@
               <w:rPr>
                 <w:rFonts w:cs="Times New Roman"/>
                 <w:color w:val="000000" w:themeColor="text1"/>
+                <w:sz w:val="28"/>
+                <w:szCs w:val="28"/>
               </w:rPr>
               <w:t>Пункт</w:t>
             </w:r>
@@ -1521,12 +2074,16 @@
               <w:rPr>
                 <w:rFonts w:cs="Times New Roman"/>
                 <w:color w:val="000000" w:themeColor="text1"/>
+                <w:sz w:val="28"/>
+                <w:szCs w:val="28"/>
               </w:rPr>
             </w:pPr>
             <w:r>
               <w:rPr>
                 <w:rFonts w:cs="Times New Roman"/>
                 <w:color w:val="000000" w:themeColor="text1"/>
+                <w:sz w:val="28"/>
+                <w:szCs w:val="28"/>
               </w:rPr>
               <w:t>Действие</w:t>
             </w:r>
@@ -1542,12 +2099,16 @@
               <w:rPr>
                 <w:rFonts w:cs="Times New Roman"/>
                 <w:color w:val="000000" w:themeColor="text1"/>
+                <w:sz w:val="28"/>
+                <w:szCs w:val="28"/>
               </w:rPr>
             </w:pPr>
             <w:r>
               <w:rPr>
                 <w:rFonts w:cs="Times New Roman"/>
                 <w:color w:val="000000" w:themeColor="text1"/>
+                <w:sz w:val="28"/>
+                <w:szCs w:val="28"/>
               </w:rPr>
               <w:t>Назначение</w:t>
             </w:r>
@@ -1568,12 +2129,16 @@
               <w:rPr>
                 <w:rFonts w:cs="Times New Roman"/>
                 <w:color w:val="000000" w:themeColor="text1"/>
+                <w:sz w:val="28"/>
+                <w:szCs w:val="28"/>
               </w:rPr>
             </w:pPr>
             <w:r>
               <w:rPr>
                 <w:rFonts w:cs="Times New Roman"/>
                 <w:color w:val="000000" w:themeColor="text1"/>
+                <w:sz w:val="28"/>
+                <w:szCs w:val="28"/>
               </w:rPr>
               <w:t>1</w:t>
             </w:r>
@@ -1589,12 +2154,16 @@
               <w:rPr>
                 <w:rFonts w:cs="Times New Roman"/>
                 <w:color w:val="000000" w:themeColor="text1"/>
+                <w:sz w:val="28"/>
+                <w:szCs w:val="28"/>
               </w:rPr>
             </w:pPr>
             <w:r>
               <w:rPr>
                 <w:rFonts w:cs="Times New Roman"/>
                 <w:color w:val="000000" w:themeColor="text1"/>
+                <w:sz w:val="28"/>
+                <w:szCs w:val="28"/>
               </w:rPr>
               <w:t>Тест платы</w:t>
             </w:r>
@@ -1610,6 +2179,8 @@
               <w:rPr>
                 <w:rFonts w:cs="Times New Roman"/>
                 <w:color w:val="000000" w:themeColor="text1"/>
+                <w:sz w:val="28"/>
+                <w:szCs w:val="28"/>
                 <w:lang w:val="ru-RU"/>
               </w:rPr>
             </w:pPr>
@@ -1617,6 +2188,8 @@
               <w:rPr>
                 <w:rFonts w:cs="Times New Roman"/>
                 <w:color w:val="000000" w:themeColor="text1"/>
+                <w:sz w:val="28"/>
+                <w:szCs w:val="28"/>
                 <w:lang w:val="ru-RU"/>
               </w:rPr>
               <w:t>Запуск полного цикла функционального тестирования</w:t>
@@ -1625,6 +2198,8 @@
               <w:rPr>
                 <w:rFonts w:cs="Times New Roman"/>
                 <w:color w:val="000000" w:themeColor="text1"/>
+                <w:sz w:val="28"/>
+                <w:szCs w:val="28"/>
                 <w:lang w:val="ru-RU"/>
               </w:rPr>
               <w:t>,</w:t>
@@ -1633,6 +2208,8 @@
               <w:rPr>
                 <w:rFonts w:cs="Times New Roman"/>
                 <w:color w:val="000000" w:themeColor="text1"/>
+                <w:sz w:val="28"/>
+                <w:szCs w:val="28"/>
                 <w:lang w:val="ru-RU"/>
               </w:rPr>
               <w:t xml:space="preserve"> установленного </w:t>
@@ -1641,6 +2218,8 @@
               <w:rPr>
                 <w:rFonts w:cs="Times New Roman"/>
                 <w:color w:val="000000" w:themeColor="text1"/>
+                <w:sz w:val="28"/>
+                <w:szCs w:val="28"/>
               </w:rPr>
               <w:t>AIM</w:t>
             </w:r>
@@ -1648,6 +2227,8 @@
               <w:rPr>
                 <w:rFonts w:cs="Times New Roman"/>
                 <w:color w:val="000000" w:themeColor="text1"/>
+                <w:sz w:val="28"/>
+                <w:szCs w:val="28"/>
                 <w:lang w:val="ru-RU"/>
               </w:rPr>
               <w:t>.</w:t>
@@ -1669,12 +2250,16 @@
               <w:rPr>
                 <w:rFonts w:cs="Times New Roman"/>
                 <w:color w:val="000000" w:themeColor="text1"/>
+                <w:sz w:val="28"/>
+                <w:szCs w:val="28"/>
               </w:rPr>
             </w:pPr>
             <w:r>
               <w:rPr>
                 <w:rFonts w:cs="Times New Roman"/>
                 <w:color w:val="000000" w:themeColor="text1"/>
+                <w:sz w:val="28"/>
+                <w:szCs w:val="28"/>
               </w:rPr>
               <w:t>2</w:t>
             </w:r>
@@ -1690,12 +2275,16 @@
               <w:rPr>
                 <w:rFonts w:cs="Times New Roman"/>
                 <w:color w:val="000000" w:themeColor="text1"/>
+                <w:sz w:val="28"/>
+                <w:szCs w:val="28"/>
               </w:rPr>
             </w:pPr>
             <w:r>
               <w:rPr>
                 <w:rFonts w:cs="Times New Roman"/>
                 <w:color w:val="000000" w:themeColor="text1"/>
+                <w:sz w:val="28"/>
+                <w:szCs w:val="28"/>
               </w:rPr>
               <w:t>Калибровка платы</w:t>
             </w:r>
@@ -1711,6 +2300,8 @@
               <w:rPr>
                 <w:rFonts w:cs="Times New Roman"/>
                 <w:color w:val="000000" w:themeColor="text1"/>
+                <w:sz w:val="28"/>
+                <w:szCs w:val="28"/>
                 <w:lang w:val="ru-RU"/>
               </w:rPr>
             </w:pPr>
@@ -1718,6 +2309,8 @@
               <w:rPr>
                 <w:rFonts w:cs="Times New Roman"/>
                 <w:color w:val="000000" w:themeColor="text1"/>
+                <w:sz w:val="28"/>
+                <w:szCs w:val="28"/>
                 <w:lang w:val="ru-RU"/>
               </w:rPr>
               <w:t>Выполнение калибровки и запись новых коэффициентов.</w:t>
@@ -1739,12 +2332,16 @@
               <w:rPr>
                 <w:rFonts w:cs="Times New Roman"/>
                 <w:color w:val="000000" w:themeColor="text1"/>
+                <w:sz w:val="28"/>
+                <w:szCs w:val="28"/>
               </w:rPr>
             </w:pPr>
             <w:r>
               <w:rPr>
                 <w:rFonts w:cs="Times New Roman"/>
                 <w:color w:val="000000" w:themeColor="text1"/>
+                <w:sz w:val="28"/>
+                <w:szCs w:val="28"/>
               </w:rPr>
               <w:t>3</w:t>
             </w:r>
@@ -1760,12 +2357,16 @@
               <w:rPr>
                 <w:rFonts w:cs="Times New Roman"/>
                 <w:color w:val="000000" w:themeColor="text1"/>
+                <w:sz w:val="28"/>
+                <w:szCs w:val="28"/>
               </w:rPr>
             </w:pPr>
             <w:r>
               <w:rPr>
                 <w:rFonts w:cs="Times New Roman"/>
                 <w:color w:val="000000" w:themeColor="text1"/>
+                <w:sz w:val="28"/>
+                <w:szCs w:val="28"/>
               </w:rPr>
               <w:t>Сменить модуль</w:t>
             </w:r>
@@ -1781,6 +2382,8 @@
               <w:rPr>
                 <w:rFonts w:cs="Times New Roman"/>
                 <w:color w:val="000000" w:themeColor="text1"/>
+                <w:sz w:val="28"/>
+                <w:szCs w:val="28"/>
                 <w:lang w:val="ru-RU"/>
               </w:rPr>
             </w:pPr>
@@ -1788,6 +2391,8 @@
               <w:rPr>
                 <w:rFonts w:cs="Times New Roman"/>
                 <w:color w:val="000000" w:themeColor="text1"/>
+                <w:sz w:val="28"/>
+                <w:szCs w:val="28"/>
                 <w:lang w:val="ru-RU"/>
               </w:rPr>
               <w:t>Завершение работы с текущей платой и переход к подготовке следующей.</w:t>
@@ -1809,12 +2414,16 @@
               <w:rPr>
                 <w:rFonts w:cs="Times New Roman"/>
                 <w:color w:val="000000" w:themeColor="text1"/>
+                <w:sz w:val="28"/>
+                <w:szCs w:val="28"/>
               </w:rPr>
             </w:pPr>
             <w:r>
               <w:rPr>
                 <w:rFonts w:cs="Times New Roman"/>
                 <w:color w:val="000000" w:themeColor="text1"/>
+                <w:sz w:val="28"/>
+                <w:szCs w:val="28"/>
               </w:rPr>
               <w:t>4</w:t>
             </w:r>
@@ -1830,12 +2439,16 @@
               <w:rPr>
                 <w:rFonts w:cs="Times New Roman"/>
                 <w:color w:val="000000" w:themeColor="text1"/>
+                <w:sz w:val="28"/>
+                <w:szCs w:val="28"/>
               </w:rPr>
             </w:pPr>
             <w:r>
               <w:rPr>
                 <w:rFonts w:cs="Times New Roman"/>
                 <w:color w:val="000000" w:themeColor="text1"/>
+                <w:sz w:val="28"/>
+                <w:szCs w:val="28"/>
               </w:rPr>
               <w:t>Выход</w:t>
             </w:r>
@@ -1851,12 +2464,16 @@
               <w:rPr>
                 <w:rFonts w:cs="Times New Roman"/>
                 <w:color w:val="000000" w:themeColor="text1"/>
+                <w:sz w:val="28"/>
+                <w:szCs w:val="28"/>
               </w:rPr>
             </w:pPr>
             <w:r>
               <w:rPr>
                 <w:rFonts w:cs="Times New Roman"/>
                 <w:color w:val="000000" w:themeColor="text1"/>
+                <w:sz w:val="28"/>
+                <w:szCs w:val="28"/>
               </w:rPr>
               <w:t>Завершение работы программы.</w:t>
             </w:r>
@@ -1887,13 +2504,17 @@
         <w:rPr>
           <w:rFonts w:cs="Times New Roman"/>
           <w:color w:val="000000" w:themeColor="text1"/>
-          <w:lang w:val="ru-RU"/>
-        </w:rPr>
-      </w:pPr>
-      <w:r>
-        <w:rPr>
-          <w:rFonts w:cs="Times New Roman"/>
-          <w:color w:val="000000" w:themeColor="text1"/>
+          <w:sz w:val="28"/>
+          <w:szCs w:val="28"/>
+          <w:lang w:val="ru-RU"/>
+        </w:rPr>
+      </w:pPr>
+      <w:r>
+        <w:rPr>
+          <w:rFonts w:cs="Times New Roman"/>
+          <w:color w:val="000000" w:themeColor="text1"/>
+          <w:sz w:val="28"/>
+          <w:szCs w:val="28"/>
           <w:lang w:val="ru-RU"/>
         </w:rPr>
         <w:t>Для запуска тестирования выбрать пункт «1. Тест платы». Во время теста оператор не должен изменять подключения стенда, извлекать модуль или отключать измерительные приборы.</w:t>
@@ -1911,12 +2532,16 @@
         <w:rPr>
           <w:rFonts w:cs="Times New Roman"/>
           <w:color w:val="000000" w:themeColor="text1"/>
-        </w:rPr>
-      </w:pPr>
-      <w:r>
-        <w:rPr>
-          <w:rFonts w:cs="Times New Roman"/>
-          <w:color w:val="000000" w:themeColor="text1"/>
+          <w:sz w:val="28"/>
+          <w:szCs w:val="28"/>
+        </w:rPr>
+      </w:pPr>
+      <w:r>
+        <w:rPr>
+          <w:rFonts w:cs="Times New Roman"/>
+          <w:color w:val="000000" w:themeColor="text1"/>
+          <w:sz w:val="28"/>
+          <w:szCs w:val="28"/>
           <w:lang w:val="ru-RU"/>
         </w:rPr>
         <w:t>проверка выходных линий питания,</w:t>
@@ -1934,13 +2559,17 @@
         <w:rPr>
           <w:rFonts w:cs="Times New Roman"/>
           <w:color w:val="000000" w:themeColor="text1"/>
-          <w:lang w:val="ru-RU"/>
-        </w:rPr>
-      </w:pPr>
-      <w:r>
-        <w:rPr>
-          <w:rFonts w:cs="Times New Roman"/>
-          <w:color w:val="000000" w:themeColor="text1"/>
+          <w:sz w:val="28"/>
+          <w:szCs w:val="28"/>
+          <w:lang w:val="ru-RU"/>
+        </w:rPr>
+      </w:pPr>
+      <w:r>
+        <w:rPr>
+          <w:rFonts w:cs="Times New Roman"/>
+          <w:color w:val="000000" w:themeColor="text1"/>
+          <w:sz w:val="28"/>
+          <w:szCs w:val="28"/>
           <w:lang w:val="ru-RU"/>
         </w:rPr>
         <w:t>проверка измерения постоянного напряжения (</w:t>
@@ -1949,6 +2578,8 @@
         <w:rPr>
           <w:rFonts w:cs="Times New Roman"/>
           <w:color w:val="000000" w:themeColor="text1"/>
+          <w:sz w:val="28"/>
+          <w:szCs w:val="28"/>
         </w:rPr>
         <w:t>DC</w:t>
       </w:r>
@@ -1956,6 +2587,8 @@
         <w:rPr>
           <w:rFonts w:cs="Times New Roman"/>
           <w:color w:val="000000" w:themeColor="text1"/>
+          <w:sz w:val="28"/>
+          <w:szCs w:val="28"/>
           <w:lang w:val="ru-RU"/>
         </w:rPr>
         <w:t>)</w:t>
@@ -1964,6 +2597,8 @@
         <w:rPr>
           <w:rFonts w:cs="Times New Roman"/>
           <w:color w:val="000000" w:themeColor="text1"/>
+          <w:sz w:val="28"/>
+          <w:szCs w:val="28"/>
           <w:lang w:val="ru-RU"/>
         </w:rPr>
         <w:t>,</w:t>
@@ -1981,13 +2616,17 @@
         <w:rPr>
           <w:rFonts w:cs="Times New Roman"/>
           <w:color w:val="000000" w:themeColor="text1"/>
-          <w:lang w:val="ru-RU"/>
-        </w:rPr>
-      </w:pPr>
-      <w:r>
-        <w:rPr>
-          <w:rFonts w:cs="Times New Roman"/>
-          <w:color w:val="000000" w:themeColor="text1"/>
+          <w:sz w:val="28"/>
+          <w:szCs w:val="28"/>
+          <w:lang w:val="ru-RU"/>
+        </w:rPr>
+      </w:pPr>
+      <w:r>
+        <w:rPr>
+          <w:rFonts w:cs="Times New Roman"/>
+          <w:color w:val="000000" w:themeColor="text1"/>
+          <w:sz w:val="28"/>
+          <w:szCs w:val="28"/>
           <w:lang w:val="ru-RU"/>
         </w:rPr>
         <w:t>проверка измерения переменного напряжения (</w:t>
@@ -1996,6 +2635,8 @@
         <w:rPr>
           <w:rFonts w:cs="Times New Roman"/>
           <w:color w:val="000000" w:themeColor="text1"/>
+          <w:sz w:val="28"/>
+          <w:szCs w:val="28"/>
         </w:rPr>
         <w:t>AC</w:t>
       </w:r>
@@ -2003,6 +2644,8 @@
         <w:rPr>
           <w:rFonts w:cs="Times New Roman"/>
           <w:color w:val="000000" w:themeColor="text1"/>
+          <w:sz w:val="28"/>
+          <w:szCs w:val="28"/>
           <w:lang w:val="ru-RU"/>
         </w:rPr>
         <w:t>)</w:t>
@@ -2011,6 +2654,8 @@
         <w:rPr>
           <w:rFonts w:cs="Times New Roman"/>
           <w:color w:val="000000" w:themeColor="text1"/>
+          <w:sz w:val="28"/>
+          <w:szCs w:val="28"/>
           <w:lang w:val="ru-RU"/>
         </w:rPr>
         <w:t>,</w:t>
@@ -2028,13 +2673,17 @@
         <w:rPr>
           <w:rFonts w:cs="Times New Roman"/>
           <w:color w:val="000000" w:themeColor="text1"/>
-          <w:lang w:val="ru-RU"/>
-        </w:rPr>
-      </w:pPr>
-      <w:r>
-        <w:rPr>
-          <w:rFonts w:cs="Times New Roman"/>
-          <w:color w:val="000000" w:themeColor="text1"/>
+          <w:sz w:val="28"/>
+          <w:szCs w:val="28"/>
+          <w:lang w:val="ru-RU"/>
+        </w:rPr>
+      </w:pPr>
+      <w:r>
+        <w:rPr>
+          <w:rFonts w:cs="Times New Roman"/>
+          <w:color w:val="000000" w:themeColor="text1"/>
+          <w:sz w:val="28"/>
+          <w:szCs w:val="28"/>
           <w:lang w:val="ru-RU"/>
         </w:rPr>
         <w:t xml:space="preserve">проверка буферных выходов </w:t>
@@ -2043,6 +2692,8 @@
         <w:rPr>
           <w:rFonts w:cs="Times New Roman"/>
           <w:color w:val="000000" w:themeColor="text1"/>
+          <w:sz w:val="28"/>
+          <w:szCs w:val="28"/>
         </w:rPr>
         <w:t>AUX</w:t>
       </w:r>
@@ -2050,6 +2701,8 @@
         <w:rPr>
           <w:rFonts w:cs="Times New Roman"/>
           <w:color w:val="000000" w:themeColor="text1"/>
+          <w:sz w:val="28"/>
+          <w:szCs w:val="28"/>
           <w:lang w:val="ru-RU"/>
         </w:rPr>
         <w:t xml:space="preserve"> по постоянному напряжению</w:t>
@@ -2058,22 +2711,18 @@
         <w:rPr>
           <w:rFonts w:cs="Times New Roman"/>
           <w:color w:val="000000" w:themeColor="text1"/>
-          <w:lang w:val="ru-RU"/>
-        </w:rPr>
-        <w:t xml:space="preserve"> </w:t>
-      </w:r>
-      <w:r>
-        <w:rPr>
-          <w:rFonts w:cs="Times New Roman"/>
-          <w:color w:val="000000" w:themeColor="text1"/>
-          <w:lang w:val="ru-RU"/>
-        </w:rPr>
-        <w:t>(</w:t>
-      </w:r>
-      <w:r>
-        <w:rPr>
-          <w:rFonts w:cs="Times New Roman"/>
-          <w:color w:val="000000" w:themeColor="text1"/>
+          <w:sz w:val="28"/>
+          <w:szCs w:val="28"/>
+          <w:lang w:val="ru-RU"/>
+        </w:rPr>
+        <w:t xml:space="preserve"> (</w:t>
+      </w:r>
+      <w:r>
+        <w:rPr>
+          <w:rFonts w:cs="Times New Roman"/>
+          <w:color w:val="000000" w:themeColor="text1"/>
+          <w:sz w:val="28"/>
+          <w:szCs w:val="28"/>
         </w:rPr>
         <w:t>DC</w:t>
       </w:r>
@@ -2081,17 +2730,11 @@
         <w:rPr>
           <w:rFonts w:cs="Times New Roman"/>
           <w:color w:val="000000" w:themeColor="text1"/>
-          <w:lang w:val="ru-RU"/>
-        </w:rPr>
-        <w:t>)</w:t>
-      </w:r>
-      <w:r>
-        <w:rPr>
-          <w:rFonts w:cs="Times New Roman"/>
-          <w:color w:val="000000" w:themeColor="text1"/>
-          <w:lang w:val="ru-RU"/>
-        </w:rPr>
-        <w:t>,</w:t>
+          <w:sz w:val="28"/>
+          <w:szCs w:val="28"/>
+          <w:lang w:val="ru-RU"/>
+        </w:rPr>
+        <w:t>),</w:t>
       </w:r>
     </w:p>
     <w:p>
@@ -2106,13 +2749,17 @@
         <w:rPr>
           <w:rFonts w:cs="Times New Roman"/>
           <w:color w:val="000000" w:themeColor="text1"/>
-          <w:lang w:val="ru-RU"/>
-        </w:rPr>
-      </w:pPr>
-      <w:r>
-        <w:rPr>
-          <w:rFonts w:cs="Times New Roman"/>
-          <w:color w:val="000000" w:themeColor="text1"/>
+          <w:sz w:val="28"/>
+          <w:szCs w:val="28"/>
+          <w:lang w:val="ru-RU"/>
+        </w:rPr>
+      </w:pPr>
+      <w:r>
+        <w:rPr>
+          <w:rFonts w:cs="Times New Roman"/>
+          <w:color w:val="000000" w:themeColor="text1"/>
+          <w:sz w:val="28"/>
+          <w:szCs w:val="28"/>
           <w:lang w:val="ru-RU"/>
         </w:rPr>
         <w:t xml:space="preserve">проверка буферных выходов </w:t>
@@ -2121,6 +2768,8 @@
         <w:rPr>
           <w:rFonts w:cs="Times New Roman"/>
           <w:color w:val="000000" w:themeColor="text1"/>
+          <w:sz w:val="28"/>
+          <w:szCs w:val="28"/>
         </w:rPr>
         <w:t>AUX</w:t>
       </w:r>
@@ -2128,6 +2777,8 @@
         <w:rPr>
           <w:rFonts w:cs="Times New Roman"/>
           <w:color w:val="000000" w:themeColor="text1"/>
+          <w:sz w:val="28"/>
+          <w:szCs w:val="28"/>
           <w:lang w:val="ru-RU"/>
         </w:rPr>
         <w:t xml:space="preserve"> по переменному напряжению</w:t>
@@ -2136,22 +2787,18 @@
         <w:rPr>
           <w:rFonts w:cs="Times New Roman"/>
           <w:color w:val="000000" w:themeColor="text1"/>
-          <w:lang w:val="ru-RU"/>
-        </w:rPr>
-        <w:t xml:space="preserve"> </w:t>
-      </w:r>
-      <w:r>
-        <w:rPr>
-          <w:rFonts w:cs="Times New Roman"/>
-          <w:color w:val="000000" w:themeColor="text1"/>
-          <w:lang w:val="ru-RU"/>
-        </w:rPr>
-        <w:t>(</w:t>
-      </w:r>
-      <w:r>
-        <w:rPr>
-          <w:rFonts w:cs="Times New Roman"/>
-          <w:color w:val="000000" w:themeColor="text1"/>
+          <w:sz w:val="28"/>
+          <w:szCs w:val="28"/>
+          <w:lang w:val="ru-RU"/>
+        </w:rPr>
+        <w:t xml:space="preserve"> (</w:t>
+      </w:r>
+      <w:r>
+        <w:rPr>
+          <w:rFonts w:cs="Times New Roman"/>
+          <w:color w:val="000000" w:themeColor="text1"/>
+          <w:sz w:val="28"/>
+          <w:szCs w:val="28"/>
         </w:rPr>
         <w:t>AC</w:t>
       </w:r>
@@ -2159,17 +2806,11 @@
         <w:rPr>
           <w:rFonts w:cs="Times New Roman"/>
           <w:color w:val="000000" w:themeColor="text1"/>
-          <w:lang w:val="ru-RU"/>
-        </w:rPr>
-        <w:t>)</w:t>
-      </w:r>
-      <w:r>
-        <w:rPr>
-          <w:rFonts w:cs="Times New Roman"/>
-          <w:color w:val="000000" w:themeColor="text1"/>
-          <w:lang w:val="ru-RU"/>
-        </w:rPr>
-        <w:t>.</w:t>
+          <w:sz w:val="28"/>
+          <w:szCs w:val="28"/>
+          <w:lang w:val="ru-RU"/>
+        </w:rPr>
+        <w:t>).</w:t>
       </w:r>
     </w:p>
     <w:p>
@@ -2178,22 +2819,27 @@
         <w:rPr>
           <w:rFonts w:cs="Times New Roman"/>
           <w:color w:val="000000" w:themeColor="text1"/>
-          <w:lang w:val="ru-RU"/>
-        </w:rPr>
-      </w:pPr>
-      <w:r>
-        <w:rPr>
-          <w:rFonts w:cs="Times New Roman"/>
-          <w:color w:val="000000" w:themeColor="text1"/>
-          <w:lang w:val="ru-RU"/>
-        </w:rPr>
-        <w:lastRenderedPageBreak/>
+          <w:sz w:val="28"/>
+          <w:szCs w:val="28"/>
+          <w:lang w:val="ru-RU"/>
+        </w:rPr>
+      </w:pPr>
+      <w:r>
+        <w:rPr>
+          <w:rFonts w:cs="Times New Roman"/>
+          <w:color w:val="000000" w:themeColor="text1"/>
+          <w:sz w:val="28"/>
+          <w:szCs w:val="28"/>
+          <w:lang w:val="ru-RU"/>
+        </w:rPr>
         <w:t xml:space="preserve">Результаты измерений выводятся по каналам. Значение </w:t>
       </w:r>
       <w:r>
         <w:rPr>
           <w:rFonts w:cs="Times New Roman"/>
           <w:color w:val="000000" w:themeColor="text1"/>
+          <w:sz w:val="28"/>
+          <w:szCs w:val="28"/>
         </w:rPr>
         <w:t>OK</w:t>
       </w:r>
@@ -2201,6 +2847,8 @@
         <w:rPr>
           <w:rFonts w:cs="Times New Roman"/>
           <w:color w:val="000000" w:themeColor="text1"/>
+          <w:sz w:val="28"/>
+          <w:szCs w:val="28"/>
           <w:lang w:val="ru-RU"/>
         </w:rPr>
         <w:t xml:space="preserve"> означает прохождение соответствующей проверки, </w:t>
@@ -2209,6 +2857,8 @@
         <w:rPr>
           <w:rFonts w:cs="Times New Roman"/>
           <w:color w:val="000000" w:themeColor="text1"/>
+          <w:sz w:val="28"/>
+          <w:szCs w:val="28"/>
         </w:rPr>
         <w:t>FAILED</w:t>
       </w:r>
@@ -2216,6 +2866,8 @@
         <w:rPr>
           <w:rFonts w:cs="Times New Roman"/>
           <w:color w:val="000000" w:themeColor="text1"/>
+          <w:sz w:val="28"/>
+          <w:szCs w:val="28"/>
           <w:lang w:val="ru-RU"/>
         </w:rPr>
         <w:t xml:space="preserve"> — выход результата за установленный допустимый предел. После тестирования формируется журнал результатов.</w:t>
@@ -2246,13 +2898,17 @@
         <w:rPr>
           <w:rFonts w:cs="Times New Roman"/>
           <w:color w:val="000000" w:themeColor="text1"/>
-          <w:lang w:val="ru-RU"/>
-        </w:rPr>
-      </w:pPr>
-      <w:r>
-        <w:rPr>
-          <w:rFonts w:cs="Times New Roman"/>
-          <w:color w:val="000000" w:themeColor="text1"/>
+          <w:sz w:val="28"/>
+          <w:szCs w:val="28"/>
+          <w:lang w:val="ru-RU"/>
+        </w:rPr>
+      </w:pPr>
+      <w:r>
+        <w:rPr>
+          <w:rFonts w:cs="Times New Roman"/>
+          <w:color w:val="000000" w:themeColor="text1"/>
+          <w:sz w:val="28"/>
+          <w:szCs w:val="28"/>
           <w:lang w:val="ru-RU"/>
         </w:rPr>
         <w:t>Для запуска калибровки выбрать пункт «2. Калибровка платы». Перед началом убедиться, что модуль и все измерительные цепи подключены правильно.</w:t>
@@ -2274,14 +2930,19 @@
         <w:rPr>
           <w:rFonts w:cs="Times New Roman"/>
           <w:color w:val="000000" w:themeColor="text1"/>
-        </w:rPr>
-      </w:pPr>
-      <w:r>
-        <w:rPr>
-          <w:rFonts w:cs="Times New Roman"/>
-          <w:color w:val="000000" w:themeColor="text1"/>
-          <w:lang w:val="ru-RU"/>
-        </w:rPr>
+          <w:sz w:val="28"/>
+          <w:szCs w:val="28"/>
+        </w:rPr>
+      </w:pPr>
+      <w:r>
+        <w:rPr>
+          <w:rFonts w:cs="Times New Roman"/>
+          <w:color w:val="000000" w:themeColor="text1"/>
+          <w:sz w:val="28"/>
+          <w:szCs w:val="28"/>
+          <w:lang w:val="ru-RU"/>
+        </w:rPr>
+        <w:lastRenderedPageBreak/>
         <w:t>сброс текущих калибровочных коэффициентов,</w:t>
       </w:r>
     </w:p>
@@ -2297,13 +2958,17 @@
         <w:rPr>
           <w:rFonts w:cs="Times New Roman"/>
           <w:color w:val="000000" w:themeColor="text1"/>
-          <w:lang w:val="ru-RU"/>
-        </w:rPr>
-      </w:pPr>
-      <w:r>
-        <w:rPr>
-          <w:rFonts w:cs="Times New Roman"/>
-          <w:color w:val="000000" w:themeColor="text1"/>
+          <w:sz w:val="28"/>
+          <w:szCs w:val="28"/>
+          <w:lang w:val="ru-RU"/>
+        </w:rPr>
+      </w:pPr>
+      <w:r>
+        <w:rPr>
+          <w:rFonts w:cs="Times New Roman"/>
+          <w:color w:val="000000" w:themeColor="text1"/>
+          <w:sz w:val="28"/>
+          <w:szCs w:val="28"/>
           <w:lang w:val="ru-RU"/>
         </w:rPr>
         <w:t>измерение верхней точки калибровочного диапазона</w:t>
@@ -2312,6 +2977,8 @@
         <w:rPr>
           <w:rFonts w:cs="Times New Roman"/>
           <w:color w:val="000000" w:themeColor="text1"/>
+          <w:sz w:val="28"/>
+          <w:szCs w:val="28"/>
           <w:lang w:val="ru-RU"/>
         </w:rPr>
         <w:t>,</w:t>
@@ -2329,13 +2996,17 @@
         <w:rPr>
           <w:rFonts w:cs="Times New Roman"/>
           <w:color w:val="000000" w:themeColor="text1"/>
-          <w:lang w:val="ru-RU"/>
-        </w:rPr>
-      </w:pPr>
-      <w:r>
-        <w:rPr>
-          <w:rFonts w:cs="Times New Roman"/>
-          <w:color w:val="000000" w:themeColor="text1"/>
+          <w:sz w:val="28"/>
+          <w:szCs w:val="28"/>
+          <w:lang w:val="ru-RU"/>
+        </w:rPr>
+      </w:pPr>
+      <w:r>
+        <w:rPr>
+          <w:rFonts w:cs="Times New Roman"/>
+          <w:color w:val="000000" w:themeColor="text1"/>
+          <w:sz w:val="28"/>
+          <w:szCs w:val="28"/>
           <w:lang w:val="ru-RU"/>
         </w:rPr>
         <w:t>измерение нижней точки калибровочного диапазона</w:t>
@@ -2344,6 +3015,8 @@
         <w:rPr>
           <w:rFonts w:cs="Times New Roman"/>
           <w:color w:val="000000" w:themeColor="text1"/>
+          <w:sz w:val="28"/>
+          <w:szCs w:val="28"/>
           <w:lang w:val="ru-RU"/>
         </w:rPr>
         <w:t>,</w:t>
@@ -2361,13 +3034,17 @@
         <w:rPr>
           <w:rFonts w:cs="Times New Roman"/>
           <w:color w:val="000000" w:themeColor="text1"/>
-          <w:lang w:val="ru-RU"/>
-        </w:rPr>
-      </w:pPr>
-      <w:r>
-        <w:rPr>
-          <w:rFonts w:cs="Times New Roman"/>
-          <w:color w:val="000000" w:themeColor="text1"/>
+          <w:sz w:val="28"/>
+          <w:szCs w:val="28"/>
+          <w:lang w:val="ru-RU"/>
+        </w:rPr>
+      </w:pPr>
+      <w:r>
+        <w:rPr>
+          <w:rFonts w:cs="Times New Roman"/>
+          <w:color w:val="000000" w:themeColor="text1"/>
+          <w:sz w:val="28"/>
+          <w:szCs w:val="28"/>
           <w:lang w:val="ru-RU"/>
         </w:rPr>
         <w:t xml:space="preserve">расчёт новых коэффициентов </w:t>
@@ -2376,6 +3053,8 @@
         <w:rPr>
           <w:rFonts w:cs="Times New Roman"/>
           <w:color w:val="000000" w:themeColor="text1"/>
+          <w:sz w:val="28"/>
+          <w:szCs w:val="28"/>
         </w:rPr>
         <w:t>Gain</w:t>
       </w:r>
@@ -2383,6 +3062,8 @@
         <w:rPr>
           <w:rFonts w:cs="Times New Roman"/>
           <w:color w:val="000000" w:themeColor="text1"/>
+          <w:sz w:val="28"/>
+          <w:szCs w:val="28"/>
           <w:lang w:val="ru-RU"/>
         </w:rPr>
         <w:t xml:space="preserve"> и </w:t>
@@ -2391,6 +3072,8 @@
         <w:rPr>
           <w:rFonts w:cs="Times New Roman"/>
           <w:color w:val="000000" w:themeColor="text1"/>
+          <w:sz w:val="28"/>
+          <w:szCs w:val="28"/>
         </w:rPr>
         <w:t>Offset</w:t>
       </w:r>
@@ -2398,6 +3081,8 @@
         <w:rPr>
           <w:rFonts w:cs="Times New Roman"/>
           <w:color w:val="000000" w:themeColor="text1"/>
+          <w:sz w:val="28"/>
+          <w:szCs w:val="28"/>
           <w:lang w:val="ru-RU"/>
         </w:rPr>
         <w:t>,</w:t>
@@ -2415,13 +3100,17 @@
         <w:rPr>
           <w:rFonts w:cs="Times New Roman"/>
           <w:color w:val="000000" w:themeColor="text1"/>
-          <w:lang w:val="ru-RU"/>
-        </w:rPr>
-      </w:pPr>
-      <w:r>
-        <w:rPr>
-          <w:rFonts w:cs="Times New Roman"/>
-          <w:color w:val="000000" w:themeColor="text1"/>
+          <w:sz w:val="28"/>
+          <w:szCs w:val="28"/>
+          <w:lang w:val="ru-RU"/>
+        </w:rPr>
+      </w:pPr>
+      <w:r>
+        <w:rPr>
+          <w:rFonts w:cs="Times New Roman"/>
+          <w:color w:val="000000" w:themeColor="text1"/>
+          <w:sz w:val="28"/>
+          <w:szCs w:val="28"/>
           <w:lang w:val="ru-RU"/>
         </w:rPr>
         <w:t xml:space="preserve">запись рассчитанных коэффициентов в </w:t>
@@ -2430,6 +3119,8 @@
         <w:rPr>
           <w:rFonts w:cs="Times New Roman"/>
           <w:color w:val="000000" w:themeColor="text1"/>
+          <w:sz w:val="28"/>
+          <w:szCs w:val="28"/>
         </w:rPr>
         <w:t>EEPROM</w:t>
       </w:r>
@@ -2437,6 +3128,8 @@
         <w:rPr>
           <w:rFonts w:cs="Times New Roman"/>
           <w:color w:val="000000" w:themeColor="text1"/>
+          <w:sz w:val="28"/>
+          <w:szCs w:val="28"/>
           <w:lang w:val="ru-RU"/>
         </w:rPr>
         <w:t xml:space="preserve"> платы.</w:t>
@@ -2448,13 +3141,17 @@
         <w:rPr>
           <w:rFonts w:cs="Times New Roman"/>
           <w:color w:val="000000" w:themeColor="text1"/>
-          <w:lang w:val="ru-RU"/>
-        </w:rPr>
-      </w:pPr>
-      <w:r>
-        <w:rPr>
-          <w:rFonts w:cs="Times New Roman"/>
-          <w:color w:val="000000" w:themeColor="text1"/>
+          <w:sz w:val="28"/>
+          <w:szCs w:val="28"/>
+          <w:lang w:val="ru-RU"/>
+        </w:rPr>
+      </w:pPr>
+      <w:r>
+        <w:rPr>
+          <w:rFonts w:cs="Times New Roman"/>
+          <w:color w:val="000000" w:themeColor="text1"/>
+          <w:sz w:val="28"/>
+          <w:szCs w:val="28"/>
           <w:lang w:val="ru-RU"/>
         </w:rPr>
         <w:t>Во время калибровки запрещается изменять схему подключения. При появлении ошибки необходимо зафиксировать сообщение программы и не считать модуль откалиброванным до успешного завершения процедуры.</w:t>
@@ -2485,13 +3182,17 @@
         <w:rPr>
           <w:rFonts w:cs="Times New Roman"/>
           <w:color w:val="000000" w:themeColor="text1"/>
-          <w:lang w:val="ru-RU"/>
-        </w:rPr>
-      </w:pPr>
-      <w:r>
-        <w:rPr>
-          <w:rFonts w:cs="Times New Roman"/>
-          <w:color w:val="000000" w:themeColor="text1"/>
+          <w:sz w:val="28"/>
+          <w:szCs w:val="28"/>
+          <w:lang w:val="ru-RU"/>
+        </w:rPr>
+      </w:pPr>
+      <w:r>
+        <w:rPr>
+          <w:rFonts w:cs="Times New Roman"/>
+          <w:color w:val="000000" w:themeColor="text1"/>
+          <w:sz w:val="28"/>
+          <w:szCs w:val="28"/>
           <w:lang w:val="ru-RU"/>
         </w:rPr>
         <w:t>Для перехода к следующей плате выбрать пункт «3. Сменить модуль». После появления соответствующего сообщения извлечь текущую плату, установить следующую и выполнить инструкции программы по считыванию маркировки и подключению.</w:t>
@@ -2503,13 +3204,17 @@
         <w:rPr>
           <w:rFonts w:cs="Times New Roman"/>
           <w:color w:val="000000" w:themeColor="text1"/>
-          <w:lang w:val="ru-RU"/>
-        </w:rPr>
-      </w:pPr>
-      <w:r>
-        <w:rPr>
-          <w:rFonts w:cs="Times New Roman"/>
-          <w:color w:val="000000" w:themeColor="text1"/>
+          <w:sz w:val="28"/>
+          <w:szCs w:val="28"/>
+          <w:lang w:val="ru-RU"/>
+        </w:rPr>
+      </w:pPr>
+      <w:r>
+        <w:rPr>
+          <w:rFonts w:cs="Times New Roman"/>
+          <w:color w:val="000000" w:themeColor="text1"/>
+          <w:sz w:val="28"/>
+          <w:szCs w:val="28"/>
           <w:lang w:val="ru-RU"/>
         </w:rPr>
         <w:t>Если стенд используется для последовательной проверки однотипных изделий, устанавливаемый модуль должен соответствовать типу первого модуля текущей серии.</w:t>
@@ -2548,13 +3253,17 @@
         <w:rPr>
           <w:rFonts w:cs="Times New Roman"/>
           <w:color w:val="000000" w:themeColor="text1"/>
-          <w:lang w:val="ru-RU"/>
-        </w:rPr>
-      </w:pPr>
-      <w:r>
-        <w:rPr>
-          <w:rFonts w:cs="Times New Roman"/>
-          <w:color w:val="000000" w:themeColor="text1"/>
+          <w:sz w:val="28"/>
+          <w:szCs w:val="28"/>
+          <w:lang w:val="ru-RU"/>
+        </w:rPr>
+      </w:pPr>
+      <w:r>
+        <w:rPr>
+          <w:rFonts w:cs="Times New Roman"/>
+          <w:color w:val="000000" w:themeColor="text1"/>
+          <w:sz w:val="28"/>
+          <w:szCs w:val="28"/>
           <w:lang w:val="ru-RU"/>
         </w:rPr>
         <w:t>Завершить выполняемый тест или калибровку.</w:t>
@@ -2572,12 +3281,16 @@
         <w:rPr>
           <w:rFonts w:cs="Times New Roman"/>
           <w:color w:val="000000" w:themeColor="text1"/>
-        </w:rPr>
-      </w:pPr>
-      <w:r>
-        <w:rPr>
-          <w:rFonts w:cs="Times New Roman"/>
-          <w:color w:val="000000" w:themeColor="text1"/>
+          <w:sz w:val="28"/>
+          <w:szCs w:val="28"/>
+        </w:rPr>
+      </w:pPr>
+      <w:r>
+        <w:rPr>
+          <w:rFonts w:cs="Times New Roman"/>
+          <w:color w:val="000000" w:themeColor="text1"/>
+          <w:sz w:val="28"/>
+          <w:szCs w:val="28"/>
           <w:lang w:val="ru-RU"/>
         </w:rPr>
         <w:t xml:space="preserve">В главном меню выбрать пункт «4. </w:t>
@@ -2587,6 +3300,8 @@
         <w:rPr>
           <w:rFonts w:cs="Times New Roman"/>
           <w:color w:val="000000" w:themeColor="text1"/>
+          <w:sz w:val="28"/>
+          <w:szCs w:val="28"/>
         </w:rPr>
         <w:t>Выход</w:t>
       </w:r>
@@ -2595,6 +3310,8 @@
         <w:rPr>
           <w:rFonts w:cs="Times New Roman"/>
           <w:color w:val="000000" w:themeColor="text1"/>
+          <w:sz w:val="28"/>
+          <w:szCs w:val="28"/>
         </w:rPr>
         <w:t>».</w:t>
       </w:r>
@@ -2611,13 +3328,17 @@
         <w:rPr>
           <w:rFonts w:cs="Times New Roman"/>
           <w:color w:val="000000" w:themeColor="text1"/>
-          <w:lang w:val="ru-RU"/>
-        </w:rPr>
-      </w:pPr>
-      <w:r>
-        <w:rPr>
-          <w:rFonts w:cs="Times New Roman"/>
-          <w:color w:val="000000" w:themeColor="text1"/>
+          <w:sz w:val="28"/>
+          <w:szCs w:val="28"/>
+          <w:lang w:val="ru-RU"/>
+        </w:rPr>
+      </w:pPr>
+      <w:r>
+        <w:rPr>
+          <w:rFonts w:cs="Times New Roman"/>
+          <w:color w:val="000000" w:themeColor="text1"/>
+          <w:sz w:val="28"/>
+          <w:szCs w:val="28"/>
           <w:lang w:val="ru-RU"/>
         </w:rPr>
         <w:t>Дождаться сообщения о завершении работы со стендом.</w:t>
@@ -2635,13 +3356,17 @@
         <w:rPr>
           <w:rFonts w:cs="Times New Roman"/>
           <w:color w:val="000000" w:themeColor="text1"/>
-          <w:lang w:val="ru-RU"/>
-        </w:rPr>
-      </w:pPr>
-      <w:r>
-        <w:rPr>
-          <w:rFonts w:cs="Times New Roman"/>
-          <w:color w:val="000000" w:themeColor="text1"/>
+          <w:sz w:val="28"/>
+          <w:szCs w:val="28"/>
+          <w:lang w:val="ru-RU"/>
+        </w:rPr>
+      </w:pPr>
+      <w:r>
+        <w:rPr>
+          <w:rFonts w:cs="Times New Roman"/>
+          <w:color w:val="000000" w:themeColor="text1"/>
+          <w:sz w:val="28"/>
+          <w:szCs w:val="28"/>
           <w:lang w:val="ru-RU"/>
         </w:rPr>
         <w:t>После завершения программы при необходимости отключить оборудование в установленном порядке.</w:t>
@@ -2689,12 +3414,16 @@
               <w:rPr>
                 <w:rFonts w:cs="Times New Roman"/>
                 <w:color w:val="000000" w:themeColor="text1"/>
+                <w:sz w:val="28"/>
+                <w:szCs w:val="28"/>
               </w:rPr>
             </w:pPr>
             <w:r>
               <w:rPr>
                 <w:rFonts w:cs="Times New Roman"/>
                 <w:color w:val="000000" w:themeColor="text1"/>
+                <w:sz w:val="28"/>
+                <w:szCs w:val="28"/>
               </w:rPr>
               <w:t>Ситуация</w:t>
             </w:r>
@@ -2710,12 +3439,16 @@
               <w:rPr>
                 <w:rFonts w:cs="Times New Roman"/>
                 <w:color w:val="000000" w:themeColor="text1"/>
+                <w:sz w:val="28"/>
+                <w:szCs w:val="28"/>
               </w:rPr>
             </w:pPr>
             <w:r>
               <w:rPr>
                 <w:rFonts w:cs="Times New Roman"/>
                 <w:color w:val="000000" w:themeColor="text1"/>
+                <w:sz w:val="28"/>
+                <w:szCs w:val="28"/>
               </w:rPr>
               <w:t>Действия оператора</w:t>
             </w:r>
@@ -2736,12 +3469,16 @@
               <w:rPr>
                 <w:rFonts w:cs="Times New Roman"/>
                 <w:color w:val="000000" w:themeColor="text1"/>
+                <w:sz w:val="28"/>
+                <w:szCs w:val="28"/>
               </w:rPr>
             </w:pPr>
             <w:r>
               <w:rPr>
                 <w:rFonts w:cs="Times New Roman"/>
                 <w:color w:val="000000" w:themeColor="text1"/>
+                <w:sz w:val="28"/>
+                <w:szCs w:val="28"/>
               </w:rPr>
               <w:t>Не считывается маркировка</w:t>
             </w:r>
@@ -2757,6 +3494,8 @@
               <w:rPr>
                 <w:rFonts w:cs="Times New Roman"/>
                 <w:color w:val="000000" w:themeColor="text1"/>
+                <w:sz w:val="28"/>
+                <w:szCs w:val="28"/>
                 <w:lang w:val="ru-RU"/>
               </w:rPr>
             </w:pPr>
@@ -2764,6 +3503,8 @@
               <w:rPr>
                 <w:rFonts w:cs="Times New Roman"/>
                 <w:color w:val="000000" w:themeColor="text1"/>
+                <w:sz w:val="28"/>
+                <w:szCs w:val="28"/>
                 <w:lang w:val="ru-RU"/>
               </w:rPr>
               <w:t xml:space="preserve">Повторить сканирование. При необходимости использовать ручной ввод и внимательно проверить </w:t>
@@ -2772,6 +3513,8 @@
               <w:rPr>
                 <w:rFonts w:cs="Times New Roman"/>
                 <w:color w:val="000000" w:themeColor="text1"/>
+                <w:sz w:val="28"/>
+                <w:szCs w:val="28"/>
               </w:rPr>
               <w:t>NAME</w:t>
             </w:r>
@@ -2779,6 +3522,8 @@
               <w:rPr>
                 <w:rFonts w:cs="Times New Roman"/>
                 <w:color w:val="000000" w:themeColor="text1"/>
+                <w:sz w:val="28"/>
+                <w:szCs w:val="28"/>
                 <w:lang w:val="ru-RU"/>
               </w:rPr>
               <w:t xml:space="preserve">, </w:t>
@@ -2787,6 +3532,8 @@
               <w:rPr>
                 <w:rFonts w:cs="Times New Roman"/>
                 <w:color w:val="000000" w:themeColor="text1"/>
+                <w:sz w:val="28"/>
+                <w:szCs w:val="28"/>
               </w:rPr>
               <w:t>DNP</w:t>
             </w:r>
@@ -2794,6 +3541,8 @@
               <w:rPr>
                 <w:rFonts w:cs="Times New Roman"/>
                 <w:color w:val="000000" w:themeColor="text1"/>
+                <w:sz w:val="28"/>
+                <w:szCs w:val="28"/>
                 <w:lang w:val="ru-RU"/>
               </w:rPr>
               <w:t xml:space="preserve"> и </w:t>
@@ -2802,6 +3551,8 @@
               <w:rPr>
                 <w:rFonts w:cs="Times New Roman"/>
                 <w:color w:val="000000" w:themeColor="text1"/>
+                <w:sz w:val="28"/>
+                <w:szCs w:val="28"/>
               </w:rPr>
               <w:t>SN</w:t>
             </w:r>
@@ -2809,6 +3560,8 @@
               <w:rPr>
                 <w:rFonts w:cs="Times New Roman"/>
                 <w:color w:val="000000" w:themeColor="text1"/>
+                <w:sz w:val="28"/>
+                <w:szCs w:val="28"/>
                 <w:lang w:val="ru-RU"/>
               </w:rPr>
               <w:t>.</w:t>
@@ -2830,14 +3583,49 @@
               <w:rPr>
                 <w:rFonts w:cs="Times New Roman"/>
                 <w:color w:val="000000" w:themeColor="text1"/>
+                <w:sz w:val="28"/>
+                <w:szCs w:val="28"/>
               </w:rPr>
             </w:pPr>
+            <w:proofErr w:type="spellStart"/>
             <w:r>
               <w:rPr>
                 <w:rFonts w:cs="Times New Roman"/>
                 <w:color w:val="000000" w:themeColor="text1"/>
+                <w:sz w:val="28"/>
+                <w:szCs w:val="28"/>
               </w:rPr>
-              <w:t>Нет связи с CTD-1620</w:t>
+              <w:t>Нет</w:t>
+            </w:r>
+            <w:proofErr w:type="spellEnd"/>
+            <w:r>
+              <w:rPr>
+                <w:rFonts w:cs="Times New Roman"/>
+                <w:color w:val="000000" w:themeColor="text1"/>
+                <w:sz w:val="28"/>
+                <w:szCs w:val="28"/>
+              </w:rPr>
+              <w:t xml:space="preserve"> </w:t>
+            </w:r>
+            <w:proofErr w:type="spellStart"/>
+            <w:r>
+              <w:rPr>
+                <w:rFonts w:cs="Times New Roman"/>
+                <w:color w:val="000000" w:themeColor="text1"/>
+                <w:sz w:val="28"/>
+                <w:szCs w:val="28"/>
+              </w:rPr>
+              <w:t>связи</w:t>
+            </w:r>
+            <w:proofErr w:type="spellEnd"/>
+            <w:r>
+              <w:rPr>
+                <w:rFonts w:cs="Times New Roman"/>
+                <w:color w:val="000000" w:themeColor="text1"/>
+                <w:sz w:val="28"/>
+                <w:szCs w:val="28"/>
+              </w:rPr>
+              <w:t xml:space="preserve"> с CTD-1620</w:t>
             </w:r>
           </w:p>
         </w:tc>
@@ -2851,6 +3639,8 @@
               <w:rPr>
                 <w:rFonts w:cs="Times New Roman"/>
                 <w:color w:val="000000" w:themeColor="text1"/>
+                <w:sz w:val="28"/>
+                <w:szCs w:val="28"/>
                 <w:lang w:val="ru-RU"/>
               </w:rPr>
             </w:pPr>
@@ -2858,6 +3648,8 @@
               <w:rPr>
                 <w:rFonts w:cs="Times New Roman"/>
                 <w:color w:val="000000" w:themeColor="text1"/>
+                <w:sz w:val="28"/>
+                <w:szCs w:val="28"/>
                 <w:lang w:val="ru-RU"/>
               </w:rPr>
               <w:t>Проверить питание, сетевое подключение и кабели. После устранения причины перезапустить программу.</w:t>
@@ -2879,6 +3671,8 @@
               <w:rPr>
                 <w:rFonts w:cs="Times New Roman"/>
                 <w:color w:val="000000" w:themeColor="text1"/>
+                <w:sz w:val="28"/>
+                <w:szCs w:val="28"/>
                 <w:lang w:val="ru-RU"/>
               </w:rPr>
             </w:pPr>
@@ -2886,14 +3680,19 @@
               <w:rPr>
                 <w:rFonts w:cs="Times New Roman"/>
                 <w:color w:val="000000" w:themeColor="text1"/>
+                <w:sz w:val="28"/>
+                <w:szCs w:val="28"/>
                 <w:lang w:val="ru-RU"/>
               </w:rPr>
+              <w:lastRenderedPageBreak/>
               <w:t xml:space="preserve">Ошибка связи с </w:t>
             </w:r>
             <w:r>
               <w:rPr>
                 <w:rFonts w:cs="Times New Roman"/>
                 <w:color w:val="000000" w:themeColor="text1"/>
+                <w:sz w:val="28"/>
+                <w:szCs w:val="28"/>
               </w:rPr>
               <w:t>Agilent</w:t>
             </w:r>
@@ -2901,6 +3700,8 @@
               <w:rPr>
                 <w:rFonts w:cs="Times New Roman"/>
                 <w:color w:val="000000" w:themeColor="text1"/>
+                <w:sz w:val="28"/>
+                <w:szCs w:val="28"/>
                 <w:lang w:val="ru-RU"/>
               </w:rPr>
               <w:t xml:space="preserve"> или генератором</w:t>
@@ -2917,6 +3718,8 @@
               <w:rPr>
                 <w:rFonts w:cs="Times New Roman"/>
                 <w:color w:val="000000" w:themeColor="text1"/>
+                <w:sz w:val="28"/>
+                <w:szCs w:val="28"/>
                 <w:lang w:val="ru-RU"/>
               </w:rPr>
             </w:pPr>
@@ -2924,23 +3727,18 @@
               <w:rPr>
                 <w:rFonts w:cs="Times New Roman"/>
                 <w:color w:val="000000" w:themeColor="text1"/>
+                <w:sz w:val="28"/>
+                <w:szCs w:val="28"/>
                 <w:lang w:val="ru-RU"/>
               </w:rPr>
-              <w:t xml:space="preserve">Проверить питание приборов, интерфейсные </w:t>
+              <w:t xml:space="preserve">Проверить питание приборов, интерфейсные кабели и используемые </w:t>
             </w:r>
             <w:r>
               <w:rPr>
                 <w:rFonts w:cs="Times New Roman"/>
                 <w:color w:val="000000" w:themeColor="text1"/>
-                <w:lang w:val="ru-RU"/>
-              </w:rPr>
-              <w:lastRenderedPageBreak/>
-              <w:t xml:space="preserve">кабели и используемые </w:t>
-            </w:r>
-            <w:r>
-              <w:rPr>
-                <w:rFonts w:cs="Times New Roman"/>
-                <w:color w:val="000000" w:themeColor="text1"/>
+                <w:sz w:val="28"/>
+                <w:szCs w:val="28"/>
               </w:rPr>
               <w:t>COM</w:t>
             </w:r>
@@ -2948,6 +3746,8 @@
               <w:rPr>
                 <w:rFonts w:cs="Times New Roman"/>
                 <w:color w:val="000000" w:themeColor="text1"/>
+                <w:sz w:val="28"/>
+                <w:szCs w:val="28"/>
                 <w:lang w:val="ru-RU"/>
               </w:rPr>
               <w:t>-порты.</w:t>
@@ -2969,6 +3769,8 @@
               <w:rPr>
                 <w:rFonts w:cs="Times New Roman"/>
                 <w:color w:val="000000" w:themeColor="text1"/>
+                <w:sz w:val="28"/>
+                <w:szCs w:val="28"/>
                 <w:lang w:val="ru-RU"/>
               </w:rPr>
             </w:pPr>
@@ -2976,15 +3778,18 @@
               <w:rPr>
                 <w:rFonts w:cs="Times New Roman"/>
                 <w:color w:val="000000" w:themeColor="text1"/>
+                <w:sz w:val="28"/>
+                <w:szCs w:val="28"/>
                 <w:lang w:val="ru-RU"/>
               </w:rPr>
-              <w:lastRenderedPageBreak/>
               <w:t xml:space="preserve">Данные </w:t>
             </w:r>
             <w:r>
               <w:rPr>
                 <w:rFonts w:cs="Times New Roman"/>
                 <w:color w:val="000000" w:themeColor="text1"/>
+                <w:sz w:val="28"/>
+                <w:szCs w:val="28"/>
               </w:rPr>
               <w:t>EEPROM</w:t>
             </w:r>
@@ -2992,6 +3797,8 @@
               <w:rPr>
                 <w:rFonts w:cs="Times New Roman"/>
                 <w:color w:val="000000" w:themeColor="text1"/>
+                <w:sz w:val="28"/>
+                <w:szCs w:val="28"/>
                 <w:lang w:val="ru-RU"/>
               </w:rPr>
               <w:t xml:space="preserve"> не соответствуют маркировке</w:t>
@@ -3008,6 +3815,8 @@
               <w:rPr>
                 <w:rFonts w:cs="Times New Roman"/>
                 <w:color w:val="000000" w:themeColor="text1"/>
+                <w:sz w:val="28"/>
+                <w:szCs w:val="28"/>
                 <w:lang w:val="ru-RU"/>
               </w:rPr>
             </w:pPr>
@@ -3015,6 +3824,8 @@
               <w:rPr>
                 <w:rFonts w:cs="Times New Roman"/>
                 <w:color w:val="000000" w:themeColor="text1"/>
+                <w:sz w:val="28"/>
+                <w:szCs w:val="28"/>
                 <w:lang w:val="ru-RU"/>
               </w:rPr>
               <w:t>Не продолжать автоматическую проверку без выяснения причины. Проверить, что установлена нужная плата и правильно считана маркировка.</w:t>
@@ -3036,12 +3847,16 @@
               <w:rPr>
                 <w:rFonts w:cs="Times New Roman"/>
                 <w:color w:val="000000" w:themeColor="text1"/>
+                <w:sz w:val="28"/>
+                <w:szCs w:val="28"/>
               </w:rPr>
             </w:pPr>
             <w:r>
               <w:rPr>
                 <w:rFonts w:cs="Times New Roman"/>
                 <w:color w:val="000000" w:themeColor="text1"/>
+                <w:sz w:val="28"/>
+                <w:szCs w:val="28"/>
               </w:rPr>
               <w:t xml:space="preserve">FAILED </w:t>
             </w:r>
@@ -3050,6 +3865,8 @@
               <w:rPr>
                 <w:rFonts w:cs="Times New Roman"/>
                 <w:color w:val="000000" w:themeColor="text1"/>
+                <w:sz w:val="28"/>
+                <w:szCs w:val="28"/>
               </w:rPr>
               <w:t>при</w:t>
             </w:r>
@@ -3058,6 +3875,8 @@
               <w:rPr>
                 <w:rFonts w:cs="Times New Roman"/>
                 <w:color w:val="000000" w:themeColor="text1"/>
+                <w:sz w:val="28"/>
+                <w:szCs w:val="28"/>
               </w:rPr>
               <w:t xml:space="preserve"> </w:t>
             </w:r>
@@ -3066,6 +3885,8 @@
               <w:rPr>
                 <w:rFonts w:cs="Times New Roman"/>
                 <w:color w:val="000000" w:themeColor="text1"/>
+                <w:sz w:val="28"/>
+                <w:szCs w:val="28"/>
               </w:rPr>
               <w:t>измерении</w:t>
             </w:r>
@@ -3082,6 +3903,8 @@
               <w:rPr>
                 <w:rFonts w:cs="Times New Roman"/>
                 <w:color w:val="000000" w:themeColor="text1"/>
+                <w:sz w:val="28"/>
+                <w:szCs w:val="28"/>
                 <w:lang w:val="ru-RU"/>
               </w:rPr>
             </w:pPr>
@@ -3089,6 +3912,8 @@
               <w:rPr>
                 <w:rFonts w:cs="Times New Roman"/>
                 <w:color w:val="000000" w:themeColor="text1"/>
+                <w:sz w:val="28"/>
+                <w:szCs w:val="28"/>
                 <w:lang w:val="ru-RU"/>
               </w:rPr>
               <w:t>Зафиксировать канал и вид проверки. Проверить подключение. При повторном результате передать изделие на диагностику.</w:t>
@@ -3110,6 +3935,8 @@
               <w:rPr>
                 <w:rFonts w:cs="Times New Roman"/>
                 <w:color w:val="000000" w:themeColor="text1"/>
+                <w:sz w:val="28"/>
+                <w:szCs w:val="28"/>
               </w:rPr>
             </w:pPr>
             <w:proofErr w:type="spellStart"/>
@@ -3117,6 +3944,8 @@
               <w:rPr>
                 <w:rFonts w:cs="Times New Roman"/>
                 <w:color w:val="000000" w:themeColor="text1"/>
+                <w:sz w:val="28"/>
+                <w:szCs w:val="28"/>
               </w:rPr>
               <w:t>Критическая</w:t>
             </w:r>
@@ -3125,6 +3954,8 @@
               <w:rPr>
                 <w:rFonts w:cs="Times New Roman"/>
                 <w:color w:val="000000" w:themeColor="text1"/>
+                <w:sz w:val="28"/>
+                <w:szCs w:val="28"/>
               </w:rPr>
               <w:t xml:space="preserve"> </w:t>
             </w:r>
@@ -3133,6 +3964,8 @@
               <w:rPr>
                 <w:rFonts w:cs="Times New Roman"/>
                 <w:color w:val="000000" w:themeColor="text1"/>
+                <w:sz w:val="28"/>
+                <w:szCs w:val="28"/>
               </w:rPr>
               <w:t>ошибка</w:t>
             </w:r>
@@ -3141,6 +3974,8 @@
               <w:rPr>
                 <w:rFonts w:cs="Times New Roman"/>
                 <w:color w:val="000000" w:themeColor="text1"/>
+                <w:sz w:val="28"/>
+                <w:szCs w:val="28"/>
               </w:rPr>
               <w:t xml:space="preserve"> </w:t>
             </w:r>
@@ -3149,6 +3984,8 @@
               <w:rPr>
                 <w:rFonts w:cs="Times New Roman"/>
                 <w:color w:val="000000" w:themeColor="text1"/>
+                <w:sz w:val="28"/>
+                <w:szCs w:val="28"/>
               </w:rPr>
               <w:t>программы</w:t>
             </w:r>
@@ -3165,6 +4002,8 @@
               <w:rPr>
                 <w:rFonts w:cs="Times New Roman"/>
                 <w:color w:val="000000" w:themeColor="text1"/>
+                <w:sz w:val="28"/>
+                <w:szCs w:val="28"/>
                 <w:lang w:val="ru-RU"/>
               </w:rPr>
             </w:pPr>
@@ -3172,6 +4011,8 @@
               <w:rPr>
                 <w:rFonts w:cs="Times New Roman"/>
                 <w:color w:val="000000" w:themeColor="text1"/>
+                <w:sz w:val="28"/>
+                <w:szCs w:val="28"/>
                 <w:lang w:val="ru-RU"/>
               </w:rPr>
               <w:t>Зафиксировать полный текст ошибки, прекратить текущую операцию и перезапустить программу после устранения причины.</w:t>
@@ -3193,6 +4034,8 @@
               <w:rPr>
                 <w:rFonts w:cs="Times New Roman"/>
                 <w:color w:val="000000" w:themeColor="text1"/>
+                <w:sz w:val="28"/>
+                <w:szCs w:val="28"/>
               </w:rPr>
             </w:pPr>
             <w:proofErr w:type="spellStart"/>
@@ -3200,6 +4043,8 @@
               <w:rPr>
                 <w:rFonts w:cs="Times New Roman"/>
                 <w:color w:val="000000" w:themeColor="text1"/>
+                <w:sz w:val="28"/>
+                <w:szCs w:val="28"/>
               </w:rPr>
               <w:t>Не</w:t>
             </w:r>
@@ -3208,6 +4053,8 @@
               <w:rPr>
                 <w:rFonts w:cs="Times New Roman"/>
                 <w:color w:val="000000" w:themeColor="text1"/>
+                <w:sz w:val="28"/>
+                <w:szCs w:val="28"/>
               </w:rPr>
               <w:t xml:space="preserve"> </w:t>
             </w:r>
@@ -3216,6 +4063,8 @@
               <w:rPr>
                 <w:rFonts w:cs="Times New Roman"/>
                 <w:color w:val="000000" w:themeColor="text1"/>
+                <w:sz w:val="28"/>
+                <w:szCs w:val="28"/>
               </w:rPr>
               <w:t>воспроизводится</w:t>
             </w:r>
@@ -3224,6 +4073,8 @@
               <w:rPr>
                 <w:rFonts w:cs="Times New Roman"/>
                 <w:color w:val="000000" w:themeColor="text1"/>
+                <w:sz w:val="28"/>
+                <w:szCs w:val="28"/>
               </w:rPr>
               <w:t xml:space="preserve"> </w:t>
             </w:r>
@@ -3232,6 +4083,8 @@
               <w:rPr>
                 <w:rFonts w:cs="Times New Roman"/>
                 <w:color w:val="000000" w:themeColor="text1"/>
+                <w:sz w:val="28"/>
+                <w:szCs w:val="28"/>
               </w:rPr>
               <w:t>звуковое</w:t>
             </w:r>
@@ -3240,6 +4093,8 @@
               <w:rPr>
                 <w:rFonts w:cs="Times New Roman"/>
                 <w:color w:val="000000" w:themeColor="text1"/>
+                <w:sz w:val="28"/>
+                <w:szCs w:val="28"/>
               </w:rPr>
               <w:t xml:space="preserve"> </w:t>
             </w:r>
@@ -3248,6 +4103,8 @@
               <w:rPr>
                 <w:rFonts w:cs="Times New Roman"/>
                 <w:color w:val="000000" w:themeColor="text1"/>
+                <w:sz w:val="28"/>
+                <w:szCs w:val="28"/>
               </w:rPr>
               <w:t>сообщение</w:t>
             </w:r>
@@ -3264,6 +4121,8 @@
               <w:rPr>
                 <w:rFonts w:cs="Times New Roman"/>
                 <w:color w:val="000000" w:themeColor="text1"/>
+                <w:sz w:val="28"/>
+                <w:szCs w:val="28"/>
                 <w:lang w:val="ru-RU"/>
               </w:rPr>
             </w:pPr>
@@ -3271,6 +4130,8 @@
               <w:rPr>
                 <w:rFonts w:cs="Times New Roman"/>
                 <w:color w:val="000000" w:themeColor="text1"/>
+                <w:sz w:val="28"/>
+                <w:szCs w:val="28"/>
                 <w:lang w:val="ru-RU"/>
               </w:rPr>
               <w:t>Ориентироваться на сообщения консоли. Отсутствие звука не должно использоваться как единственный признак результата операции.</w:t>
@@ -3308,13 +4169,17 @@
         <w:rPr>
           <w:rFonts w:cs="Times New Roman"/>
           <w:color w:val="000000" w:themeColor="text1"/>
-          <w:lang w:val="ru-RU"/>
-        </w:rPr>
-      </w:pPr>
-      <w:r>
-        <w:rPr>
-          <w:rFonts w:cs="Times New Roman"/>
-          <w:color w:val="000000" w:themeColor="text1"/>
+          <w:sz w:val="28"/>
+          <w:szCs w:val="28"/>
+          <w:lang w:val="ru-RU"/>
+        </w:rPr>
+      </w:pPr>
+      <w:r>
+        <w:rPr>
+          <w:rFonts w:cs="Times New Roman"/>
+          <w:color w:val="000000" w:themeColor="text1"/>
+          <w:sz w:val="28"/>
+          <w:szCs w:val="28"/>
           <w:lang w:val="ru-RU"/>
         </w:rPr>
         <w:t>Всегда проверять соответствие маркировки фактически установленному модулю.</w:t>
@@ -3332,13 +4197,17 @@
         <w:rPr>
           <w:rFonts w:cs="Times New Roman"/>
           <w:color w:val="000000" w:themeColor="text1"/>
-          <w:lang w:val="ru-RU"/>
-        </w:rPr>
-      </w:pPr>
-      <w:r>
-        <w:rPr>
-          <w:rFonts w:cs="Times New Roman"/>
-          <w:color w:val="000000" w:themeColor="text1"/>
+          <w:sz w:val="28"/>
+          <w:szCs w:val="28"/>
+          <w:lang w:val="ru-RU"/>
+        </w:rPr>
+      </w:pPr>
+      <w:r>
+        <w:rPr>
+          <w:rFonts w:cs="Times New Roman"/>
+          <w:color w:val="000000" w:themeColor="text1"/>
+          <w:sz w:val="28"/>
+          <w:szCs w:val="28"/>
           <w:lang w:val="ru-RU"/>
         </w:rPr>
         <w:t>Подключать и отключать плату только на этапах, когда программа явно предлагает выполнить это действие.</w:t>
@@ -3356,13 +4225,17 @@
         <w:rPr>
           <w:rFonts w:cs="Times New Roman"/>
           <w:color w:val="000000" w:themeColor="text1"/>
-          <w:lang w:val="ru-RU"/>
-        </w:rPr>
-      </w:pPr>
-      <w:r>
-        <w:rPr>
-          <w:rFonts w:cs="Times New Roman"/>
-          <w:color w:val="000000" w:themeColor="text1"/>
+          <w:sz w:val="28"/>
+          <w:szCs w:val="28"/>
+          <w:lang w:val="ru-RU"/>
+        </w:rPr>
+      </w:pPr>
+      <w:r>
+        <w:rPr>
+          <w:rFonts w:cs="Times New Roman"/>
+          <w:color w:val="000000" w:themeColor="text1"/>
+          <w:sz w:val="28"/>
+          <w:szCs w:val="28"/>
           <w:lang w:val="ru-RU"/>
         </w:rPr>
         <w:t>Не изменять соединения во время измерений и калибровки.</w:t>
@@ -3380,13 +4253,17 @@
         <w:rPr>
           <w:rFonts w:cs="Times New Roman"/>
           <w:color w:val="000000" w:themeColor="text1"/>
-          <w:lang w:val="ru-RU"/>
-        </w:rPr>
-      </w:pPr>
-      <w:r>
-        <w:rPr>
-          <w:rFonts w:cs="Times New Roman"/>
-          <w:color w:val="000000" w:themeColor="text1"/>
+          <w:sz w:val="28"/>
+          <w:szCs w:val="28"/>
+          <w:lang w:val="ru-RU"/>
+        </w:rPr>
+      </w:pPr>
+      <w:r>
+        <w:rPr>
+          <w:rFonts w:cs="Times New Roman"/>
+          <w:color w:val="000000" w:themeColor="text1"/>
+          <w:sz w:val="28"/>
+          <w:szCs w:val="28"/>
           <w:lang w:val="ru-RU"/>
         </w:rPr>
         <w:t xml:space="preserve">Не считать изделие исправным при наличии результата </w:t>
@@ -3395,6 +4272,8 @@
         <w:rPr>
           <w:rFonts w:cs="Times New Roman"/>
           <w:color w:val="000000" w:themeColor="text1"/>
+          <w:sz w:val="28"/>
+          <w:szCs w:val="28"/>
         </w:rPr>
         <w:t>FAILED</w:t>
       </w:r>
@@ -3402,6 +4281,8 @@
         <w:rPr>
           <w:rFonts w:cs="Times New Roman"/>
           <w:color w:val="000000" w:themeColor="text1"/>
+          <w:sz w:val="28"/>
+          <w:szCs w:val="28"/>
           <w:lang w:val="ru-RU"/>
         </w:rPr>
         <w:t>.</w:t>
@@ -3419,13 +4300,17 @@
         <w:rPr>
           <w:rFonts w:cs="Times New Roman"/>
           <w:color w:val="000000" w:themeColor="text1"/>
-          <w:lang w:val="ru-RU"/>
-        </w:rPr>
-      </w:pPr>
-      <w:r>
-        <w:rPr>
-          <w:rFonts w:cs="Times New Roman"/>
-          <w:color w:val="000000" w:themeColor="text1"/>
+          <w:sz w:val="28"/>
+          <w:szCs w:val="28"/>
+          <w:lang w:val="ru-RU"/>
+        </w:rPr>
+      </w:pPr>
+      <w:r>
+        <w:rPr>
+          <w:rFonts w:cs="Times New Roman"/>
+          <w:color w:val="000000" w:themeColor="text1"/>
+          <w:sz w:val="28"/>
+          <w:szCs w:val="28"/>
           <w:lang w:val="ru-RU"/>
         </w:rPr>
         <w:t>Не считать калибровку завершённой, если программа завершилась с ошибкой.</w:t>
@@ -3443,13 +4328,17 @@
         <w:rPr>
           <w:rFonts w:cs="Times New Roman"/>
           <w:color w:val="000000" w:themeColor="text1"/>
-          <w:lang w:val="ru-RU"/>
-        </w:rPr>
-      </w:pPr>
-      <w:r>
-        <w:rPr>
-          <w:rFonts w:cs="Times New Roman"/>
-          <w:color w:val="000000" w:themeColor="text1"/>
+          <w:sz w:val="28"/>
+          <w:szCs w:val="28"/>
+          <w:lang w:val="ru-RU"/>
+        </w:rPr>
+      </w:pPr>
+      <w:r>
+        <w:rPr>
+          <w:rFonts w:cs="Times New Roman"/>
+          <w:color w:val="000000" w:themeColor="text1"/>
+          <w:sz w:val="28"/>
+          <w:szCs w:val="28"/>
           <w:lang w:val="ru-RU"/>
         </w:rPr>
         <w:t>При нестандартной ситуации сохранять журнал работы и текст сообщения об ошибке.</w:t>
@@ -3521,6 +4410,8 @@
         <w:rPr>
           <w:rFonts w:cs="Times New Roman"/>
           <w:color w:val="000000" w:themeColor="text1"/>
+          <w:sz w:val="28"/>
+          <w:szCs w:val="28"/>
         </w:rPr>
       </w:pPr>
       <w:proofErr w:type="spellStart"/>
@@ -3528,6 +4419,8 @@
         <w:rPr>
           <w:rFonts w:cs="Times New Roman"/>
           <w:color w:val="000000" w:themeColor="text1"/>
+          <w:sz w:val="28"/>
+          <w:szCs w:val="28"/>
         </w:rPr>
         <w:t>Запустить</w:t>
       </w:r>
@@ -3536,6 +4429,8 @@
         <w:rPr>
           <w:rFonts w:cs="Times New Roman"/>
           <w:color w:val="000000" w:themeColor="text1"/>
+          <w:sz w:val="28"/>
+          <w:szCs w:val="28"/>
         </w:rPr>
         <w:t xml:space="preserve"> </w:t>
       </w:r>
@@ -3544,6 +4439,8 @@
         <w:rPr>
           <w:rFonts w:cs="Times New Roman"/>
           <w:color w:val="000000" w:themeColor="text1"/>
+          <w:sz w:val="28"/>
+          <w:szCs w:val="28"/>
         </w:rPr>
         <w:t>программу</w:t>
       </w:r>
@@ -3552,6 +4449,8 @@
         <w:rPr>
           <w:rFonts w:cs="Times New Roman"/>
           <w:color w:val="000000" w:themeColor="text1"/>
+          <w:sz w:val="28"/>
+          <w:szCs w:val="28"/>
         </w:rPr>
         <w:t xml:space="preserve"> </w:t>
       </w:r>
@@ -3560,6 +4459,8 @@
         <w:rPr>
           <w:rFonts w:cs="Times New Roman"/>
           <w:color w:val="000000" w:themeColor="text1"/>
+          <w:sz w:val="28"/>
+          <w:szCs w:val="28"/>
         </w:rPr>
         <w:t>стенда</w:t>
       </w:r>
@@ -3568,6 +4469,8 @@
         <w:rPr>
           <w:rFonts w:cs="Times New Roman"/>
           <w:color w:val="000000" w:themeColor="text1"/>
+          <w:sz w:val="28"/>
+          <w:szCs w:val="28"/>
         </w:rPr>
         <w:t>.</w:t>
       </w:r>
@@ -3584,13 +4487,17 @@
         <w:rPr>
           <w:rFonts w:cs="Times New Roman"/>
           <w:color w:val="000000" w:themeColor="text1"/>
-          <w:lang w:val="ru-RU"/>
-        </w:rPr>
-      </w:pPr>
-      <w:r>
-        <w:rPr>
-          <w:rFonts w:cs="Times New Roman"/>
-          <w:color w:val="000000" w:themeColor="text1"/>
+          <w:sz w:val="28"/>
+          <w:szCs w:val="28"/>
+          <w:lang w:val="ru-RU"/>
+        </w:rPr>
+      </w:pPr>
+      <w:r>
+        <w:rPr>
+          <w:rFonts w:cs="Times New Roman"/>
+          <w:color w:val="000000" w:themeColor="text1"/>
+          <w:sz w:val="28"/>
+          <w:szCs w:val="28"/>
           <w:lang w:val="ru-RU"/>
         </w:rPr>
         <w:t xml:space="preserve">Считать маркировку </w:t>
@@ -3599,6 +4506,8 @@
         <w:rPr>
           <w:rFonts w:cs="Times New Roman"/>
           <w:color w:val="000000" w:themeColor="text1"/>
+          <w:sz w:val="28"/>
+          <w:szCs w:val="28"/>
         </w:rPr>
         <w:t>AIM</w:t>
       </w:r>
@@ -3606,6 +4515,8 @@
         <w:rPr>
           <w:rFonts w:cs="Times New Roman"/>
           <w:color w:val="000000" w:themeColor="text1"/>
+          <w:sz w:val="28"/>
+          <w:szCs w:val="28"/>
           <w:lang w:val="ru-RU"/>
         </w:rPr>
         <w:t xml:space="preserve"> или выполнить ручной ввод.</w:t>
@@ -3623,13 +4534,17 @@
         <w:rPr>
           <w:rFonts w:cs="Times New Roman"/>
           <w:color w:val="000000" w:themeColor="text1"/>
-          <w:lang w:val="ru-RU"/>
-        </w:rPr>
-      </w:pPr>
-      <w:r>
-        <w:rPr>
-          <w:rFonts w:cs="Times New Roman"/>
-          <w:color w:val="000000" w:themeColor="text1"/>
+          <w:sz w:val="28"/>
+          <w:szCs w:val="28"/>
+          <w:lang w:val="ru-RU"/>
+        </w:rPr>
+      </w:pPr>
+      <w:r>
+        <w:rPr>
+          <w:rFonts w:cs="Times New Roman"/>
+          <w:color w:val="000000" w:themeColor="text1"/>
+          <w:sz w:val="28"/>
+          <w:szCs w:val="28"/>
           <w:lang w:val="ru-RU"/>
         </w:rPr>
         <w:t xml:space="preserve">Установить плату и подключить </w:t>
@@ -3638,6 +4553,8 @@
         <w:rPr>
           <w:rFonts w:cs="Times New Roman"/>
           <w:color w:val="000000" w:themeColor="text1"/>
+          <w:sz w:val="28"/>
+          <w:szCs w:val="28"/>
           <w:lang w:val="ru-RU"/>
         </w:rPr>
         <w:t xml:space="preserve">кабель </w:t>
@@ -3646,6 +4563,8 @@
         <w:rPr>
           <w:rFonts w:cs="Times New Roman"/>
           <w:color w:val="000000" w:themeColor="text1"/>
+          <w:sz w:val="28"/>
+          <w:szCs w:val="28"/>
         </w:rPr>
         <w:t>AUX</w:t>
       </w:r>
@@ -3653,6 +4572,8 @@
         <w:rPr>
           <w:rFonts w:cs="Times New Roman"/>
           <w:color w:val="000000" w:themeColor="text1"/>
+          <w:sz w:val="28"/>
+          <w:szCs w:val="28"/>
           <w:lang w:val="ru-RU"/>
         </w:rPr>
         <w:t>.</w:t>
@@ -3670,13 +4591,17 @@
         <w:rPr>
           <w:rFonts w:cs="Times New Roman"/>
           <w:color w:val="000000" w:themeColor="text1"/>
-          <w:lang w:val="ru-RU"/>
-        </w:rPr>
-      </w:pPr>
-      <w:r>
-        <w:rPr>
-          <w:rFonts w:cs="Times New Roman"/>
-          <w:color w:val="000000" w:themeColor="text1"/>
+          <w:sz w:val="28"/>
+          <w:szCs w:val="28"/>
+          <w:lang w:val="ru-RU"/>
+        </w:rPr>
+      </w:pPr>
+      <w:r>
+        <w:rPr>
+          <w:rFonts w:cs="Times New Roman"/>
+          <w:color w:val="000000" w:themeColor="text1"/>
+          <w:sz w:val="28"/>
+          <w:szCs w:val="28"/>
           <w:lang w:val="ru-RU"/>
         </w:rPr>
         <w:t xml:space="preserve">Дождаться чтения </w:t>
@@ -3685,6 +4610,8 @@
         <w:rPr>
           <w:rFonts w:cs="Times New Roman"/>
           <w:color w:val="000000" w:themeColor="text1"/>
+          <w:sz w:val="28"/>
+          <w:szCs w:val="28"/>
         </w:rPr>
         <w:t>EEPROM</w:t>
       </w:r>
@@ -3692,6 +4619,8 @@
         <w:rPr>
           <w:rFonts w:cs="Times New Roman"/>
           <w:color w:val="000000" w:themeColor="text1"/>
+          <w:sz w:val="28"/>
+          <w:szCs w:val="28"/>
           <w:lang w:val="ru-RU"/>
         </w:rPr>
         <w:t xml:space="preserve"> и проверки данных.</w:t>
@@ -3709,21 +4638,28 @@
         <w:rPr>
           <w:rFonts w:cs="Times New Roman"/>
           <w:color w:val="000000" w:themeColor="text1"/>
-          <w:lang w:val="ru-RU"/>
-        </w:rPr>
-      </w:pPr>
-      <w:r>
-        <w:rPr>
-          <w:rFonts w:cs="Times New Roman"/>
-          <w:color w:val="000000" w:themeColor="text1"/>
-          <w:lang w:val="ru-RU"/>
-        </w:rPr>
+          <w:sz w:val="28"/>
+          <w:szCs w:val="28"/>
+          <w:lang w:val="ru-RU"/>
+        </w:rPr>
+      </w:pPr>
+      <w:r>
+        <w:rPr>
+          <w:rFonts w:cs="Times New Roman"/>
+          <w:color w:val="000000" w:themeColor="text1"/>
+          <w:sz w:val="28"/>
+          <w:szCs w:val="28"/>
+          <w:lang w:val="ru-RU"/>
+        </w:rPr>
+        <w:lastRenderedPageBreak/>
         <w:t>Проверить характеристики модуля и состояние калибров</w:t>
       </w:r>
       <w:r>
         <w:rPr>
           <w:rFonts w:cs="Times New Roman"/>
           <w:color w:val="000000" w:themeColor="text1"/>
+          <w:sz w:val="28"/>
+          <w:szCs w:val="28"/>
           <w:lang w:val="ru-RU"/>
         </w:rPr>
         <w:t>очных коэффициентов</w:t>
@@ -3732,6 +4668,8 @@
         <w:rPr>
           <w:rFonts w:cs="Times New Roman"/>
           <w:color w:val="000000" w:themeColor="text1"/>
+          <w:sz w:val="28"/>
+          <w:szCs w:val="28"/>
           <w:lang w:val="ru-RU"/>
         </w:rPr>
         <w:t>.</w:t>
@@ -3749,13 +4687,17 @@
         <w:rPr>
           <w:rFonts w:cs="Times New Roman"/>
           <w:color w:val="000000" w:themeColor="text1"/>
-          <w:lang w:val="ru-RU"/>
-        </w:rPr>
-      </w:pPr>
-      <w:r>
-        <w:rPr>
-          <w:rFonts w:cs="Times New Roman"/>
-          <w:color w:val="000000" w:themeColor="text1"/>
+          <w:sz w:val="28"/>
+          <w:szCs w:val="28"/>
+          <w:lang w:val="ru-RU"/>
+        </w:rPr>
+      </w:pPr>
+      <w:r>
+        <w:rPr>
+          <w:rFonts w:cs="Times New Roman"/>
+          <w:color w:val="000000" w:themeColor="text1"/>
+          <w:sz w:val="28"/>
+          <w:szCs w:val="28"/>
           <w:lang w:val="ru-RU"/>
         </w:rPr>
         <w:t>Выбрать требуемую операцию: тестирование или калибровку.</w:t>
@@ -3773,13 +4715,17 @@
         <w:rPr>
           <w:rFonts w:cs="Times New Roman"/>
           <w:color w:val="000000" w:themeColor="text1"/>
-          <w:lang w:val="ru-RU"/>
-        </w:rPr>
-      </w:pPr>
-      <w:r>
-        <w:rPr>
-          <w:rFonts w:cs="Times New Roman"/>
-          <w:color w:val="000000" w:themeColor="text1"/>
+          <w:sz w:val="28"/>
+          <w:szCs w:val="28"/>
+          <w:lang w:val="ru-RU"/>
+        </w:rPr>
+      </w:pPr>
+      <w:r>
+        <w:rPr>
+          <w:rFonts w:cs="Times New Roman"/>
+          <w:color w:val="000000" w:themeColor="text1"/>
+          <w:sz w:val="28"/>
+          <w:szCs w:val="28"/>
           <w:lang w:val="ru-RU"/>
         </w:rPr>
         <w:t>Дождаться окончания операции и проверить итоговый результат.</w:t>
@@ -3795,26 +4741,27 @@
         <w:ind w:left="567" w:firstLine="284"/>
         <w:jc w:val="both"/>
         <w:rPr>
-          <w:lang w:val="ru-RU"/>
-        </w:rPr>
-      </w:pPr>
-      <w:r>
-        <w:rPr>
-          <w:rFonts w:cs="Times New Roman"/>
-          <w:color w:val="000000" w:themeColor="text1"/>
-          <w:lang w:val="ru-RU"/>
-        </w:rPr>
-        <w:t>Выбрать «Сменить модуль» для следующего изделия либо</w:t>
-      </w:r>
-      <w:r>
-        <w:rPr>
-          <w:color w:val="000000" w:themeColor="text1"/>
-          <w:lang w:val="ru-RU"/>
-        </w:rPr>
-        <w:t xml:space="preserve"> </w:t>
-      </w:r>
-      <w:r>
-        <w:rPr>
+          <w:rFonts w:cs="Times New Roman"/>
+          <w:sz w:val="28"/>
+          <w:szCs w:val="28"/>
+          <w:lang w:val="ru-RU"/>
+        </w:rPr>
+      </w:pPr>
+      <w:r>
+        <w:rPr>
+          <w:rFonts w:cs="Times New Roman"/>
+          <w:color w:val="000000" w:themeColor="text1"/>
+          <w:sz w:val="28"/>
+          <w:szCs w:val="28"/>
+          <w:lang w:val="ru-RU"/>
+        </w:rPr>
+        <w:t xml:space="preserve">Выбрать «Сменить модуль» для следующего изделия либо </w:t>
+      </w:r>
+      <w:r>
+        <w:rPr>
+          <w:rFonts w:cs="Times New Roman"/>
+          <w:sz w:val="28"/>
+          <w:szCs w:val="28"/>
           <w:lang w:val="ru-RU"/>
         </w:rPr>
         <w:t>«Выход» для завершения работы.</w:t>

--- a/docs/Руководство_оператора_стенда_AIM.docx
+++ b/docs/Руководство_оператора_стенда_AIM.docx
@@ -153,79 +153,152 @@
         <w:rPr>
           <w:rFonts w:ascii="Times New Roman" w:hAnsi="Times New Roman" w:cs="Times New Roman"/>
           <w:color w:val="000000" w:themeColor="text1"/>
+          <w:lang w:val="ru-RU"/>
         </w:rPr>
       </w:pPr>
       <w:r>
         <w:rPr>
           <w:rFonts w:ascii="Times New Roman" w:hAnsi="Times New Roman" w:cs="Times New Roman"/>
           <w:color w:val="000000" w:themeColor="text1"/>
+          <w:lang w:val="ru-RU"/>
         </w:rPr>
         <w:t>2. Состав стенда</w:t>
       </w:r>
     </w:p>
     <w:p>
       <w:pPr>
-        <w:pStyle w:val="a0"/>
+        <w:pStyle w:val="ae"/>
+        <w:numPr>
+          <w:ilvl w:val="0"/>
+          <w:numId w:val="14"/>
+        </w:numPr>
         <w:tabs>
-          <w:tab w:val="clear" w:pos="360"/>
           <w:tab w:val="num" w:pos="709"/>
         </w:tabs>
-        <w:ind w:left="0" w:firstLine="851"/>
-        <w:jc w:val="both"/>
-        <w:rPr>
-          <w:rFonts w:cs="Times New Roman"/>
-          <w:sz w:val="28"/>
-          <w:szCs w:val="28"/>
-          <w:lang w:val="ru-RU"/>
-        </w:rPr>
-      </w:pPr>
-      <w:r>
-        <w:rPr>
-          <w:rFonts w:cs="Times New Roman"/>
-          <w:sz w:val="28"/>
-          <w:szCs w:val="28"/>
-          <w:lang w:val="ru-RU"/>
-        </w:rPr>
-        <w:t xml:space="preserve">блок </w:t>
-      </w:r>
-      <w:r>
-        <w:rPr>
-          <w:rFonts w:cs="Times New Roman"/>
-          <w:sz w:val="28"/>
-          <w:szCs w:val="28"/>
-        </w:rPr>
-        <w:t>CTD</w:t>
-      </w:r>
-      <w:r>
-        <w:rPr>
-          <w:rFonts w:cs="Times New Roman"/>
-          <w:sz w:val="28"/>
-          <w:szCs w:val="28"/>
-          <w:lang w:val="ru-RU"/>
-        </w:rPr>
-        <w:t>-1620</w:t>
-      </w:r>
-      <w:r>
-        <w:rPr>
-          <w:rFonts w:cs="Times New Roman"/>
-          <w:sz w:val="28"/>
-          <w:szCs w:val="28"/>
-          <w:lang w:val="ru-RU"/>
-        </w:rPr>
-        <w:t xml:space="preserve">, </w:t>
+        <w:ind w:left="567" w:firstLine="284"/>
+        <w:rPr>
+          <w:sz w:val="28"/>
+          <w:szCs w:val="28"/>
+          <w:lang w:val="ru-RU"/>
+        </w:rPr>
+      </w:pPr>
+      <w:r>
+        <w:rPr>
+          <w:rFonts w:cs="Times New Roman"/>
+          <w:sz w:val="28"/>
+          <w:szCs w:val="28"/>
+          <w:lang w:val="ru-RU"/>
+        </w:rPr>
+        <w:t>блок</w:t>
+      </w:r>
+      <w:r>
+        <w:rPr>
+          <w:rFonts w:cs="Times New Roman"/>
+          <w:sz w:val="28"/>
+          <w:szCs w:val="28"/>
+          <w:lang w:val="ru-RU"/>
+        </w:rPr>
+        <w:t xml:space="preserve"> </w:t>
+      </w:r>
+      <w:r>
+        <w:rPr>
+          <w:rFonts w:cs="Times New Roman"/>
+          <w:sz w:val="28"/>
+          <w:szCs w:val="28"/>
+          <w:lang w:val="ru-RU"/>
+        </w:rPr>
+        <w:t>СТД-3168К</w:t>
+      </w:r>
+      <w:r>
+        <w:rPr>
+          <w:rFonts w:cs="Times New Roman"/>
+          <w:sz w:val="28"/>
+          <w:szCs w:val="28"/>
+          <w:lang w:val="ru-RU"/>
+        </w:rPr>
+        <w:t xml:space="preserve"> (</w:t>
+      </w:r>
+      <w:r>
+        <w:rPr>
+          <w:szCs w:val="24"/>
+        </w:rPr>
+        <w:t>BPM</w:t>
+      </w:r>
+      <w:r>
+        <w:rPr>
+          <w:szCs w:val="24"/>
+          <w:lang w:val="ru-RU"/>
+        </w:rPr>
+        <w:t xml:space="preserve">-283, </w:t>
+      </w:r>
+      <w:r>
+        <w:rPr>
+          <w:szCs w:val="24"/>
+        </w:rPr>
+        <w:t>PSM</w:t>
+      </w:r>
+      <w:r>
+        <w:rPr>
+          <w:szCs w:val="24"/>
+          <w:lang w:val="ru-RU"/>
+        </w:rPr>
+        <w:t xml:space="preserve">-102, </w:t>
+      </w:r>
+      <w:r>
+        <w:rPr>
+          <w:szCs w:val="24"/>
+        </w:rPr>
+        <w:t>PCM</w:t>
+      </w:r>
+      <w:r>
+        <w:rPr>
+          <w:szCs w:val="24"/>
+          <w:lang w:val="ru-RU"/>
+        </w:rPr>
+        <w:t xml:space="preserve">-1620 + </w:t>
+      </w:r>
+      <w:r>
+        <w:rPr>
+          <w:szCs w:val="24"/>
+        </w:rPr>
+        <w:t>SOM</w:t>
+      </w:r>
+      <w:r>
+        <w:rPr>
+          <w:szCs w:val="24"/>
+          <w:lang w:val="ru-RU"/>
+        </w:rPr>
+        <w:t>-138</w:t>
+      </w:r>
+      <w:r>
+        <w:rPr>
+          <w:rFonts w:cs="Times New Roman"/>
+          <w:sz w:val="22"/>
+          <w:lang w:val="ru-RU"/>
+        </w:rPr>
+        <w:t>)</w:t>
+      </w:r>
+      <w:r>
+        <w:rPr>
+          <w:rFonts w:cs="Times New Roman"/>
+          <w:sz w:val="22"/>
+          <w:lang w:val="ru-RU"/>
+        </w:rPr>
+        <w:t>,</w:t>
       </w:r>
     </w:p>
     <w:p>
       <w:pPr>
-        <w:pStyle w:val="a0"/>
+        <w:pStyle w:val="ae"/>
+        <w:numPr>
+          <w:ilvl w:val="0"/>
+          <w:numId w:val="14"/>
+        </w:numPr>
         <w:tabs>
-          <w:tab w:val="clear" w:pos="360"/>
           <w:tab w:val="num" w:pos="709"/>
         </w:tabs>
-        <w:ind w:left="0" w:firstLine="851"/>
-        <w:jc w:val="both"/>
-        <w:rPr>
-          <w:rFonts w:cs="Times New Roman"/>
+        <w:ind w:left="567" w:firstLine="284"/>
+        <w:rPr>
           <w:sz w:val="28"/>
           <w:szCs w:val="28"/>
           <w:lang w:val="ru-RU"/>
@@ -251,121 +324,191 @@
     </w:p>
     <w:p>
       <w:pPr>
-        <w:pStyle w:val="a0"/>
+        <w:pStyle w:val="ae"/>
+        <w:numPr>
+          <w:ilvl w:val="0"/>
+          <w:numId w:val="14"/>
+        </w:numPr>
         <w:tabs>
-          <w:tab w:val="clear" w:pos="360"/>
           <w:tab w:val="num" w:pos="709"/>
         </w:tabs>
-        <w:ind w:left="0" w:firstLine="851"/>
-        <w:jc w:val="both"/>
-        <w:rPr>
-          <w:rFonts w:cs="Times New Roman"/>
-          <w:sz w:val="28"/>
-          <w:szCs w:val="28"/>
-        </w:rPr>
-      </w:pPr>
-      <w:proofErr w:type="spellStart"/>
-      <w:r>
-        <w:rPr>
-          <w:rFonts w:cs="Times New Roman"/>
-          <w:sz w:val="28"/>
-          <w:szCs w:val="28"/>
-        </w:rPr>
-        <w:t>цифровой</w:t>
-      </w:r>
-      <w:proofErr w:type="spellEnd"/>
-      <w:r>
-        <w:rPr>
-          <w:rFonts w:cs="Times New Roman"/>
-          <w:sz w:val="28"/>
-          <w:szCs w:val="28"/>
-        </w:rPr>
-        <w:t xml:space="preserve"> </w:t>
-      </w:r>
-      <w:proofErr w:type="spellStart"/>
-      <w:r>
-        <w:rPr>
-          <w:rFonts w:cs="Times New Roman"/>
-          <w:sz w:val="28"/>
-          <w:szCs w:val="28"/>
-        </w:rPr>
-        <w:t>мультиметр</w:t>
-      </w:r>
-      <w:proofErr w:type="spellEnd"/>
-      <w:r>
-        <w:rPr>
-          <w:rFonts w:cs="Times New Roman"/>
-          <w:sz w:val="28"/>
-          <w:szCs w:val="28"/>
+        <w:ind w:left="567" w:firstLine="284"/>
+        <w:rPr>
+          <w:sz w:val="28"/>
+          <w:szCs w:val="28"/>
+          <w:lang w:val="ru-RU"/>
+        </w:rPr>
+      </w:pPr>
+      <w:r>
+        <w:rPr>
+          <w:rFonts w:cs="Times New Roman"/>
+          <w:sz w:val="28"/>
+          <w:szCs w:val="28"/>
+          <w:lang w:val="ru-RU"/>
+        </w:rPr>
+        <w:t>цифровой мультиметр</w:t>
+      </w:r>
+      <w:r>
+        <w:rPr>
+          <w:rFonts w:cs="Times New Roman"/>
+          <w:sz w:val="28"/>
+          <w:szCs w:val="28"/>
+          <w:lang w:val="ru-RU"/>
+        </w:rPr>
+        <w:t xml:space="preserve"> (</w:t>
+      </w:r>
+      <w:r>
+        <w:rPr>
+          <w:rFonts w:eastAsia="Times New Roman" w:cs="Times New Roman"/>
+          <w:szCs w:val="24"/>
+          <w:lang w:val="ru-RU" w:eastAsia="ru-RU"/>
+        </w:rPr>
+        <w:t xml:space="preserve">Подойдёт имеющийся </w:t>
+      </w:r>
+      <w:r>
+        <w:rPr>
+          <w:rFonts w:eastAsia="Times New Roman" w:cs="Times New Roman"/>
+          <w:szCs w:val="24"/>
+          <w:lang w:eastAsia="ru-RU"/>
+        </w:rPr>
+        <w:t>KEITHLEY</w:t>
+      </w:r>
+      <w:r>
+        <w:rPr>
+          <w:rFonts w:eastAsia="Times New Roman" w:cs="Times New Roman"/>
+          <w:szCs w:val="24"/>
+          <w:lang w:val="ru-RU" w:eastAsia="ru-RU"/>
+        </w:rPr>
+        <w:t xml:space="preserve"> 2700/2701 + модуль расширения </w:t>
+      </w:r>
+      <w:r>
+        <w:rPr>
+          <w:rFonts w:eastAsia="Times New Roman" w:cs="Times New Roman"/>
+          <w:szCs w:val="24"/>
+          <w:lang w:eastAsia="ru-RU"/>
+        </w:rPr>
+        <w:t>KEITHLEY</w:t>
+      </w:r>
+      <w:r>
+        <w:rPr>
+          <w:rFonts w:eastAsia="Times New Roman" w:cs="Times New Roman"/>
+          <w:szCs w:val="24"/>
+          <w:lang w:val="ru-RU" w:eastAsia="ru-RU"/>
+        </w:rPr>
+        <w:t xml:space="preserve"> 7700</w:t>
+      </w:r>
+      <w:r>
+        <w:rPr>
+          <w:rFonts w:cs="Times New Roman"/>
+          <w:sz w:val="28"/>
+          <w:szCs w:val="28"/>
+          <w:lang w:val="ru-RU"/>
+        </w:rPr>
+        <w:t>)</w:t>
+      </w:r>
+      <w:r>
+        <w:rPr>
+          <w:rFonts w:cs="Times New Roman"/>
+          <w:sz w:val="28"/>
+          <w:szCs w:val="28"/>
+          <w:lang w:val="ru-RU"/>
         </w:rPr>
         <w:t>,</w:t>
       </w:r>
     </w:p>
     <w:p>
       <w:pPr>
-        <w:pStyle w:val="a0"/>
+        <w:pStyle w:val="ae"/>
+        <w:numPr>
+          <w:ilvl w:val="0"/>
+          <w:numId w:val="14"/>
+        </w:numPr>
         <w:tabs>
-          <w:tab w:val="clear" w:pos="360"/>
           <w:tab w:val="num" w:pos="709"/>
         </w:tabs>
-        <w:ind w:left="0" w:firstLine="851"/>
-        <w:jc w:val="both"/>
-        <w:rPr>
-          <w:rFonts w:cs="Times New Roman"/>
-          <w:sz w:val="28"/>
-          <w:szCs w:val="28"/>
-        </w:rPr>
-      </w:pPr>
-      <w:proofErr w:type="spellStart"/>
-      <w:r>
-        <w:rPr>
-          <w:rFonts w:cs="Times New Roman"/>
-          <w:sz w:val="28"/>
-          <w:szCs w:val="28"/>
-        </w:rPr>
-        <w:t>генератор</w:t>
-      </w:r>
-      <w:proofErr w:type="spellEnd"/>
-      <w:r>
-        <w:rPr>
-          <w:rFonts w:cs="Times New Roman"/>
-          <w:sz w:val="28"/>
-          <w:szCs w:val="28"/>
+        <w:ind w:left="567" w:firstLine="284"/>
+        <w:rPr>
+          <w:sz w:val="28"/>
+          <w:szCs w:val="28"/>
+          <w:lang w:val="ru-RU"/>
+        </w:rPr>
+      </w:pPr>
+      <w:r>
+        <w:rPr>
+          <w:rFonts w:cs="Times New Roman"/>
+          <w:sz w:val="28"/>
+          <w:szCs w:val="28"/>
+          <w:lang w:val="ru-RU"/>
+        </w:rPr>
+        <w:t>генератор сигналов</w:t>
+      </w:r>
+      <w:r>
+        <w:rPr>
+          <w:rFonts w:cs="Times New Roman"/>
+          <w:sz w:val="28"/>
+          <w:szCs w:val="28"/>
+          <w:lang w:val="ru-RU"/>
+        </w:rPr>
+        <w:t xml:space="preserve"> (</w:t>
+      </w:r>
+      <w:r>
+        <w:rPr>
+          <w:lang w:val="ru-RU"/>
+        </w:rPr>
+        <w:t xml:space="preserve">Для калибровки подойдёт имеющийся </w:t>
+      </w:r>
+      <w:r>
+        <w:t>TGA</w:t>
+      </w:r>
+      <w:r>
+        <w:rPr>
+          <w:lang w:val="ru-RU"/>
+        </w:rPr>
+        <w:t>-1241, но для полноценного тестирования необходимо приобрести генератор с выходной амплитудой ±25 Вольт</w:t>
+      </w:r>
+      <w:r>
+        <w:rPr>
+          <w:rFonts w:cs="Times New Roman"/>
+          <w:sz w:val="28"/>
+          <w:szCs w:val="28"/>
+          <w:lang w:val="ru-RU"/>
+        </w:rPr>
+        <w:t>)</w:t>
+      </w:r>
+      <w:r>
+        <w:rPr>
+          <w:rFonts w:cs="Times New Roman"/>
+          <w:sz w:val="28"/>
+          <w:szCs w:val="28"/>
+          <w:lang w:val="ru-RU"/>
+        </w:rPr>
+        <w:t>,</w:t>
+      </w:r>
+      <w:r>
+        <w:rPr>
+          <w:rFonts w:cs="Times New Roman"/>
+          <w:sz w:val="28"/>
+          <w:szCs w:val="28"/>
+          <w:lang w:val="ru-RU"/>
         </w:rPr>
         <w:t xml:space="preserve"> </w:t>
-      </w:r>
-      <w:proofErr w:type="spellStart"/>
-      <w:r>
-        <w:rPr>
-          <w:rFonts w:cs="Times New Roman"/>
-          <w:sz w:val="28"/>
-          <w:szCs w:val="28"/>
-        </w:rPr>
-        <w:t>сигналов</w:t>
-      </w:r>
-      <w:proofErr w:type="spellEnd"/>
-      <w:r>
-        <w:rPr>
-          <w:rFonts w:cs="Times New Roman"/>
-          <w:sz w:val="28"/>
-          <w:szCs w:val="28"/>
-        </w:rPr>
-        <w:t>,</w:t>
       </w:r>
     </w:p>
     <w:p>
       <w:pPr>
-        <w:pStyle w:val="a0"/>
+        <w:pStyle w:val="ae"/>
+        <w:numPr>
+          <w:ilvl w:val="0"/>
+          <w:numId w:val="14"/>
+        </w:numPr>
         <w:tabs>
-          <w:tab w:val="clear" w:pos="360"/>
           <w:tab w:val="num" w:pos="709"/>
         </w:tabs>
-        <w:ind w:left="0" w:firstLine="851"/>
-        <w:jc w:val="both"/>
-        <w:rPr>
-          <w:rFonts w:cs="Times New Roman"/>
-          <w:sz w:val="28"/>
-          <w:szCs w:val="28"/>
+        <w:ind w:left="567" w:firstLine="284"/>
+        <w:rPr>
+          <w:sz w:val="28"/>
+          <w:szCs w:val="28"/>
+          <w:lang w:val="ru-RU"/>
         </w:rPr>
       </w:pPr>
       <w:r>
@@ -397,15 +540,16 @@
     </w:p>
     <w:p>
       <w:pPr>
-        <w:pStyle w:val="a0"/>
+        <w:pStyle w:val="ae"/>
+        <w:numPr>
+          <w:ilvl w:val="0"/>
+          <w:numId w:val="14"/>
+        </w:numPr>
         <w:tabs>
-          <w:tab w:val="clear" w:pos="360"/>
           <w:tab w:val="num" w:pos="709"/>
         </w:tabs>
-        <w:ind w:left="0" w:firstLine="851"/>
-        <w:jc w:val="both"/>
-        <w:rPr>
-          <w:rFonts w:cs="Times New Roman"/>
+        <w:ind w:left="567" w:firstLine="284"/>
+        <w:rPr>
           <w:sz w:val="28"/>
           <w:szCs w:val="28"/>
           <w:lang w:val="ru-RU"/>
@@ -432,15 +576,16 @@
     </w:p>
     <w:p>
       <w:pPr>
-        <w:pStyle w:val="a0"/>
+        <w:pStyle w:val="ae"/>
+        <w:numPr>
+          <w:ilvl w:val="0"/>
+          <w:numId w:val="14"/>
+        </w:numPr>
         <w:tabs>
-          <w:tab w:val="clear" w:pos="360"/>
           <w:tab w:val="num" w:pos="709"/>
         </w:tabs>
-        <w:ind w:left="0" w:firstLine="851"/>
-        <w:jc w:val="both"/>
-        <w:rPr>
-          <w:rFonts w:cs="Times New Roman"/>
+        <w:ind w:left="567" w:firstLine="284"/>
+        <w:rPr>
           <w:sz w:val="28"/>
           <w:szCs w:val="28"/>
           <w:lang w:val="ru-RU"/>
@@ -484,15 +629,16 @@
     </w:p>
     <w:p>
       <w:pPr>
-        <w:pStyle w:val="a0"/>
+        <w:pStyle w:val="ae"/>
+        <w:numPr>
+          <w:ilvl w:val="0"/>
+          <w:numId w:val="14"/>
+        </w:numPr>
         <w:tabs>
-          <w:tab w:val="clear" w:pos="360"/>
           <w:tab w:val="num" w:pos="709"/>
         </w:tabs>
-        <w:ind w:left="0" w:firstLine="851"/>
-        <w:jc w:val="both"/>
-        <w:rPr>
-          <w:rFonts w:cs="Times New Roman"/>
+        <w:ind w:left="567" w:firstLine="284"/>
+        <w:rPr>
           <w:sz w:val="28"/>
           <w:szCs w:val="28"/>
           <w:lang w:val="ru-RU"/>
@@ -518,6 +664,164 @@
     </w:p>
     <w:p>
       <w:pPr>
+        <w:pStyle w:val="ae"/>
+        <w:numPr>
+          <w:ilvl w:val="0"/>
+          <w:numId w:val="14"/>
+        </w:numPr>
+        <w:tabs>
+          <w:tab w:val="num" w:pos="709"/>
+        </w:tabs>
+        <w:ind w:left="567" w:firstLine="284"/>
+        <w:rPr>
+          <w:sz w:val="28"/>
+          <w:szCs w:val="28"/>
+          <w:lang w:val="ru-RU"/>
+        </w:rPr>
+      </w:pPr>
+      <w:r>
+        <w:rPr>
+          <w:rFonts w:cs="Times New Roman"/>
+          <w:sz w:val="28"/>
+          <w:szCs w:val="28"/>
+          <w:lang w:val="ru-RU"/>
+        </w:rPr>
+        <w:t>Последовательные интерфейсы (</w:t>
+      </w:r>
+      <w:r>
+        <w:rPr>
+          <w:lang w:val="ru-RU"/>
+        </w:rPr>
+        <w:t xml:space="preserve">Необходимы плата/ы последовательных интерфейсов: </w:t>
+      </w:r>
+      <w:r>
+        <w:t>RS</w:t>
+      </w:r>
+      <w:r>
+        <w:rPr>
+          <w:lang w:val="ru-RU"/>
+        </w:rPr>
+        <w:t xml:space="preserve">-232 - 2 порта, </w:t>
+      </w:r>
+      <w:r>
+        <w:t>RS</w:t>
+      </w:r>
+      <w:r>
+        <w:rPr>
+          <w:lang w:val="ru-RU"/>
+        </w:rPr>
+        <w:t xml:space="preserve">-422 - 1 порт и </w:t>
+      </w:r>
+      <w:r>
+        <w:t>RS</w:t>
+      </w:r>
+      <w:r>
+        <w:rPr>
+          <w:lang w:val="ru-RU"/>
+        </w:rPr>
+        <w:t>-485 - 1 порт</w:t>
+      </w:r>
+      <w:r>
+        <w:rPr>
+          <w:rFonts w:cs="Times New Roman"/>
+          <w:sz w:val="28"/>
+          <w:szCs w:val="28"/>
+          <w:lang w:val="ru-RU"/>
+        </w:rPr>
+        <w:t>).</w:t>
+      </w:r>
+    </w:p>
+    <w:p>
+      <w:pPr>
+        <w:pStyle w:val="ae"/>
+        <w:numPr>
+          <w:ilvl w:val="0"/>
+          <w:numId w:val="14"/>
+        </w:numPr>
+        <w:tabs>
+          <w:tab w:val="num" w:pos="709"/>
+        </w:tabs>
+        <w:ind w:left="567" w:firstLine="284"/>
+        <w:rPr>
+          <w:sz w:val="28"/>
+          <w:szCs w:val="28"/>
+          <w:lang w:val="ru-RU"/>
+        </w:rPr>
+      </w:pPr>
+      <w:r>
+        <w:rPr>
+          <w:rFonts w:cs="Times New Roman"/>
+          <w:sz w:val="28"/>
+          <w:szCs w:val="28"/>
+          <w:lang w:val="ru-RU"/>
+        </w:rPr>
+        <w:t>Разъемы и кабели (</w:t>
+      </w:r>
+      <w:r>
+        <w:rPr>
+          <w:lang w:val="ru-RU"/>
+        </w:rPr>
+        <w:t xml:space="preserve">кабель </w:t>
+      </w:r>
+      <w:r>
+        <w:t>Ethernet</w:t>
+      </w:r>
+      <w:r>
+        <w:rPr>
+          <w:lang w:val="ru-RU"/>
+        </w:rPr>
+        <w:t xml:space="preserve">, кабель </w:t>
+      </w:r>
+      <w:r>
+        <w:t>USB</w:t>
+      </w:r>
+      <w:r>
+        <w:rPr>
+          <w:lang w:val="ru-RU"/>
+        </w:rPr>
+        <w:t xml:space="preserve"> -&gt; </w:t>
+      </w:r>
+      <w:proofErr w:type="spellStart"/>
+      <w:r>
+        <w:t>miniUSB</w:t>
+      </w:r>
+      <w:proofErr w:type="spellEnd"/>
+      <w:r>
+        <w:rPr>
+          <w:rFonts w:cs="Times New Roman"/>
+          <w:sz w:val="28"/>
+          <w:szCs w:val="28"/>
+          <w:lang w:val="ru-RU"/>
+        </w:rPr>
+        <w:t>).</w:t>
+      </w:r>
+    </w:p>
+    <w:p>
+      <w:pPr>
+        <w:tabs>
+          <w:tab w:val="num" w:pos="709"/>
+        </w:tabs>
+        <w:rPr>
+          <w:sz w:val="28"/>
+          <w:szCs w:val="28"/>
+          <w:lang w:val="ru-RU"/>
+        </w:rPr>
+      </w:pPr>
+    </w:p>
+    <w:p>
+      <w:pPr>
+        <w:tabs>
+          <w:tab w:val="num" w:pos="709"/>
+        </w:tabs>
+        <w:rPr>
+          <w:sz w:val="28"/>
+          <w:szCs w:val="28"/>
+          <w:lang w:val="ru-RU"/>
+        </w:rPr>
+      </w:pPr>
+    </w:p>
+    <w:p>
+      <w:pPr>
         <w:pStyle w:val="1"/>
         <w:rPr>
           <w:rFonts w:ascii="Times New Roman" w:hAnsi="Times New Roman" w:cs="Times New Roman"/>
@@ -529,34 +833,11 @@
         <w:rPr>
           <w:rFonts w:ascii="Times New Roman" w:hAnsi="Times New Roman" w:cs="Times New Roman"/>
           <w:color w:val="000000" w:themeColor="text1"/>
-        </w:rPr>
-        <w:t xml:space="preserve">3. </w:t>
-      </w:r>
-      <w:proofErr w:type="spellStart"/>
-      <w:r>
-        <w:rPr>
-          <w:rFonts w:ascii="Times New Roman" w:hAnsi="Times New Roman" w:cs="Times New Roman"/>
-          <w:color w:val="000000" w:themeColor="text1"/>
-        </w:rPr>
-        <w:t>Подготовка</w:t>
-      </w:r>
-      <w:proofErr w:type="spellEnd"/>
-      <w:r>
-        <w:rPr>
-          <w:rFonts w:ascii="Times New Roman" w:hAnsi="Times New Roman" w:cs="Times New Roman"/>
-          <w:color w:val="000000" w:themeColor="text1"/>
-        </w:rPr>
-        <w:t xml:space="preserve"> к </w:t>
-      </w:r>
-      <w:proofErr w:type="spellStart"/>
-      <w:r>
-        <w:rPr>
-          <w:rFonts w:ascii="Times New Roman" w:hAnsi="Times New Roman" w:cs="Times New Roman"/>
-          <w:color w:val="000000" w:themeColor="text1"/>
-        </w:rPr>
-        <w:t>работе</w:t>
-      </w:r>
-      <w:proofErr w:type="spellEnd"/>
+          <w:lang w:val="ru-RU"/>
+        </w:rPr>
+        <w:lastRenderedPageBreak/>
+        <w:t>3. Подготовка к работе</w:t>
+      </w:r>
     </w:p>
     <w:p>
       <w:pPr>
@@ -707,6 +988,25 @@
         </w:rPr>
         <w:t xml:space="preserve">Перейти в папку </w:t>
       </w:r>
+      <w:proofErr w:type="spellStart"/>
+      <w:r>
+        <w:rPr>
+          <w:rFonts w:cs="Times New Roman"/>
+          <w:sz w:val="28"/>
+          <w:szCs w:val="28"/>
+        </w:rPr>
+        <w:t>Stend</w:t>
+      </w:r>
+      <w:proofErr w:type="spellEnd"/>
+      <w:r>
+        <w:rPr>
+          <w:rFonts w:cs="Times New Roman"/>
+          <w:sz w:val="28"/>
+          <w:szCs w:val="28"/>
+          <w:lang w:val="ru-RU"/>
+        </w:rPr>
+        <w:t>/</w:t>
+      </w:r>
       <w:r>
         <w:rPr>
           <w:rFonts w:cs="Times New Roman"/>
@@ -722,7 +1022,7 @@
           <w:szCs w:val="28"/>
           <w:lang w:val="ru-RU"/>
         </w:rPr>
-        <w:t xml:space="preserve"> на рабочем столе.</w:t>
+        <w:t>.</w:t>
       </w:r>
     </w:p>
     <w:p>
@@ -748,7 +1048,6 @@
           <w:szCs w:val="28"/>
           <w:lang w:val="ru-RU"/>
         </w:rPr>
-        <w:lastRenderedPageBreak/>
         <w:t xml:space="preserve">Запустить программу стенда кликнув два раза на иконку с названием </w:t>
       </w:r>
       <w:r>
@@ -794,231 +1093,6 @@
           <w:szCs w:val="28"/>
         </w:rPr>
         <w:t>bat</w:t>
-      </w:r>
-    </w:p>
-    <w:p>
-      <w:pPr>
-        <w:pStyle w:val="a"/>
-        <w:tabs>
-          <w:tab w:val="clear" w:pos="360"/>
-          <w:tab w:val="num" w:pos="0"/>
-        </w:tabs>
-        <w:ind w:left="567" w:firstLine="142"/>
-        <w:jc w:val="both"/>
-        <w:rPr>
-          <w:rFonts w:cs="Times New Roman"/>
-          <w:sz w:val="28"/>
-          <w:szCs w:val="28"/>
-          <w:lang w:val="ru-RU"/>
-        </w:rPr>
-      </w:pPr>
-      <w:r>
-        <w:rPr>
-          <w:rFonts w:cs="Times New Roman"/>
-          <w:sz w:val="28"/>
-          <w:szCs w:val="28"/>
-          <w:lang w:val="ru-RU"/>
-        </w:rPr>
-        <w:t xml:space="preserve">Просканировать модуль </w:t>
-      </w:r>
-      <w:r>
-        <w:rPr>
-          <w:rFonts w:cs="Times New Roman"/>
-          <w:sz w:val="28"/>
-          <w:szCs w:val="28"/>
-        </w:rPr>
-        <w:t>AIM</w:t>
-      </w:r>
-      <w:r>
-        <w:rPr>
-          <w:rFonts w:cs="Times New Roman"/>
-          <w:sz w:val="28"/>
-          <w:szCs w:val="28"/>
-          <w:lang w:val="ru-RU"/>
-        </w:rPr>
-        <w:t>-</w:t>
-      </w:r>
-      <w:r>
-        <w:rPr>
-          <w:rFonts w:cs="Times New Roman"/>
-          <w:sz w:val="28"/>
-          <w:szCs w:val="28"/>
-        </w:rPr>
-        <w:t>XXX</w:t>
-      </w:r>
-      <w:r>
-        <w:rPr>
-          <w:rFonts w:cs="Times New Roman"/>
-          <w:sz w:val="28"/>
-          <w:szCs w:val="28"/>
-          <w:lang w:val="ru-RU"/>
-        </w:rPr>
-        <w:t xml:space="preserve"> или вручную ввести данные в программу.</w:t>
-      </w:r>
-    </w:p>
-    <w:p>
-      <w:pPr>
-        <w:pStyle w:val="a"/>
-        <w:tabs>
-          <w:tab w:val="clear" w:pos="360"/>
-          <w:tab w:val="num" w:pos="0"/>
-        </w:tabs>
-        <w:ind w:left="567" w:firstLine="142"/>
-        <w:jc w:val="both"/>
-        <w:rPr>
-          <w:rFonts w:cs="Times New Roman"/>
-          <w:sz w:val="28"/>
-          <w:szCs w:val="28"/>
-          <w:lang w:val="ru-RU"/>
-        </w:rPr>
-      </w:pPr>
-      <w:r>
-        <w:rPr>
-          <w:rFonts w:cs="Times New Roman"/>
-          <w:sz w:val="28"/>
-          <w:szCs w:val="28"/>
-          <w:lang w:val="ru-RU"/>
-        </w:rPr>
-        <w:t xml:space="preserve">Вставить модуль </w:t>
-      </w:r>
-      <w:r>
-        <w:rPr>
-          <w:rFonts w:cs="Times New Roman"/>
-          <w:sz w:val="28"/>
-          <w:szCs w:val="28"/>
-        </w:rPr>
-        <w:t>AIM</w:t>
-      </w:r>
-      <w:r>
-        <w:rPr>
-          <w:rFonts w:cs="Times New Roman"/>
-          <w:sz w:val="28"/>
-          <w:szCs w:val="28"/>
-          <w:lang w:val="ru-RU"/>
-        </w:rPr>
-        <w:t xml:space="preserve"> в </w:t>
-      </w:r>
-      <w:r>
-        <w:rPr>
-          <w:rFonts w:cs="Times New Roman"/>
-          <w:sz w:val="28"/>
-          <w:szCs w:val="28"/>
-        </w:rPr>
-        <w:t>CTD</w:t>
-      </w:r>
-      <w:r>
-        <w:rPr>
-          <w:rFonts w:cs="Times New Roman"/>
-          <w:sz w:val="28"/>
-          <w:szCs w:val="28"/>
-          <w:lang w:val="ru-RU"/>
-        </w:rPr>
-        <w:t>-1620.</w:t>
-      </w:r>
-    </w:p>
-    <w:p>
-      <w:pPr>
-        <w:pStyle w:val="a"/>
-        <w:tabs>
-          <w:tab w:val="clear" w:pos="360"/>
-          <w:tab w:val="num" w:pos="0"/>
-        </w:tabs>
-        <w:ind w:left="567" w:firstLine="142"/>
-        <w:jc w:val="both"/>
-        <w:rPr>
-          <w:rFonts w:cs="Times New Roman"/>
-          <w:sz w:val="28"/>
-          <w:szCs w:val="28"/>
-          <w:lang w:val="ru-RU"/>
-        </w:rPr>
-      </w:pPr>
-      <w:r>
-        <w:rPr>
-          <w:rFonts w:cs="Times New Roman"/>
-          <w:sz w:val="28"/>
-          <w:szCs w:val="28"/>
-          <w:lang w:val="ru-RU"/>
-        </w:rPr>
-        <w:t>Включить блок питания,</w:t>
-      </w:r>
-      <w:r>
-        <w:rPr>
-          <w:rFonts w:cs="Times New Roman"/>
-          <w:sz w:val="28"/>
-          <w:szCs w:val="28"/>
-          <w:lang w:val="ru-RU"/>
-        </w:rPr>
-        <w:t xml:space="preserve"> подождать, пока не загорятся зеленые светодиоды на</w:t>
-      </w:r>
-      <w:r>
-        <w:rPr>
-          <w:rFonts w:cs="Times New Roman"/>
-          <w:sz w:val="28"/>
-          <w:szCs w:val="28"/>
-          <w:lang w:val="ru-RU"/>
-        </w:rPr>
-        <w:t xml:space="preserve"> </w:t>
-      </w:r>
-      <w:r>
-        <w:rPr>
-          <w:rFonts w:cs="Times New Roman"/>
-          <w:sz w:val="28"/>
-          <w:szCs w:val="28"/>
-        </w:rPr>
-        <w:t>CTD</w:t>
-      </w:r>
-      <w:r>
-        <w:rPr>
-          <w:rFonts w:cs="Times New Roman"/>
-          <w:sz w:val="28"/>
-          <w:szCs w:val="28"/>
-          <w:lang w:val="ru-RU"/>
-        </w:rPr>
-        <w:t>-162</w:t>
-      </w:r>
-      <w:r>
-        <w:rPr>
-          <w:rFonts w:cs="Times New Roman"/>
-          <w:sz w:val="28"/>
-          <w:szCs w:val="28"/>
-          <w:lang w:val="ru-RU"/>
-        </w:rPr>
-        <w:t>0</w:t>
-      </w:r>
-      <w:r>
-        <w:rPr>
-          <w:rFonts w:cs="Times New Roman"/>
-          <w:sz w:val="28"/>
-          <w:szCs w:val="28"/>
-          <w:lang w:val="ru-RU"/>
-        </w:rPr>
-        <w:t>.</w:t>
-      </w:r>
-    </w:p>
-    <w:p>
-      <w:pPr>
-        <w:pStyle w:val="a"/>
-        <w:tabs>
-          <w:tab w:val="clear" w:pos="360"/>
-          <w:tab w:val="num" w:pos="0"/>
-        </w:tabs>
-        <w:ind w:left="567" w:firstLine="142"/>
-        <w:jc w:val="both"/>
-        <w:rPr>
-          <w:rFonts w:cs="Times New Roman"/>
-          <w:sz w:val="28"/>
-          <w:szCs w:val="28"/>
-          <w:lang w:val="ru-RU"/>
-        </w:rPr>
-      </w:pPr>
-      <w:r>
-        <w:rPr>
-          <w:rFonts w:cs="Times New Roman"/>
-          <w:sz w:val="28"/>
-          <w:szCs w:val="28"/>
-          <w:lang w:val="ru-RU"/>
-        </w:rPr>
-        <w:t>Не устанавливать и не извлекать модуль во время выполнения измерения или калибровки.</w:t>
       </w:r>
     </w:p>
     <w:p>
@@ -1103,25 +1177,7 @@
           <w:szCs w:val="28"/>
           <w:lang w:val="ru-RU"/>
         </w:rPr>
-        <w:t>Рисунок 1 – Подключение стенда для</w:t>
-      </w:r>
-      <w:r>
-        <w:rPr>
-          <w:rFonts w:cs="Times New Roman"/>
-          <w:sz w:val="28"/>
-          <w:szCs w:val="28"/>
-          <w:lang w:val="ru-RU"/>
-        </w:rPr>
-        <w:t xml:space="preserve"> прошивки, калибровки и тестирования</w:t>
-      </w:r>
-      <w:r>
-        <w:rPr>
-          <w:rFonts w:cs="Times New Roman"/>
-          <w:sz w:val="28"/>
-          <w:szCs w:val="28"/>
-          <w:lang w:val="ru-RU"/>
-        </w:rPr>
-        <w:t xml:space="preserve"> </w:t>
+        <w:t xml:space="preserve">Рисунок 1 – Подключение стенда для прошивки, калибровки и тестирования </w:t>
       </w:r>
       <w:r>
         <w:rPr>
@@ -1200,7 +1256,95 @@
           <w:szCs w:val="28"/>
           <w:lang w:val="ru-RU"/>
         </w:rPr>
-        <w:t xml:space="preserve">После запуска программа выводит блок «Чтение данных с наклейки». Необходимо считать маркировку проверяемого модуля. При невозможности автоматического считывания выбрать ручной ввод и последовательно ввести </w:t>
+        <w:t xml:space="preserve">После запуска программа выводит блок «Чтение данных с наклейки». Необходимо считать </w:t>
+      </w:r>
+      <w:r>
+        <w:rPr>
+          <w:rFonts w:cs="Times New Roman"/>
+          <w:color w:val="000000" w:themeColor="text1"/>
+          <w:sz w:val="28"/>
+          <w:szCs w:val="28"/>
+        </w:rPr>
+        <w:t>QR</w:t>
+      </w:r>
+      <w:r>
+        <w:rPr>
+          <w:rFonts w:cs="Times New Roman"/>
+          <w:color w:val="000000" w:themeColor="text1"/>
+          <w:sz w:val="28"/>
+          <w:szCs w:val="28"/>
+          <w:lang w:val="ru-RU"/>
+        </w:rPr>
+        <w:t>-</w:t>
+      </w:r>
+      <w:r>
+        <w:rPr>
+          <w:rFonts w:cs="Times New Roman"/>
+          <w:color w:val="000000" w:themeColor="text1"/>
+          <w:sz w:val="28"/>
+          <w:szCs w:val="28"/>
+          <w:lang w:val="ru-RU"/>
+        </w:rPr>
+        <w:t>код</w:t>
+      </w:r>
+      <w:r>
+        <w:rPr>
+          <w:rFonts w:cs="Times New Roman"/>
+          <w:color w:val="000000" w:themeColor="text1"/>
+          <w:sz w:val="28"/>
+          <w:szCs w:val="28"/>
+          <w:lang w:val="ru-RU"/>
+        </w:rPr>
+        <w:t xml:space="preserve"> </w:t>
+      </w:r>
+      <w:r>
+        <w:rPr>
+          <w:rFonts w:cs="Times New Roman"/>
+          <w:color w:val="000000" w:themeColor="text1"/>
+          <w:sz w:val="28"/>
+          <w:szCs w:val="28"/>
+          <w:lang w:val="ru-RU"/>
+        </w:rPr>
+        <w:t xml:space="preserve">на модуле </w:t>
+      </w:r>
+      <w:r>
+        <w:rPr>
+          <w:rFonts w:cs="Times New Roman"/>
+          <w:color w:val="000000" w:themeColor="text1"/>
+          <w:sz w:val="28"/>
+          <w:szCs w:val="28"/>
+        </w:rPr>
+        <w:t>AIM</w:t>
+      </w:r>
+      <w:r>
+        <w:rPr>
+          <w:rFonts w:cs="Times New Roman"/>
+          <w:color w:val="000000" w:themeColor="text1"/>
+          <w:sz w:val="28"/>
+          <w:szCs w:val="28"/>
+          <w:lang w:val="ru-RU"/>
+        </w:rPr>
+        <w:t xml:space="preserve"> </w:t>
+      </w:r>
+      <w:r>
+        <w:rPr>
+          <w:rFonts w:cs="Times New Roman"/>
+          <w:color w:val="000000" w:themeColor="text1"/>
+          <w:sz w:val="28"/>
+          <w:szCs w:val="28"/>
+          <w:lang w:val="ru-RU"/>
+        </w:rPr>
+        <w:t>с помощью камеры</w:t>
+      </w:r>
+      <w:r>
+        <w:rPr>
+          <w:rFonts w:cs="Times New Roman"/>
+          <w:color w:val="000000" w:themeColor="text1"/>
+          <w:sz w:val="28"/>
+          <w:szCs w:val="28"/>
+          <w:lang w:val="ru-RU"/>
+        </w:rPr>
+        <w:t xml:space="preserve">. При невозможности автоматического считывания выбрать ручной ввод и последовательно ввести </w:t>
       </w:r>
       <w:r>
         <w:rPr>
@@ -1248,6 +1392,16 @@
           <w:szCs w:val="28"/>
         </w:rPr>
         <w:t>SN</w:t>
+      </w:r>
+      <w:r>
+        <w:rPr>
+          <w:rFonts w:cs="Times New Roman"/>
+          <w:color w:val="000000" w:themeColor="text1"/>
+          <w:sz w:val="28"/>
+          <w:szCs w:val="28"/>
+          <w:lang w:val="ru-RU"/>
+        </w:rPr>
+        <w:t xml:space="preserve"> с маркировки</w:t>
       </w:r>
       <w:r>
         <w:rPr>
@@ -1404,17 +1558,17 @@
           <w:sz w:val="28"/>
           <w:szCs w:val="28"/>
         </w:rPr>
-        <w:t>CTD</w:t>
-      </w:r>
-      <w:r>
-        <w:rPr>
-          <w:rFonts w:cs="Times New Roman"/>
-          <w:color w:val="000000" w:themeColor="text1"/>
-          <w:sz w:val="28"/>
-          <w:szCs w:val="28"/>
-          <w:lang w:val="ru-RU"/>
-        </w:rPr>
-        <w:t xml:space="preserve">-1620 и переходит к чтению информации из </w:t>
+        <w:t>СТД-3168К</w:t>
+      </w:r>
+      <w:r>
+        <w:rPr>
+          <w:rFonts w:cs="Times New Roman"/>
+          <w:color w:val="000000" w:themeColor="text1"/>
+          <w:sz w:val="28"/>
+          <w:szCs w:val="28"/>
+          <w:lang w:val="ru-RU"/>
+        </w:rPr>
+        <w:t xml:space="preserve"> и переходит к чтению информации из </w:t>
       </w:r>
       <w:r>
         <w:rPr>
@@ -3625,7 +3779,16 @@
                 <w:sz w:val="28"/>
                 <w:szCs w:val="28"/>
               </w:rPr>
-              <w:t xml:space="preserve"> с CTD-1620</w:t>
+              <w:t xml:space="preserve"> с </w:t>
+            </w:r>
+            <w:r>
+              <w:rPr>
+                <w:rFonts w:cs="Times New Roman"/>
+                <w:color w:val="000000" w:themeColor="text1"/>
+                <w:sz w:val="28"/>
+                <w:szCs w:val="28"/>
+              </w:rPr>
+              <w:t>СТД-3168К</w:t>
             </w:r>
           </w:p>
         </w:tc>
@@ -4346,6 +4509,27 @@
     </w:p>
     <w:p>
       <w:pPr>
+        <w:pStyle w:val="a0"/>
+        <w:numPr>
+          <w:ilvl w:val="0"/>
+          <w:numId w:val="0"/>
+        </w:numPr>
+        <w:tabs>
+          <w:tab w:val="num" w:pos="0"/>
+        </w:tabs>
+        <w:ind w:left="360" w:hanging="360"/>
+        <w:jc w:val="both"/>
+        <w:rPr>
+          <w:rFonts w:cs="Times New Roman"/>
+          <w:color w:val="000000" w:themeColor="text1"/>
+          <w:sz w:val="28"/>
+          <w:szCs w:val="28"/>
+          <w:lang w:val="ru-RU"/>
+        </w:rPr>
+      </w:pPr>
+    </w:p>
+    <w:p>
+      <w:pPr>
         <w:pStyle w:val="1"/>
         <w:rPr>
           <w:rFonts w:ascii="Times New Roman" w:hAnsi="Times New Roman" w:cs="Times New Roman"/>
@@ -4604,26 +4788,7 @@
           <w:szCs w:val="28"/>
           <w:lang w:val="ru-RU"/>
         </w:rPr>
-        <w:t xml:space="preserve">Дождаться чтения </w:t>
-      </w:r>
-      <w:r>
-        <w:rPr>
-          <w:rFonts w:cs="Times New Roman"/>
-          <w:color w:val="000000" w:themeColor="text1"/>
-          <w:sz w:val="28"/>
-          <w:szCs w:val="28"/>
-        </w:rPr>
-        <w:t>EEPROM</w:t>
-      </w:r>
-      <w:r>
-        <w:rPr>
-          <w:rFonts w:cs="Times New Roman"/>
-          <w:color w:val="000000" w:themeColor="text1"/>
-          <w:sz w:val="28"/>
-          <w:szCs w:val="28"/>
-          <w:lang w:val="ru-RU"/>
-        </w:rPr>
-        <w:t xml:space="preserve"> и проверки данных.</w:t>
+        <w:t>Включить блок питания.</w:t>
       </w:r>
     </w:p>
     <w:p>
@@ -4652,6 +4817,53 @@
           <w:lang w:val="ru-RU"/>
         </w:rPr>
         <w:lastRenderedPageBreak/>
+        <w:t xml:space="preserve">Дождаться чтения </w:t>
+      </w:r>
+      <w:r>
+        <w:rPr>
+          <w:rFonts w:cs="Times New Roman"/>
+          <w:color w:val="000000" w:themeColor="text1"/>
+          <w:sz w:val="28"/>
+          <w:szCs w:val="28"/>
+        </w:rPr>
+        <w:t>EEPROM</w:t>
+      </w:r>
+      <w:r>
+        <w:rPr>
+          <w:rFonts w:cs="Times New Roman"/>
+          <w:color w:val="000000" w:themeColor="text1"/>
+          <w:sz w:val="28"/>
+          <w:szCs w:val="28"/>
+          <w:lang w:val="ru-RU"/>
+        </w:rPr>
+        <w:t xml:space="preserve"> и проверки данных.</w:t>
+      </w:r>
+    </w:p>
+    <w:p>
+      <w:pPr>
+        <w:pStyle w:val="a"/>
+        <w:tabs>
+          <w:tab w:val="clear" w:pos="360"/>
+          <w:tab w:val="num" w:pos="0"/>
+        </w:tabs>
+        <w:ind w:left="567" w:firstLine="284"/>
+        <w:jc w:val="both"/>
+        <w:rPr>
+          <w:rFonts w:cs="Times New Roman"/>
+          <w:color w:val="000000" w:themeColor="text1"/>
+          <w:sz w:val="28"/>
+          <w:szCs w:val="28"/>
+          <w:lang w:val="ru-RU"/>
+        </w:rPr>
+      </w:pPr>
+      <w:r>
+        <w:rPr>
+          <w:rFonts w:cs="Times New Roman"/>
+          <w:color w:val="000000" w:themeColor="text1"/>
+          <w:sz w:val="28"/>
+          <w:szCs w:val="28"/>
+          <w:lang w:val="ru-RU"/>
+        </w:rPr>
         <w:t>Проверить характеристики модуля и состояние калибров</w:t>
       </w:r>
       <w:r>
@@ -5060,6 +5272,119 @@
       <w:lvlJc w:val="left"/>
       <w:pPr>
         <w:ind w:left="6480" w:hanging="360"/>
+      </w:pPr>
+      <w:rPr>
+        <w:rFonts w:ascii="Wingdings" w:hAnsi="Wingdings" w:hint="default"/>
+      </w:rPr>
+    </w:lvl>
+  </w:abstractNum>
+  <w:abstractNum w:abstractNumId="10" w15:restartNumberingAfterBreak="0">
+    <w:nsid w:val="320240F6"/>
+    <w:multiLevelType w:val="hybridMultilevel"/>
+    <w:tmpl w:val="4BB0F9CE"/>
+    <w:lvl w:ilvl="0" w:tplc="E2649728">
+      <w:start w:val="1"/>
+      <w:numFmt w:val="bullet"/>
+      <w:lvlText w:val=""/>
+      <w:lvlJc w:val="left"/>
+      <w:pPr>
+        <w:ind w:left="1440" w:hanging="360"/>
+      </w:pPr>
+      <w:rPr>
+        <w:rFonts w:ascii="Symbol" w:hAnsi="Symbol" w:hint="default"/>
+      </w:rPr>
+    </w:lvl>
+    <w:lvl w:ilvl="1" w:tplc="04190003" w:tentative="1">
+      <w:start w:val="1"/>
+      <w:numFmt w:val="bullet"/>
+      <w:lvlText w:val="o"/>
+      <w:lvlJc w:val="left"/>
+      <w:pPr>
+        <w:ind w:left="2160" w:hanging="360"/>
+      </w:pPr>
+      <w:rPr>
+        <w:rFonts w:ascii="Courier New" w:hAnsi="Courier New" w:hint="default"/>
+      </w:rPr>
+    </w:lvl>
+    <w:lvl w:ilvl="2" w:tplc="04190005" w:tentative="1">
+      <w:start w:val="1"/>
+      <w:numFmt w:val="bullet"/>
+      <w:lvlText w:val=""/>
+      <w:lvlJc w:val="left"/>
+      <w:pPr>
+        <w:ind w:left="2880" w:hanging="360"/>
+      </w:pPr>
+      <w:rPr>
+        <w:rFonts w:ascii="Wingdings" w:hAnsi="Wingdings" w:hint="default"/>
+      </w:rPr>
+    </w:lvl>
+    <w:lvl w:ilvl="3" w:tplc="04190001" w:tentative="1">
+      <w:start w:val="1"/>
+      <w:numFmt w:val="bullet"/>
+      <w:lvlText w:val=""/>
+      <w:lvlJc w:val="left"/>
+      <w:pPr>
+        <w:ind w:left="3600" w:hanging="360"/>
+      </w:pPr>
+      <w:rPr>
+        <w:rFonts w:ascii="Symbol" w:hAnsi="Symbol" w:hint="default"/>
+      </w:rPr>
+    </w:lvl>
+    <w:lvl w:ilvl="4" w:tplc="04190003" w:tentative="1">
+      <w:start w:val="1"/>
+      <w:numFmt w:val="bullet"/>
+      <w:lvlText w:val="o"/>
+      <w:lvlJc w:val="left"/>
+      <w:pPr>
+        <w:ind w:left="4320" w:hanging="360"/>
+      </w:pPr>
+      <w:rPr>
+        <w:rFonts w:ascii="Courier New" w:hAnsi="Courier New" w:hint="default"/>
+      </w:rPr>
+    </w:lvl>
+    <w:lvl w:ilvl="5" w:tplc="04190005" w:tentative="1">
+      <w:start w:val="1"/>
+      <w:numFmt w:val="bullet"/>
+      <w:lvlText w:val=""/>
+      <w:lvlJc w:val="left"/>
+      <w:pPr>
+        <w:ind w:left="5040" w:hanging="360"/>
+      </w:pPr>
+      <w:rPr>
+        <w:rFonts w:ascii="Wingdings" w:hAnsi="Wingdings" w:hint="default"/>
+      </w:rPr>
+    </w:lvl>
+    <w:lvl w:ilvl="6" w:tplc="04190001" w:tentative="1">
+      <w:start w:val="1"/>
+      <w:numFmt w:val="bullet"/>
+      <w:lvlText w:val=""/>
+      <w:lvlJc w:val="left"/>
+      <w:pPr>
+        <w:ind w:left="5760" w:hanging="360"/>
+      </w:pPr>
+      <w:rPr>
+        <w:rFonts w:ascii="Symbol" w:hAnsi="Symbol" w:hint="default"/>
+      </w:rPr>
+    </w:lvl>
+    <w:lvl w:ilvl="7" w:tplc="04190003" w:tentative="1">
+      <w:start w:val="1"/>
+      <w:numFmt w:val="bullet"/>
+      <w:lvlText w:val="o"/>
+      <w:lvlJc w:val="left"/>
+      <w:pPr>
+        <w:ind w:left="6480" w:hanging="360"/>
+      </w:pPr>
+      <w:rPr>
+        <w:rFonts w:ascii="Courier New" w:hAnsi="Courier New" w:hint="default"/>
+      </w:rPr>
+    </w:lvl>
+    <w:lvl w:ilvl="8" w:tplc="04190005" w:tentative="1">
+      <w:start w:val="1"/>
+      <w:numFmt w:val="bullet"/>
+      <w:lvlText w:val=""/>
+      <w:lvlJc w:val="left"/>
+      <w:pPr>
+        <w:ind w:left="7200" w:hanging="360"/>
       </w:pPr>
       <w:rPr>
         <w:rFonts w:ascii="Wingdings" w:hAnsi="Wingdings" w:hint="default"/>
@@ -5113,6 +5438,9 @@
     <w:lvlOverride w:ilvl="0">
       <w:startOverride w:val="1"/>
     </w:lvlOverride>
+  </w:num>
+  <w:num w:numId="14" w16cid:durableId="785931941">
+    <w:abstractNumId w:val="10"/>
   </w:num>
 </w:numbering>
 </file>

--- a/docs/Руководство_оператора_стенда_AIM.docx
+++ b/docs/Руководство_оператора_стенда_AIM.docx
@@ -1,6 +1,6 @@
 
 <file path=word/document.xml><?xml version="1.0" encoding="utf-8"?>
-<w:document xmlns:wpc="http://schemas.microsoft.com/office/word/2010/wordprocessingCanvas" xmlns:cx="http://schemas.microsoft.com/office/drawing/2014/chartex" xmlns:cx1="http://schemas.microsoft.com/office/drawing/2015/9/8/chartex" xmlns:cx2="http://schemas.microsoft.com/office/drawing/2015/10/21/chartex" xmlns:cx3="http://schemas.microsoft.com/office/drawing/2016/5/9/chartex" xmlns:cx4="http://schemas.microsoft.com/office/drawing/2016/5/10/chartex" xmlns:cx5="http://schemas.microsoft.com/office/drawing/2016/5/11/chartex" xmlns:cx6="http://schemas.microsoft.com/office/drawing/2016/5/12/chartex" xmlns:cx7="http://schemas.microsoft.com/office/drawing/2016/5/13/chartex" xmlns:cx8="http://schemas.microsoft.com/office/drawing/2016/5/14/chartex" xmlns:mc="http://schemas.openxmlformats.org/markup-compatibility/2006" xmlns:m="http://schemas.openxmlformats.org/officeDocument/2006/math" xmlns:aink="http://schemas.microsoft.com/office/drawing/2016/ink" xmlns:am3d="http://schemas.microsoft.com/office/drawing/2017/model3d" xmlns:oel="http://schemas.microsoft.com/office/2019/extlst" xmlns:r="http://schemas.openxmlformats.org/officeDocument/2006/relationships" xmlns:wp14="http://schemas.microsoft.com/office/word/2010/wordprocessingDrawing" xmlns:wp="http://schemas.openxmlformats.org/drawingml/2006/wordprocessingDrawing" xmlns:wpg="http://schemas.microsoft.com/office/word/2010/wordprocessingGroup" xmlns:wpi="http://schemas.microsoft.com/office/word/2010/wordprocessingInk" xmlns:wps="http://schemas.microsoft.com/office/word/2010/wordprocessingShape" xmlns:o="urn:schemas-microsoft-com:office:office" xmlns:v="urn:schemas-microsoft-com:vml" xmlns:w10="urn:schemas-microsoft-com:office:word" xmlns:w="http://schemas.openxmlformats.org/wordprocessingml/2006/main" xmlns:w14="http://schemas.microsoft.com/office/word/2010/wordml" xmlns:w15="http://schemas.microsoft.com/office/word/2012/wordml" xmlns:w16cei="http://schemas.microsoft.com/office/word/2026/wordml/cei" xmlns:w16cex="http://schemas.microsoft.com/office/word/2018/wordml/cex" xmlns:w16cid="http://schemas.microsoft.com/office/word/2016/wordml/cid" xmlns:w16="http://schemas.microsoft.com/office/word/2018/wordml" xmlns:w16sdtdh="http://schemas.microsoft.com/office/word/2020/wordml/sdtdatahash" xmlns:w16sdtfl="http://schemas.microsoft.com/office/word/2024/wordml/sdtformatlock" xmlns:w16se="http://schemas.microsoft.com/office/word/2015/wordml/symex" xmlns:w16du="http://schemas.microsoft.com/office/word/2023/wordml/word16du" xmlns:wne="http://schemas.microsoft.com/office/word/2006/wordml" mc:Ignorable="w14 w15 w16se w16cid w16 w16cex w16sdtdh w16sdtfl w16du wp14">
+<w:document xmlns:wpc="http://schemas.microsoft.com/office/word/2010/wordprocessingCanvas" xmlns:cx="http://schemas.microsoft.com/office/drawing/2014/chartex" xmlns:cx1="http://schemas.microsoft.com/office/drawing/2015/9/8/chartex" xmlns:cx2="http://schemas.microsoft.com/office/drawing/2015/10/21/chartex" xmlns:cx3="http://schemas.microsoft.com/office/drawing/2016/5/9/chartex" xmlns:cx4="http://schemas.microsoft.com/office/drawing/2016/5/10/chartex" xmlns:cx5="http://schemas.microsoft.com/office/drawing/2016/5/11/chartex" xmlns:cx6="http://schemas.microsoft.com/office/drawing/2016/5/12/chartex" xmlns:cx7="http://schemas.microsoft.com/office/drawing/2016/5/13/chartex" xmlns:cx8="http://schemas.microsoft.com/office/drawing/2016/5/14/chartex" xmlns:mc="http://schemas.openxmlformats.org/markup-compatibility/2006" xmlns:m="http://schemas.openxmlformats.org/officeDocument/2006/math" xmlns:aink="http://schemas.microsoft.com/office/drawing/2016/ink" xmlns:am3d="http://schemas.microsoft.com/office/drawing/2017/model3d" xmlns:oel="http://schemas.microsoft.com/office/2019/extlst" xmlns:r="http://schemas.openxmlformats.org/officeDocument/2006/relationships" xmlns:wp14="http://schemas.microsoft.com/office/word/2010/wordprocessingDrawing" xmlns:wp="http://schemas.openxmlformats.org/drawingml/2006/wordprocessingDrawing" xmlns:wpg="http://schemas.microsoft.com/office/word/2010/wordprocessingGroup" xmlns:wpi="http://schemas.microsoft.com/office/word/2010/wordprocessingInk" xmlns:wps="http://schemas.microsoft.com/office/word/2010/wordprocessingShape" xmlns:o="urn:schemas-microsoft-com:office:office" xmlns:v="urn:schemas-microsoft-com:vml" xmlns:w10="urn:schemas-microsoft-com:office:word" xmlns:w="http://schemas.openxmlformats.org/wordprocessingml/2006/main" xmlns:w14="http://schemas.microsoft.com/office/word/2010/wordml" xmlns:w15="http://schemas.microsoft.com/office/word/2012/wordml" xmlns:w16cex="http://schemas.microsoft.com/office/word/2018/wordml/cex" xmlns:w16cid="http://schemas.microsoft.com/office/word/2016/wordml/cid" xmlns:w16="http://schemas.microsoft.com/office/word/2018/wordml" xmlns:w16sdtdh="http://schemas.microsoft.com/office/word/2020/wordml/sdtdatahash" xmlns:w16sdtfl="http://schemas.microsoft.com/office/word/2024/wordml/sdtformatlock" xmlns:w16se="http://schemas.microsoft.com/office/word/2015/wordml/symex" xmlns:w16du="http://schemas.microsoft.com/office/word/2023/wordml/word16du" xmlns:wne="http://schemas.microsoft.com/office/word/2006/wordml" mc:Ignorable="w14 w15 w16se w16cid w16 w16cex w16sdtdh w16sdtfl w16du wp14">
   <w:body>
     <w:p>
       <w:pPr>
@@ -934,7 +934,25 @@
           <w:szCs w:val="28"/>
           <w:lang w:val="ru-RU"/>
         </w:rPr>
-        <w:t>, генератор и персональный компьютер.</w:t>
+        <w:t>, генератор</w:t>
+      </w:r>
+      <w:r>
+        <w:rPr>
+          <w:rFonts w:cs="Times New Roman"/>
+          <w:sz w:val="28"/>
+          <w:szCs w:val="28"/>
+          <w:lang w:val="ru-RU"/>
+        </w:rPr>
+        <w:t>, блок питания</w:t>
+      </w:r>
+      <w:r>
+        <w:rPr>
+          <w:rFonts w:cs="Times New Roman"/>
+          <w:sz w:val="28"/>
+          <w:szCs w:val="28"/>
+          <w:lang w:val="ru-RU"/>
+        </w:rPr>
+        <w:t xml:space="preserve"> и персональный компьютер.</w:t>
       </w:r>
     </w:p>
     <w:p>
@@ -1557,6 +1575,7 @@
           <w:color w:val="000000" w:themeColor="text1"/>
           <w:sz w:val="28"/>
           <w:szCs w:val="28"/>
+          <w:lang w:val="ru-RU"/>
         </w:rPr>
         <w:t>СТД-3168К</w:t>
       </w:r>
@@ -1606,111 +1625,224 @@
           <w:color w:val="000000" w:themeColor="text1"/>
           <w:lang w:val="ru-RU"/>
         </w:rPr>
+        <w:lastRenderedPageBreak/>
         <w:t>5. Проверка информации о модуле</w:t>
       </w:r>
     </w:p>
     <w:p>
       <w:pPr>
+        <w:pStyle w:val="1"/>
+        <w:spacing w:line="360" w:lineRule="auto"/>
         <w:jc w:val="both"/>
         <w:rPr>
-          <w:rFonts w:cs="Times New Roman"/>
-          <w:color w:val="000000" w:themeColor="text1"/>
-          <w:sz w:val="28"/>
-          <w:szCs w:val="28"/>
-          <w:lang w:val="ru-RU"/>
-        </w:rPr>
-      </w:pPr>
-      <w:r>
-        <w:rPr>
-          <w:rFonts w:cs="Times New Roman"/>
-          <w:color w:val="000000" w:themeColor="text1"/>
-          <w:sz w:val="28"/>
-          <w:szCs w:val="28"/>
-          <w:lang w:val="ru-RU"/>
-        </w:rPr>
-        <w:t xml:space="preserve">Программа считывает данные из </w:t>
-      </w:r>
-      <w:r>
-        <w:rPr>
-          <w:rFonts w:cs="Times New Roman"/>
-          <w:color w:val="000000" w:themeColor="text1"/>
-          <w:sz w:val="28"/>
-          <w:szCs w:val="28"/>
-        </w:rPr>
-        <w:t>EEPROM</w:t>
-      </w:r>
-      <w:r>
-        <w:rPr>
-          <w:rFonts w:cs="Times New Roman"/>
-          <w:color w:val="000000" w:themeColor="text1"/>
-          <w:sz w:val="28"/>
-          <w:szCs w:val="28"/>
-          <w:lang w:val="ru-RU"/>
-        </w:rPr>
-        <w:t xml:space="preserve"> установленной платы и сравнивает их с данными, полученными с маркировки. При успешном совпадении работа продолжается автоматически.</w:t>
+          <w:rFonts w:ascii="Times New Roman" w:eastAsiaTheme="minorEastAsia" w:hAnsi="Times New Roman" w:cs="Times New Roman"/>
+          <w:b w:val="0"/>
+          <w:bCs w:val="0"/>
+          <w:color w:val="000000" w:themeColor="text1"/>
+          <w:lang w:val="ru-RU"/>
+        </w:rPr>
+      </w:pPr>
+      <w:r>
+        <w:rPr>
+          <w:rFonts w:ascii="Times New Roman" w:eastAsiaTheme="minorEastAsia" w:hAnsi="Times New Roman" w:cs="Times New Roman"/>
+          <w:b w:val="0"/>
+          <w:bCs w:val="0"/>
+          <w:color w:val="000000" w:themeColor="text1"/>
+          <w:lang w:val="ru-RU"/>
+        </w:rPr>
+        <w:t>Программа считывает данные из EEPROM установленной платы и сравнивает их с информацией, полученной при сканировании маркировки. Если данные совпадают, подготовка стенда продолжается автоматически. При обнаружении расхождений программа сообщает об ошибке и не допускает запуска проверки для неверно идентифицированной платы.</w:t>
+      </w:r>
+      <w:r>
+        <w:rPr>
+          <w:rFonts w:ascii="Times New Roman" w:eastAsiaTheme="minorEastAsia" w:hAnsi="Times New Roman" w:cs="Times New Roman"/>
+          <w:b w:val="0"/>
+          <w:bCs w:val="0"/>
+          <w:color w:val="000000" w:themeColor="text1"/>
+          <w:lang w:val="ru-RU"/>
+        </w:rPr>
+        <w:t xml:space="preserve"> </w:t>
+      </w:r>
+      <w:r>
+        <w:rPr>
+          <w:rFonts w:ascii="Times New Roman" w:eastAsiaTheme="minorEastAsia" w:hAnsi="Times New Roman" w:cs="Times New Roman"/>
+          <w:b w:val="0"/>
+          <w:bCs w:val="0"/>
+          <w:color w:val="000000" w:themeColor="text1"/>
+          <w:lang w:val="ru-RU"/>
+        </w:rPr>
+        <w:t>Если считать EEPROM не удалось, оператору предлагается выбрать один из сценариев:</w:t>
+      </w:r>
+      <w:r>
+        <w:rPr>
+          <w:rFonts w:ascii="Times New Roman" w:eastAsiaTheme="minorEastAsia" w:hAnsi="Times New Roman" w:cs="Times New Roman"/>
+          <w:b w:val="0"/>
+          <w:bCs w:val="0"/>
+          <w:color w:val="000000" w:themeColor="text1"/>
+          <w:lang w:val="ru-RU"/>
+        </w:rPr>
+        <w:t xml:space="preserve"> </w:t>
       </w:r>
     </w:p>
     <w:p>
       <w:pPr>
+        <w:pStyle w:val="1"/>
+        <w:numPr>
+          <w:ilvl w:val="0"/>
+          <w:numId w:val="15"/>
+        </w:numPr>
+        <w:spacing w:before="0" w:line="360" w:lineRule="auto"/>
         <w:jc w:val="both"/>
         <w:rPr>
-          <w:rFonts w:cs="Times New Roman"/>
-          <w:color w:val="000000" w:themeColor="text1"/>
-          <w:sz w:val="28"/>
-          <w:szCs w:val="28"/>
-          <w:lang w:val="ru-RU"/>
-        </w:rPr>
-      </w:pPr>
-      <w:r>
-        <w:rPr>
-          <w:rFonts w:cs="Times New Roman"/>
-          <w:color w:val="000000" w:themeColor="text1"/>
-          <w:sz w:val="28"/>
-          <w:szCs w:val="28"/>
-          <w:lang w:val="ru-RU"/>
-        </w:rPr>
-        <w:t>На первом запуске стенда для серии модулей загружается тестовая конфигурация и фиксируется аппаратная конфигурация. При последующей замене платы программа контролирует соответствие типа нового модуля типу, с которым была начата текущая серия работ.</w:t>
+          <w:rFonts w:ascii="Times New Roman" w:eastAsiaTheme="minorEastAsia" w:hAnsi="Times New Roman" w:cs="Times New Roman"/>
+          <w:b w:val="0"/>
+          <w:bCs w:val="0"/>
+          <w:color w:val="000000" w:themeColor="text1"/>
+          <w:lang w:val="ru-RU"/>
+        </w:rPr>
+      </w:pPr>
+      <w:r>
+        <w:rPr>
+          <w:rFonts w:ascii="Times New Roman" w:eastAsiaTheme="minorEastAsia" w:hAnsi="Times New Roman" w:cs="Times New Roman"/>
+          <w:b w:val="0"/>
+          <w:bCs w:val="0"/>
+          <w:color w:val="000000" w:themeColor="text1"/>
+          <w:lang w:val="ru-RU"/>
+        </w:rPr>
+        <w:t>Ввести сведения о модуле вручную, используя конфигурационный файл соответствующего типа платы.</w:t>
+      </w:r>
+      <w:r>
+        <w:rPr>
+          <w:rFonts w:ascii="Times New Roman" w:eastAsiaTheme="minorEastAsia" w:hAnsi="Times New Roman" w:cs="Times New Roman"/>
+          <w:b w:val="0"/>
+          <w:bCs w:val="0"/>
+          <w:color w:val="000000" w:themeColor="text1"/>
+          <w:lang w:val="ru-RU"/>
+        </w:rPr>
+        <w:t xml:space="preserve"> </w:t>
       </w:r>
     </w:p>
     <w:p>
       <w:pPr>
+        <w:pStyle w:val="1"/>
+        <w:numPr>
+          <w:ilvl w:val="0"/>
+          <w:numId w:val="15"/>
+        </w:numPr>
+        <w:spacing w:before="0" w:line="360" w:lineRule="auto"/>
         <w:jc w:val="both"/>
         <w:rPr>
-          <w:rFonts w:cs="Times New Roman"/>
-          <w:color w:val="000000" w:themeColor="text1"/>
-          <w:sz w:val="28"/>
-          <w:szCs w:val="28"/>
-          <w:lang w:val="ru-RU"/>
-        </w:rPr>
-      </w:pPr>
-      <w:r>
-        <w:rPr>
-          <w:rFonts w:cs="Times New Roman"/>
-          <w:color w:val="000000" w:themeColor="text1"/>
-          <w:sz w:val="28"/>
-          <w:szCs w:val="28"/>
-          <w:lang w:val="ru-RU"/>
-        </w:rPr>
-        <w:t xml:space="preserve">После подготовки на экран выводятся основные характеристики: тип модуля, серийный номер, число каналов, тип входа, диапазон напряжения, </w:t>
-      </w:r>
-      <w:r>
-        <w:rPr>
-          <w:rFonts w:cs="Times New Roman"/>
-          <w:color w:val="000000" w:themeColor="text1"/>
-          <w:sz w:val="28"/>
-          <w:szCs w:val="28"/>
-        </w:rPr>
-        <w:t>DNP</w:t>
-      </w:r>
-      <w:r>
-        <w:rPr>
-          <w:rFonts w:cs="Times New Roman"/>
-          <w:color w:val="000000" w:themeColor="text1"/>
-          <w:sz w:val="28"/>
-          <w:szCs w:val="28"/>
-          <w:lang w:val="ru-RU"/>
-        </w:rPr>
-        <w:t xml:space="preserve"> и дата.</w:t>
+          <w:rFonts w:ascii="Times New Roman" w:eastAsiaTheme="minorEastAsia" w:hAnsi="Times New Roman" w:cs="Times New Roman"/>
+          <w:b w:val="0"/>
+          <w:bCs w:val="0"/>
+          <w:color w:val="000000" w:themeColor="text1"/>
+          <w:lang w:val="ru-RU"/>
+        </w:rPr>
+      </w:pPr>
+      <w:r>
+        <w:rPr>
+          <w:rFonts w:ascii="Times New Roman" w:eastAsiaTheme="minorEastAsia" w:hAnsi="Times New Roman" w:cs="Times New Roman"/>
+          <w:b w:val="0"/>
+          <w:bCs w:val="0"/>
+          <w:color w:val="000000" w:themeColor="text1"/>
+          <w:lang w:val="ru-RU"/>
+        </w:rPr>
+        <w:t>Использовать данные, считанные с маркировки.</w:t>
+      </w:r>
+      <w:r>
+        <w:rPr>
+          <w:rFonts w:ascii="Times New Roman" w:eastAsiaTheme="minorEastAsia" w:hAnsi="Times New Roman" w:cs="Times New Roman"/>
+          <w:b w:val="0"/>
+          <w:bCs w:val="0"/>
+          <w:color w:val="000000" w:themeColor="text1"/>
+          <w:lang w:val="ru-RU"/>
+        </w:rPr>
+        <w:t xml:space="preserve"> </w:t>
+      </w:r>
+    </w:p>
+    <w:p>
+      <w:pPr>
+        <w:pStyle w:val="1"/>
+        <w:numPr>
+          <w:ilvl w:val="0"/>
+          <w:numId w:val="15"/>
+        </w:numPr>
+        <w:spacing w:before="0" w:line="360" w:lineRule="auto"/>
+        <w:jc w:val="both"/>
+        <w:rPr>
+          <w:rFonts w:ascii="Times New Roman" w:eastAsiaTheme="minorEastAsia" w:hAnsi="Times New Roman" w:cs="Times New Roman"/>
+          <w:b w:val="0"/>
+          <w:bCs w:val="0"/>
+          <w:color w:val="000000" w:themeColor="text1"/>
+          <w:lang w:val="ru-RU"/>
+        </w:rPr>
+      </w:pPr>
+      <w:r>
+        <w:rPr>
+          <w:rFonts w:ascii="Times New Roman" w:eastAsiaTheme="minorEastAsia" w:hAnsi="Times New Roman" w:cs="Times New Roman"/>
+          <w:b w:val="0"/>
+          <w:bCs w:val="0"/>
+          <w:color w:val="000000" w:themeColor="text1"/>
+          <w:lang w:val="ru-RU"/>
+        </w:rPr>
+        <w:t>Завершить работу программы.</w:t>
+      </w:r>
+    </w:p>
+    <w:p>
+      <w:pPr>
+        <w:pStyle w:val="1"/>
+        <w:spacing w:before="0" w:after="240"/>
+        <w:jc w:val="both"/>
+        <w:rPr>
+          <w:rFonts w:ascii="Times New Roman" w:eastAsiaTheme="minorEastAsia" w:hAnsi="Times New Roman" w:cs="Times New Roman"/>
+          <w:b w:val="0"/>
+          <w:bCs w:val="0"/>
+          <w:color w:val="000000" w:themeColor="text1"/>
+          <w:lang w:val="ru-RU"/>
+        </w:rPr>
+      </w:pPr>
+      <w:r>
+        <w:rPr>
+          <w:rFonts w:ascii="Times New Roman" w:eastAsiaTheme="minorEastAsia" w:hAnsi="Times New Roman" w:cs="Times New Roman"/>
+          <w:b w:val="0"/>
+          <w:bCs w:val="0"/>
+          <w:color w:val="000000" w:themeColor="text1"/>
+          <w:lang w:val="ru-RU"/>
+        </w:rPr>
+        <w:t>П</w:t>
+      </w:r>
+      <w:r>
+        <w:rPr>
+          <w:rFonts w:ascii="Times New Roman" w:eastAsiaTheme="minorEastAsia" w:hAnsi="Times New Roman" w:cs="Times New Roman"/>
+          <w:b w:val="0"/>
+          <w:bCs w:val="0"/>
+          <w:color w:val="000000" w:themeColor="text1"/>
+          <w:lang w:val="ru-RU"/>
+        </w:rPr>
+        <w:t>ри первом запуске стенда для текущей серии модулей загружается тестовая конфигурация, выполняется настройка стенда и фиксируется аппаратная конфигурация. Тип первой установленной платы сохраняется как основной для всей серии. При последующей замене платы программа проверяет соответствие нового модуля этому типу. Если установлен модуль другого типа, работа останавливается и на экран выводится сообщение о несоответствии платы текущей серии.</w:t>
+      </w:r>
+    </w:p>
+    <w:p>
+      <w:pPr>
+        <w:pStyle w:val="1"/>
+        <w:spacing w:before="0"/>
+        <w:jc w:val="both"/>
+        <w:rPr>
+          <w:rFonts w:ascii="Times New Roman" w:eastAsiaTheme="minorEastAsia" w:hAnsi="Times New Roman" w:cs="Times New Roman"/>
+          <w:b w:val="0"/>
+          <w:bCs w:val="0"/>
+          <w:color w:val="000000" w:themeColor="text1"/>
+          <w:lang w:val="ru-RU"/>
+        </w:rPr>
+      </w:pPr>
+      <w:r>
+        <w:rPr>
+          <w:rFonts w:ascii="Times New Roman" w:eastAsiaTheme="minorEastAsia" w:hAnsi="Times New Roman" w:cs="Times New Roman"/>
+          <w:b w:val="0"/>
+          <w:bCs w:val="0"/>
+          <w:color w:val="000000" w:themeColor="text1"/>
+          <w:lang w:val="ru-RU"/>
+        </w:rPr>
+        <w:t>После подготовки отображаются основные характеристики модуля: тип, серийный номер, количество каналов, тип входа, диапазон входного напряжения, DNP и дата изготовления. Далее оператор может выбрать один из доступных сценариев работы: тестирование платы, калибровку, замену модуля или завершение программы. После тестирования или калибровки результаты проверки сохраняются в отчёте, а при выполнении калибровки рассчитанные коэффициенты записываются в EEPROM платы.</w:t>
       </w:r>
     </w:p>
     <w:p>
@@ -1848,6 +1980,7 @@
                 <w:sz w:val="28"/>
                 <w:szCs w:val="28"/>
               </w:rPr>
+              <w:lastRenderedPageBreak/>
               <w:t>Результат</w:t>
             </w:r>
             <w:proofErr w:type="spellEnd"/>
@@ -2106,18 +2239,7 @@
                 <w:szCs w:val="28"/>
                 <w:lang w:val="ru-RU"/>
               </w:rPr>
-              <w:t xml:space="preserve">будет произведено </w:t>
-            </w:r>
-            <w:r>
-              <w:rPr>
-                <w:rFonts w:cs="Times New Roman"/>
-                <w:color w:val="000000" w:themeColor="text1"/>
-                <w:sz w:val="28"/>
-                <w:szCs w:val="28"/>
-                <w:lang w:val="ru-RU"/>
-              </w:rPr>
-              <w:lastRenderedPageBreak/>
-              <w:t xml:space="preserve">автоматическое </w:t>
+              <w:t xml:space="preserve">будет произведено автоматическое </w:t>
             </w:r>
             <w:r>
               <w:rPr>
@@ -2149,7 +2271,6 @@
           <w:color w:val="000000" w:themeColor="text1"/>
           <w:lang w:val="ru-RU"/>
         </w:rPr>
-        <w:lastRenderedPageBreak/>
         <w:t>7. Главное меню</w:t>
       </w:r>
     </w:p>
@@ -2467,7 +2588,37 @@
                 <w:szCs w:val="28"/>
                 <w:lang w:val="ru-RU"/>
               </w:rPr>
-              <w:t>Выполнение калибровки и запись новых коэффициентов.</w:t>
+              <w:t>Выполнение калибровки</w:t>
+            </w:r>
+            <w:r>
+              <w:rPr>
+                <w:rFonts w:cs="Times New Roman"/>
+                <w:color w:val="000000" w:themeColor="text1"/>
+                <w:sz w:val="28"/>
+                <w:szCs w:val="28"/>
+                <w:lang w:val="ru-RU"/>
+              </w:rPr>
+              <w:t xml:space="preserve">, </w:t>
+            </w:r>
+            <w:r>
+              <w:rPr>
+                <w:rFonts w:cs="Times New Roman"/>
+                <w:color w:val="000000" w:themeColor="text1"/>
+                <w:sz w:val="28"/>
+                <w:szCs w:val="28"/>
+                <w:lang w:val="ru-RU"/>
+              </w:rPr>
+              <w:t>запись новых коэффициентов</w:t>
+            </w:r>
+            <w:r>
+              <w:rPr>
+                <w:rFonts w:cs="Times New Roman"/>
+                <w:color w:val="000000" w:themeColor="text1"/>
+                <w:sz w:val="28"/>
+                <w:szCs w:val="28"/>
+                <w:lang w:val="ru-RU"/>
+              </w:rPr>
+              <w:t xml:space="preserve"> и автоматическое тестирование платы.</w:t>
             </w:r>
           </w:p>
         </w:tc>
@@ -2698,6 +2849,7 @@
           <w:szCs w:val="28"/>
           <w:lang w:val="ru-RU"/>
         </w:rPr>
+        <w:lastRenderedPageBreak/>
         <w:t>проверка выходных линий питания,</w:t>
       </w:r>
     </w:p>
@@ -3066,6 +3218,28 @@
           <w:lang w:val="ru-RU"/>
         </w:rPr>
         <w:t>Для запуска калибровки выбрать пункт «2. Калибровка платы». Перед началом убедиться, что модуль и все измерительные цепи подключены правильно.</w:t>
+      </w:r>
+    </w:p>
+    <w:p>
+      <w:pPr>
+        <w:jc w:val="both"/>
+        <w:rPr>
+          <w:rFonts w:cs="Times New Roman"/>
+          <w:color w:val="000000" w:themeColor="text1"/>
+          <w:sz w:val="28"/>
+          <w:szCs w:val="28"/>
+          <w:lang w:val="ru-RU"/>
+        </w:rPr>
+      </w:pPr>
+      <w:r>
+        <w:rPr>
+          <w:rFonts w:cs="Times New Roman"/>
+          <w:color w:val="000000" w:themeColor="text1"/>
+          <w:sz w:val="28"/>
+          <w:szCs w:val="28"/>
+          <w:lang w:val="ru-RU"/>
+        </w:rPr>
+        <w:t>Процесс калибровки:</w:t>
       </w:r>
     </w:p>
     <w:p>
@@ -3096,7 +3270,6 @@
           <w:szCs w:val="28"/>
           <w:lang w:val="ru-RU"/>
         </w:rPr>
-        <w:lastRenderedPageBreak/>
         <w:t>сброс текущих калибровочных коэффициентов,</w:t>
       </w:r>
     </w:p>
@@ -3286,11 +3459,27 @@
           <w:szCs w:val="28"/>
           <w:lang w:val="ru-RU"/>
         </w:rPr>
-        <w:t xml:space="preserve"> платы.</w:t>
+        <w:t xml:space="preserve"> платы</w:t>
+      </w:r>
+      <w:r>
+        <w:rPr>
+          <w:rFonts w:cs="Times New Roman"/>
+          <w:color w:val="000000" w:themeColor="text1"/>
+          <w:sz w:val="28"/>
+          <w:szCs w:val="28"/>
+          <w:lang w:val="ru-RU"/>
+        </w:rPr>
+        <w:t>,</w:t>
       </w:r>
     </w:p>
     <w:p>
       <w:pPr>
+        <w:pStyle w:val="a"/>
+        <w:tabs>
+          <w:tab w:val="clear" w:pos="360"/>
+          <w:tab w:val="num" w:pos="567"/>
+        </w:tabs>
+        <w:ind w:left="567" w:firstLine="284"/>
         <w:jc w:val="both"/>
         <w:rPr>
           <w:rFonts w:cs="Times New Roman"/>
@@ -3308,11 +3497,33 @@
           <w:szCs w:val="28"/>
           <w:lang w:val="ru-RU"/>
         </w:rPr>
-        <w:t>Во время калибровки запрещается изменять схему подключения. При появлении ошибки необходимо зафиксировать сообщение программы и не считать модуль откалиброванным до успешного завершения процедуры.</w:t>
+        <w:t>запуск теста платы см. пункт 8.</w:t>
       </w:r>
     </w:p>
     <w:p>
       <w:pPr>
+        <w:jc w:val="both"/>
+        <w:rPr>
+          <w:rFonts w:cs="Times New Roman"/>
+          <w:color w:val="000000" w:themeColor="text1"/>
+          <w:sz w:val="28"/>
+          <w:szCs w:val="28"/>
+          <w:lang w:val="ru-RU"/>
+        </w:rPr>
+      </w:pPr>
+      <w:r>
+        <w:rPr>
+          <w:rFonts w:cs="Times New Roman"/>
+          <w:color w:val="000000" w:themeColor="text1"/>
+          <w:sz w:val="28"/>
+          <w:szCs w:val="28"/>
+          <w:lang w:val="ru-RU"/>
+        </w:rPr>
+        <w:t>Во время калибровки запрещается изменять схему подключения. При появлении ошибки необходимо зафиксировать сообщение программы и не считать модуль откалиброванным до успешного завершения процедуры.</w:t>
+      </w:r>
+    </w:p>
+    <w:p>
+      <w:pPr>
         <w:pStyle w:val="1"/>
         <w:jc w:val="both"/>
         <w:rPr>
@@ -3388,6 +3599,7 @@
           <w:rFonts w:ascii="Times New Roman" w:hAnsi="Times New Roman" w:cs="Times New Roman"/>
           <w:color w:val="000000" w:themeColor="text1"/>
         </w:rPr>
+        <w:lastRenderedPageBreak/>
         <w:t>11. Завершение работы</w:t>
       </w:r>
     </w:p>
@@ -3739,47 +3951,18 @@
                 <w:color w:val="000000" w:themeColor="text1"/>
                 <w:sz w:val="28"/>
                 <w:szCs w:val="28"/>
+                <w:lang w:val="ru-RU"/>
               </w:rPr>
             </w:pPr>
-            <w:proofErr w:type="spellStart"/>
             <w:r>
               <w:rPr>
                 <w:rFonts w:cs="Times New Roman"/>
                 <w:color w:val="000000" w:themeColor="text1"/>
                 <w:sz w:val="28"/>
                 <w:szCs w:val="28"/>
+                <w:lang w:val="ru-RU"/>
               </w:rPr>
-              <w:t>Нет</w:t>
-            </w:r>
-            <w:proofErr w:type="spellEnd"/>
-            <w:r>
-              <w:rPr>
-                <w:rFonts w:cs="Times New Roman"/>
-                <w:color w:val="000000" w:themeColor="text1"/>
-                <w:sz w:val="28"/>
-                <w:szCs w:val="28"/>
-              </w:rPr>
-              <w:t xml:space="preserve"> </w:t>
-            </w:r>
-            <w:proofErr w:type="spellStart"/>
-            <w:r>
-              <w:rPr>
-                <w:rFonts w:cs="Times New Roman"/>
-                <w:color w:val="000000" w:themeColor="text1"/>
-                <w:sz w:val="28"/>
-                <w:szCs w:val="28"/>
-              </w:rPr>
-              <w:t>связи</w:t>
-            </w:r>
-            <w:proofErr w:type="spellEnd"/>
-            <w:r>
-              <w:rPr>
-                <w:rFonts w:cs="Times New Roman"/>
-                <w:color w:val="000000" w:themeColor="text1"/>
-                <w:sz w:val="28"/>
-                <w:szCs w:val="28"/>
-              </w:rPr>
-              <w:t xml:space="preserve"> с </w:t>
+              <w:t xml:space="preserve">Нет связи с </w:t>
             </w:r>
             <w:r>
               <w:rPr>
@@ -3787,6 +3970,7 @@
                 <w:color w:val="000000" w:themeColor="text1"/>
                 <w:sz w:val="28"/>
                 <w:szCs w:val="28"/>
+                <w:lang w:val="ru-RU"/>
               </w:rPr>
               <w:t>СТД-3168К</w:t>
             </w:r>
@@ -3847,7 +4031,6 @@
                 <w:szCs w:val="28"/>
                 <w:lang w:val="ru-RU"/>
               </w:rPr>
-              <w:lastRenderedPageBreak/>
               <w:t xml:space="preserve">Ошибка связи с </w:t>
             </w:r>
             <w:r>
@@ -4317,6 +4500,7 @@
           <w:rFonts w:ascii="Times New Roman" w:hAnsi="Times New Roman" w:cs="Times New Roman"/>
           <w:color w:val="000000" w:themeColor="text1"/>
         </w:rPr>
+        <w:lastRenderedPageBreak/>
         <w:t>13. Основные правила оператора</w:t>
       </w:r>
     </w:p>
@@ -4534,6 +4718,7 @@
         <w:rPr>
           <w:rFonts w:ascii="Times New Roman" w:hAnsi="Times New Roman" w:cs="Times New Roman"/>
           <w:color w:val="000000" w:themeColor="text1"/>
+          <w:lang w:val="ru-RU"/>
         </w:rPr>
       </w:pPr>
       <w:proofErr w:type="spellStart"/>
@@ -4655,8 +4840,81 @@
           <w:color w:val="000000" w:themeColor="text1"/>
           <w:sz w:val="28"/>
           <w:szCs w:val="28"/>
-        </w:rPr>
-        <w:t>.</w:t>
+          <w:lang w:val="ru-RU"/>
+        </w:rPr>
+        <w:t>,</w:t>
+      </w:r>
+    </w:p>
+    <w:p>
+      <w:pPr>
+        <w:pStyle w:val="a"/>
+        <w:numPr>
+          <w:ilvl w:val="0"/>
+          <w:numId w:val="10"/>
+        </w:numPr>
+        <w:tabs>
+          <w:tab w:val="clear" w:pos="360"/>
+          <w:tab w:val="num" w:pos="0"/>
+        </w:tabs>
+        <w:ind w:left="567" w:firstLine="284"/>
+        <w:jc w:val="both"/>
+        <w:rPr>
+          <w:rFonts w:cs="Times New Roman"/>
+          <w:color w:val="000000" w:themeColor="text1"/>
+          <w:sz w:val="28"/>
+          <w:szCs w:val="28"/>
+        </w:rPr>
+      </w:pPr>
+      <w:r>
+        <w:rPr>
+          <w:rFonts w:cs="Times New Roman"/>
+          <w:color w:val="000000" w:themeColor="text1"/>
+          <w:sz w:val="28"/>
+          <w:szCs w:val="28"/>
+          <w:lang w:val="ru-RU"/>
+        </w:rPr>
+        <w:t>Включить блок питания</w:t>
+      </w:r>
+      <w:r>
+        <w:rPr>
+          <w:rFonts w:cs="Times New Roman"/>
+          <w:color w:val="000000" w:themeColor="text1"/>
+          <w:sz w:val="28"/>
+          <w:szCs w:val="28"/>
+          <w:lang w:val="ru-RU"/>
+        </w:rPr>
+        <w:t>,</w:t>
+      </w:r>
+    </w:p>
+    <w:p>
+      <w:pPr>
+        <w:pStyle w:val="a"/>
+        <w:numPr>
+          <w:ilvl w:val="0"/>
+          <w:numId w:val="10"/>
+        </w:numPr>
+        <w:tabs>
+          <w:tab w:val="clear" w:pos="360"/>
+          <w:tab w:val="num" w:pos="0"/>
+        </w:tabs>
+        <w:ind w:left="567" w:firstLine="284"/>
+        <w:jc w:val="both"/>
+        <w:rPr>
+          <w:rFonts w:cs="Times New Roman"/>
+          <w:color w:val="000000" w:themeColor="text1"/>
+          <w:sz w:val="28"/>
+          <w:szCs w:val="28"/>
+        </w:rPr>
+      </w:pPr>
+      <w:r>
+        <w:rPr>
+          <w:rFonts w:cs="Times New Roman"/>
+          <w:color w:val="000000" w:themeColor="text1"/>
+          <w:sz w:val="28"/>
+          <w:szCs w:val="28"/>
+          <w:lang w:val="ru-RU"/>
+        </w:rPr>
+        <w:t>Включить генератор и мультиметр,</w:t>
       </w:r>
     </w:p>
     <w:p>
@@ -4788,7 +5046,16 @@
           <w:szCs w:val="28"/>
           <w:lang w:val="ru-RU"/>
         </w:rPr>
-        <w:t>Включить блок питания.</w:t>
+        <w:t xml:space="preserve">Нажать </w:t>
+      </w:r>
+      <w:r>
+        <w:rPr>
+          <w:rFonts w:cs="Times New Roman"/>
+          <w:color w:val="000000" w:themeColor="text1"/>
+          <w:sz w:val="28"/>
+          <w:szCs w:val="28"/>
+        </w:rPr>
+        <w:t>“Enter”</w:t>
       </w:r>
     </w:p>
     <w:p>
@@ -4816,7 +5083,6 @@
           <w:szCs w:val="28"/>
           <w:lang w:val="ru-RU"/>
         </w:rPr>
-        <w:lastRenderedPageBreak/>
         <w:t xml:space="preserve">Дождаться чтения </w:t>
       </w:r>
       <w:r>
@@ -4990,7 +5256,7 @@
 </file>
 
 <file path=word/numbering.xml><?xml version="1.0" encoding="utf-8"?>
-<w:numbering xmlns:wpc="http://schemas.microsoft.com/office/word/2010/wordprocessingCanvas" xmlns:cx="http://schemas.microsoft.com/office/drawing/2014/chartex" xmlns:cx1="http://schemas.microsoft.com/office/drawing/2015/9/8/chartex" xmlns:cx2="http://schemas.microsoft.com/office/drawing/2015/10/21/chartex" xmlns:cx3="http://schemas.microsoft.com/office/drawing/2016/5/9/chartex" xmlns:cx4="http://schemas.microsoft.com/office/drawing/2016/5/10/chartex" xmlns:cx5="http://schemas.microsoft.com/office/drawing/2016/5/11/chartex" xmlns:cx6="http://schemas.microsoft.com/office/drawing/2016/5/12/chartex" xmlns:cx7="http://schemas.microsoft.com/office/drawing/2016/5/13/chartex" xmlns:cx8="http://schemas.microsoft.com/office/drawing/2016/5/14/chartex" xmlns:mc="http://schemas.openxmlformats.org/markup-compatibility/2006" xmlns:m="http://schemas.openxmlformats.org/officeDocument/2006/math" xmlns:aink="http://schemas.microsoft.com/office/drawing/2016/ink" xmlns:am3d="http://schemas.microsoft.com/office/drawing/2017/model3d" xmlns:oel="http://schemas.microsoft.com/office/2019/extlst" xmlns:r="http://schemas.openxmlformats.org/officeDocument/2006/relationships" xmlns:wp14="http://schemas.microsoft.com/office/word/2010/wordprocessingDrawing" xmlns:wp="http://schemas.openxmlformats.org/drawingml/2006/wordprocessingDrawing" xmlns:wpg="http://schemas.microsoft.com/office/word/2010/wordprocessingGroup" xmlns:wpi="http://schemas.microsoft.com/office/word/2010/wordprocessingInk" xmlns:wps="http://schemas.microsoft.com/office/word/2010/wordprocessingShape" xmlns:o="urn:schemas-microsoft-com:office:office" xmlns:v="urn:schemas-microsoft-com:vml" xmlns:w10="urn:schemas-microsoft-com:office:word" xmlns:w="http://schemas.openxmlformats.org/wordprocessingml/2006/main" xmlns:w14="http://schemas.microsoft.com/office/word/2010/wordml" xmlns:w15="http://schemas.microsoft.com/office/word/2012/wordml" xmlns:w16cei="http://schemas.microsoft.com/office/word/2026/wordml/cei" xmlns:w16cex="http://schemas.microsoft.com/office/word/2018/wordml/cex" xmlns:w16cid="http://schemas.microsoft.com/office/word/2016/wordml/cid" xmlns:w16="http://schemas.microsoft.com/office/word/2018/wordml" xmlns:w16sdtdh="http://schemas.microsoft.com/office/word/2020/wordml/sdtdatahash" xmlns:w16sdtfl="http://schemas.microsoft.com/office/word/2024/wordml/sdtformatlock" xmlns:w16se="http://schemas.microsoft.com/office/word/2015/wordml/symex" xmlns:w16du="http://schemas.microsoft.com/office/word/2023/wordml/word16du" xmlns:wne="http://schemas.microsoft.com/office/word/2006/wordml" mc:Ignorable="w14 w15 w16se w16cid w16 w16cex w16sdtdh w16sdtfl w16du wp14">
+<w:numbering xmlns:wpc="http://schemas.microsoft.com/office/word/2010/wordprocessingCanvas" xmlns:cx="http://schemas.microsoft.com/office/drawing/2014/chartex" xmlns:cx1="http://schemas.microsoft.com/office/drawing/2015/9/8/chartex" xmlns:cx2="http://schemas.microsoft.com/office/drawing/2015/10/21/chartex" xmlns:cx3="http://schemas.microsoft.com/office/drawing/2016/5/9/chartex" xmlns:cx4="http://schemas.microsoft.com/office/drawing/2016/5/10/chartex" xmlns:cx5="http://schemas.microsoft.com/office/drawing/2016/5/11/chartex" xmlns:cx6="http://schemas.microsoft.com/office/drawing/2016/5/12/chartex" xmlns:cx7="http://schemas.microsoft.com/office/drawing/2016/5/13/chartex" xmlns:cx8="http://schemas.microsoft.com/office/drawing/2016/5/14/chartex" xmlns:mc="http://schemas.openxmlformats.org/markup-compatibility/2006" xmlns:m="http://schemas.openxmlformats.org/officeDocument/2006/math" xmlns:aink="http://schemas.microsoft.com/office/drawing/2016/ink" xmlns:am3d="http://schemas.microsoft.com/office/drawing/2017/model3d" xmlns:oel="http://schemas.microsoft.com/office/2019/extlst" xmlns:r="http://schemas.openxmlformats.org/officeDocument/2006/relationships" xmlns:wp14="http://schemas.microsoft.com/office/word/2010/wordprocessingDrawing" xmlns:wp="http://schemas.openxmlformats.org/drawingml/2006/wordprocessingDrawing" xmlns:wpg="http://schemas.microsoft.com/office/word/2010/wordprocessingGroup" xmlns:wpi="http://schemas.microsoft.com/office/word/2010/wordprocessingInk" xmlns:wps="http://schemas.microsoft.com/office/word/2010/wordprocessingShape" xmlns:o="urn:schemas-microsoft-com:office:office" xmlns:v="urn:schemas-microsoft-com:vml" xmlns:w10="urn:schemas-microsoft-com:office:word" xmlns:w="http://schemas.openxmlformats.org/wordprocessingml/2006/main" xmlns:w14="http://schemas.microsoft.com/office/word/2010/wordml" xmlns:w15="http://schemas.microsoft.com/office/word/2012/wordml" xmlns:w16cex="http://schemas.microsoft.com/office/word/2018/wordml/cex" xmlns:w16cid="http://schemas.microsoft.com/office/word/2016/wordml/cid" xmlns:w16="http://schemas.microsoft.com/office/word/2018/wordml" xmlns:w16sdtdh="http://schemas.microsoft.com/office/word/2020/wordml/sdtdatahash" xmlns:w16sdtfl="http://schemas.microsoft.com/office/word/2024/wordml/sdtformatlock" xmlns:w16se="http://schemas.microsoft.com/office/word/2015/wordml/symex" xmlns:w16du="http://schemas.microsoft.com/office/word/2023/wordml/word16du" xmlns:wne="http://schemas.microsoft.com/office/word/2006/wordml" mc:Ignorable="w14 w15 w16se w16cid w16 w16cex w16sdtdh w16sdtfl w16du wp14">
   <w:abstractNum w:abstractNumId="0" w15:restartNumberingAfterBreak="0">
     <w:nsid w:val="FFFFFF7C"/>
     <w:multiLevelType w:val="singleLevel"/>
@@ -5389,6 +5655,95 @@
       <w:rPr>
         <w:rFonts w:ascii="Wingdings" w:hAnsi="Wingdings" w:hint="default"/>
       </w:rPr>
+    </w:lvl>
+  </w:abstractNum>
+  <w:abstractNum w:abstractNumId="11" w15:restartNumberingAfterBreak="0">
+    <w:nsid w:val="5B58097D"/>
+    <w:multiLevelType w:val="hybridMultilevel"/>
+    <w:tmpl w:val="850A3B0E"/>
+    <w:lvl w:ilvl="0" w:tplc="0419000F">
+      <w:start w:val="1"/>
+      <w:numFmt w:val="decimal"/>
+      <w:lvlText w:val="%1."/>
+      <w:lvlJc w:val="left"/>
+      <w:pPr>
+        <w:ind w:left="720" w:hanging="360"/>
+      </w:pPr>
+      <w:rPr>
+        <w:rFonts w:hint="default"/>
+      </w:rPr>
+    </w:lvl>
+    <w:lvl w:ilvl="1" w:tplc="04190019" w:tentative="1">
+      <w:start w:val="1"/>
+      <w:numFmt w:val="lowerLetter"/>
+      <w:lvlText w:val="%2."/>
+      <w:lvlJc w:val="left"/>
+      <w:pPr>
+        <w:ind w:left="1440" w:hanging="360"/>
+      </w:pPr>
+    </w:lvl>
+    <w:lvl w:ilvl="2" w:tplc="0419001B" w:tentative="1">
+      <w:start w:val="1"/>
+      <w:numFmt w:val="lowerRoman"/>
+      <w:lvlText w:val="%3."/>
+      <w:lvlJc w:val="right"/>
+      <w:pPr>
+        <w:ind w:left="2160" w:hanging="180"/>
+      </w:pPr>
+    </w:lvl>
+    <w:lvl w:ilvl="3" w:tplc="0419000F" w:tentative="1">
+      <w:start w:val="1"/>
+      <w:numFmt w:val="decimal"/>
+      <w:lvlText w:val="%4."/>
+      <w:lvlJc w:val="left"/>
+      <w:pPr>
+        <w:ind w:left="2880" w:hanging="360"/>
+      </w:pPr>
+    </w:lvl>
+    <w:lvl w:ilvl="4" w:tplc="04190019" w:tentative="1">
+      <w:start w:val="1"/>
+      <w:numFmt w:val="lowerLetter"/>
+      <w:lvlText w:val="%5."/>
+      <w:lvlJc w:val="left"/>
+      <w:pPr>
+        <w:ind w:left="3600" w:hanging="360"/>
+      </w:pPr>
+    </w:lvl>
+    <w:lvl w:ilvl="5" w:tplc="0419001B" w:tentative="1">
+      <w:start w:val="1"/>
+      <w:numFmt w:val="lowerRoman"/>
+      <w:lvlText w:val="%6."/>
+      <w:lvlJc w:val="right"/>
+      <w:pPr>
+        <w:ind w:left="4320" w:hanging="180"/>
+      </w:pPr>
+    </w:lvl>
+    <w:lvl w:ilvl="6" w:tplc="0419000F" w:tentative="1">
+      <w:start w:val="1"/>
+      <w:numFmt w:val="decimal"/>
+      <w:lvlText w:val="%7."/>
+      <w:lvlJc w:val="left"/>
+      <w:pPr>
+        <w:ind w:left="5040" w:hanging="360"/>
+      </w:pPr>
+    </w:lvl>
+    <w:lvl w:ilvl="7" w:tplc="04190019" w:tentative="1">
+      <w:start w:val="1"/>
+      <w:numFmt w:val="lowerLetter"/>
+      <w:lvlText w:val="%8."/>
+      <w:lvlJc w:val="left"/>
+      <w:pPr>
+        <w:ind w:left="5760" w:hanging="360"/>
+      </w:pPr>
+    </w:lvl>
+    <w:lvl w:ilvl="8" w:tplc="0419001B" w:tentative="1">
+      <w:start w:val="1"/>
+      <w:numFmt w:val="lowerRoman"/>
+      <w:lvlText w:val="%9."/>
+      <w:lvlJc w:val="right"/>
+      <w:pPr>
+        <w:ind w:left="6480" w:hanging="180"/>
+      </w:pPr>
     </w:lvl>
   </w:abstractNum>
   <w:num w:numId="1" w16cid:durableId="614480276">
@@ -5441,6 +5796,9 @@
   </w:num>
   <w:num w:numId="14" w16cid:durableId="785931941">
     <w:abstractNumId w:val="10"/>
+  </w:num>
+  <w:num w:numId="15" w16cid:durableId="1615822420">
+    <w:abstractNumId w:val="11"/>
   </w:num>
 </w:numbering>
 </file>
